--- a/Knowledge/3-Work knowledge/1-Software Engineering/2-General Technologies/2-Version Control System/1-Git, GitHub and GitLab/5-My Source/15-GitHub CLI.docx
+++ b/Knowledge/3-Work knowledge/1-Software Engineering/2-General Technologies/2-Version Control System/1-Git, GitHub and GitLab/5-My Source/15-GitHub CLI.docx
@@ -16218,238 +16218,284 @@
       </w:pPr>
       <w:r>
         <w:rPr>
-          <w:rFonts w:ascii="Arial" w:eastAsia="Arial" w:hAnsi="Arial" w:cs="Arial"/>
-          <w:b/>
-          <w:bCs/>
-          <w:sz w:val="18"/>
-          <w:szCs w:val="18"/>
+          <w:rFonts w:ascii="Arial" w:hAnsi="Arial"/>
+          <w:b/>
+          <w:sz w:val="18"/>
           <w:highlight w:val="lightGray"/>
         </w:rPr>
         <w:t xml:space="preserve"># Source: </w:t>
       </w:r>
-      <w:proofErr w:type="spellStart"/>
-      <w:r>
-        <w:rPr>
-          <w:rFonts w:ascii="Arial" w:eastAsia="Arial" w:hAnsi="Arial" w:cs="Arial"/>
-          <w:b/>
-          <w:bCs/>
-          <w:sz w:val="18"/>
-          <w:szCs w:val="18"/>
-          <w:highlight w:val="lightGray"/>
-        </w:rPr>
-        <w:t>ScreenShots</w:t>
-      </w:r>
-      <w:proofErr w:type="spellEnd"/>
-      <w:r>
-        <w:rPr>
-          <w:rFonts w:ascii="Arial" w:eastAsia="Arial" w:hAnsi="Arial" w:cs="Arial"/>
-          <w:sz w:val="18"/>
-          <w:szCs w:val="18"/>
+      <w:r>
+        <w:rPr>
+          <w:rFonts w:ascii="Arial" w:hAnsi="Arial" w:eastAsia="Arial" w:cs="Arial"/>
+          <w:b/>
+          <w:i w:val="0"/>
+          <w:color w:val="000000"/>
+          <w:sz w:val="18"/>
+          <w:highlight w:val="lightGray"/>
+        </w:rPr>
+        <w:t>S</w:t>
+      </w:r>
+      <w:r>
+        <w:rPr>
+          <w:rFonts w:ascii="Arial" w:hAnsi="Arial" w:eastAsia="Arial" w:cs="Arial"/>
+          <w:b/>
+          <w:i w:val="0"/>
+          <w:color w:val="000000"/>
+          <w:sz w:val="18"/>
+          <w:highlight w:val="lightGray"/>
+        </w:rPr>
+        <w:t>c</w:t>
+      </w:r>
+      <w:r>
+        <w:rPr>
+          <w:rFonts w:ascii="Arial" w:hAnsi="Arial" w:eastAsia="Arial" w:cs="Arial"/>
+          <w:b/>
+          <w:i w:val="0"/>
+          <w:color w:val="000000"/>
+          <w:sz w:val="18"/>
+          <w:highlight w:val="lightGray"/>
+        </w:rPr>
+        <w:t>r</w:t>
+      </w:r>
+      <w:r>
+        <w:rPr>
+          <w:rFonts w:ascii="Arial" w:hAnsi="Arial" w:eastAsia="Arial" w:cs="Arial"/>
+          <w:b/>
+          <w:i w:val="0"/>
+          <w:color w:val="000000"/>
+          <w:sz w:val="18"/>
+          <w:highlight w:val="lightGray"/>
+        </w:rPr>
+        <w:t>e</w:t>
+      </w:r>
+      <w:r>
+        <w:rPr>
+          <w:rFonts w:ascii="Arial" w:hAnsi="Arial" w:eastAsia="Arial" w:cs="Arial"/>
+          <w:b/>
+          <w:i w:val="0"/>
+          <w:color w:val="000000"/>
+          <w:sz w:val="18"/>
+          <w:highlight w:val="lightGray"/>
+        </w:rPr>
+        <w:t>e</w:t>
+      </w:r>
+      <w:r>
+        <w:rPr>
+          <w:rFonts w:ascii="Arial" w:hAnsi="Arial" w:eastAsia="Arial" w:cs="Arial"/>
+          <w:b/>
+          <w:i w:val="0"/>
+          <w:color w:val="000000"/>
+          <w:sz w:val="18"/>
+          <w:highlight w:val="lightGray"/>
+        </w:rPr>
+        <w:t>n</w:t>
+      </w:r>
+      <w:r>
+        <w:rPr>
+          <w:rFonts w:ascii="Arial" w:hAnsi="Arial" w:eastAsia="Arial" w:cs="Arial"/>
+          <w:b/>
+          <w:i w:val="0"/>
+          <w:color w:val="000000"/>
+          <w:sz w:val="18"/>
+          <w:highlight w:val="lightGray"/>
+        </w:rPr>
+        <w:t>S</w:t>
+      </w:r>
+      <w:r>
+        <w:rPr>
+          <w:rFonts w:ascii="Arial" w:hAnsi="Arial" w:eastAsia="Arial" w:cs="Arial"/>
+          <w:b/>
+          <w:i w:val="0"/>
+          <w:color w:val="000000"/>
+          <w:sz w:val="18"/>
+          <w:highlight w:val="lightGray"/>
+        </w:rPr>
+        <w:t>h</w:t>
+      </w:r>
+      <w:r>
+        <w:rPr>
+          <w:rFonts w:ascii="Arial" w:hAnsi="Arial" w:eastAsia="Arial" w:cs="Arial"/>
+          <w:b/>
+          <w:i w:val="0"/>
+          <w:color w:val="000000"/>
+          <w:sz w:val="18"/>
+          <w:highlight w:val="lightGray"/>
+        </w:rPr>
+        <w:t>o</w:t>
+      </w:r>
+      <w:r>
+        <w:rPr>
+          <w:rFonts w:ascii="Arial" w:hAnsi="Arial" w:eastAsia="Arial" w:cs="Arial"/>
+          <w:b/>
+          <w:i w:val="0"/>
+          <w:color w:val="000000"/>
+          <w:sz w:val="18"/>
+          <w:highlight w:val="lightGray"/>
+        </w:rPr>
+        <w:t>t</w:t>
+      </w:r>
+      <w:r>
+        <w:rPr>
+          <w:rFonts w:ascii="Arial" w:hAnsi="Arial"/>
+          <w:sz w:val="18"/>
           <w:highlight w:val="lightGray"/>
         </w:rPr>
         <w:t xml:space="preserve"> </w:t>
       </w:r>
       <w:r>
         <w:rPr>
-          <w:rFonts w:ascii="Arial" w:eastAsia="Arial" w:hAnsi="Arial" w:cs="Arial"/>
-          <w:b/>
-          <w:bCs/>
-          <w:sz w:val="18"/>
-          <w:szCs w:val="18"/>
+          <w:rFonts w:ascii="Arial" w:hAnsi="Arial"/>
+          <w:b/>
+          <w:sz w:val="18"/>
           <w:highlight w:val="lightGray"/>
         </w:rPr>
         <w:t>Source</w:t>
       </w:r>
       <w:r>
         <w:rPr>
-          <w:rFonts w:ascii="Arial" w:eastAsia="Arial" w:hAnsi="Arial" w:cs="Arial"/>
-          <w:sz w:val="18"/>
-          <w:szCs w:val="18"/>
+          <w:rFonts w:ascii="Arial" w:hAnsi="Arial"/>
+          <w:sz w:val="18"/>
           <w:highlight w:val="lightGray"/>
         </w:rPr>
         <w:t xml:space="preserve">: </w:t>
       </w:r>
       <w:r>
         <w:rPr>
-          <w:rFonts w:ascii="Arial" w:eastAsia="Arial" w:hAnsi="Arial" w:cs="Arial"/>
-          <w:b/>
-          <w:bCs/>
-          <w:sz w:val="18"/>
-          <w:szCs w:val="18"/>
+          <w:rFonts w:ascii="Arial" w:hAnsi="Arial"/>
+          <w:b/>
+          <w:sz w:val="18"/>
           <w:highlight w:val="lightGray"/>
         </w:rPr>
         <w:t>Provided by:</w:t>
       </w:r>
       <w:r>
         <w:rPr>
-          <w:rFonts w:ascii="Arial" w:eastAsia="Arial" w:hAnsi="Arial" w:cs="Arial"/>
-          <w:sz w:val="18"/>
-          <w:szCs w:val="18"/>
+          <w:rFonts w:ascii="Arial" w:hAnsi="Arial"/>
+          <w:sz w:val="18"/>
           <w:highlight w:val="lightGray"/>
         </w:rPr>
         <w:t xml:space="preserve"> [Persons Table -&gt; ID Column: 1, </w:t>
       </w:r>
-      <w:proofErr w:type="spellStart"/>
-      <w:r>
-        <w:rPr>
-          <w:rFonts w:ascii="Arial" w:eastAsia="Arial" w:hAnsi="Arial" w:cs="Arial"/>
-          <w:sz w:val="18"/>
-          <w:szCs w:val="18"/>
+      <w:r>
+        <w:rPr>
+          <w:rFonts w:ascii="Arial" w:hAnsi="Arial"/>
+          <w:sz w:val="18"/>
           <w:highlight w:val="lightGray"/>
         </w:rPr>
         <w:t>Name_En</w:t>
       </w:r>
-      <w:proofErr w:type="spellEnd"/>
-      <w:r>
-        <w:rPr>
-          <w:rFonts w:ascii="Arial" w:eastAsia="Arial" w:hAnsi="Arial" w:cs="Arial"/>
-          <w:sz w:val="18"/>
-          <w:szCs w:val="18"/>
+      <w:r>
+        <w:rPr>
+          <w:rFonts w:ascii="Arial" w:hAnsi="Arial"/>
+          <w:sz w:val="18"/>
           <w:highlight w:val="lightGray"/>
         </w:rPr>
         <w:t xml:space="preserve"> Column: Motasem Essam] -&gt; </w:t>
       </w:r>
       <w:r>
         <w:rPr>
-          <w:rFonts w:ascii="Arial" w:eastAsia="Arial" w:hAnsi="Arial" w:cs="Arial"/>
-          <w:b/>
-          <w:bCs/>
-          <w:sz w:val="18"/>
-          <w:szCs w:val="18"/>
+          <w:rFonts w:ascii="Arial" w:hAnsi="Arial"/>
+          <w:b/>
+          <w:sz w:val="18"/>
           <w:highlight w:val="lightGray"/>
         </w:rPr>
         <w:t>Tool:</w:t>
       </w:r>
       <w:r>
         <w:rPr>
-          <w:rFonts w:ascii="Arial" w:eastAsia="Arial" w:hAnsi="Arial" w:cs="Arial"/>
-          <w:sz w:val="18"/>
-          <w:szCs w:val="18"/>
+          <w:rFonts w:ascii="Arial" w:hAnsi="Arial"/>
+          <w:sz w:val="18"/>
           <w:highlight w:val="lightGray"/>
         </w:rPr>
         <w:t xml:space="preserve"> [</w:t>
       </w:r>
-      <w:proofErr w:type="spellStart"/>
-      <w:r>
-        <w:rPr>
-          <w:rFonts w:ascii="Arial" w:eastAsia="Arial" w:hAnsi="Arial" w:cs="Arial"/>
-          <w:sz w:val="18"/>
-          <w:szCs w:val="18"/>
+      <w:r>
+        <w:rPr>
+          <w:rFonts w:ascii="Arial" w:hAnsi="Arial"/>
+          <w:sz w:val="18"/>
           <w:highlight w:val="lightGray"/>
         </w:rPr>
         <w:t>Lightshot</w:t>
       </w:r>
-      <w:proofErr w:type="spellEnd"/>
-      <w:r>
-        <w:rPr>
-          <w:rFonts w:ascii="Arial" w:eastAsia="Arial" w:hAnsi="Arial" w:cs="Arial"/>
-          <w:sz w:val="18"/>
-          <w:szCs w:val="18"/>
+      <w:r>
+        <w:rPr>
+          <w:rFonts w:ascii="Arial" w:hAnsi="Arial"/>
+          <w:sz w:val="18"/>
           <w:highlight w:val="lightGray"/>
         </w:rPr>
         <w:t xml:space="preserve"> Program] -&gt; </w:t>
       </w:r>
       <w:r>
         <w:rPr>
-          <w:rFonts w:ascii="Arial" w:eastAsia="Arial" w:hAnsi="Arial" w:cs="Arial"/>
-          <w:b/>
-          <w:bCs/>
-          <w:sz w:val="18"/>
-          <w:szCs w:val="18"/>
+          <w:rFonts w:ascii="Arial" w:hAnsi="Arial"/>
+          <w:b/>
+          <w:sz w:val="18"/>
           <w:highlight w:val="lightGray"/>
         </w:rPr>
         <w:t xml:space="preserve">From </w:t>
       </w:r>
       <w:r>
         <w:rPr>
-          <w:rFonts w:ascii="Arial" w:eastAsia="Arial" w:hAnsi="Arial" w:cs="Arial"/>
-          <w:sz w:val="18"/>
-          <w:szCs w:val="18"/>
+          <w:rFonts w:ascii="Arial" w:hAnsi="Arial"/>
+          <w:sz w:val="18"/>
           <w:highlight w:val="lightGray"/>
         </w:rPr>
         <w:t xml:space="preserve">[Site: Google Search: All: GitHub CLI] </w:t>
       </w:r>
       <w:r>
         <w:rPr>
-          <w:rFonts w:ascii="Arial" w:eastAsia="Arial" w:hAnsi="Arial" w:cs="Arial"/>
-          <w:b/>
-          <w:bCs/>
-          <w:sz w:val="18"/>
-          <w:szCs w:val="18"/>
+          <w:rFonts w:ascii="Arial" w:hAnsi="Arial"/>
+          <w:b/>
+          <w:sz w:val="18"/>
           <w:highlight w:val="lightGray"/>
         </w:rPr>
         <w:t>on</w:t>
       </w:r>
       <w:r>
         <w:rPr>
-          <w:rFonts w:ascii="Arial" w:eastAsia="Arial" w:hAnsi="Arial" w:cs="Arial"/>
-          <w:sz w:val="18"/>
-          <w:szCs w:val="18"/>
+          <w:rFonts w:ascii="Arial" w:hAnsi="Arial"/>
+          <w:sz w:val="18"/>
           <w:highlight w:val="lightGray"/>
         </w:rPr>
         <w:t xml:space="preserve"> [</w:t>
       </w:r>
       <w:r>
         <w:rPr>
-          <w:rFonts w:ascii="Arial" w:eastAsia="Arial" w:hAnsi="Arial" w:cs="Arial"/>
-          <w:bCs/>
-          <w:kern w:val="0"/>
-          <w:sz w:val="18"/>
-          <w:szCs w:val="14"/>
-          <w:highlight w:val="lightGray"/>
-          <w:shd w:val="clear" w:color="auto" w:fill="B7B7B7"/>
-          <w:lang w:val="en"/>
-          <w14:ligatures w14:val="none"/>
+          <w:rFonts w:ascii="Arial" w:hAnsi="Arial"/>
+          <w:sz w:val="18"/>
+          <w:highlight w:val="lightGray"/>
         </w:rPr>
         <w:t>3</w:t>
       </w:r>
       <w:r>
         <w:rPr>
-          <w:rFonts w:ascii="Arial" w:eastAsia="Arial" w:hAnsi="Arial" w:cs="Arial"/>
-          <w:bCs/>
-          <w:kern w:val="0"/>
-          <w:sz w:val="18"/>
-          <w:szCs w:val="14"/>
-          <w:highlight w:val="lightGray"/>
-          <w:shd w:val="clear" w:color="auto" w:fill="B7B7B7"/>
-          <w:lang w:val="en"/>
-          <w14:ligatures w14:val="none"/>
+          <w:rFonts w:ascii="Arial" w:hAnsi="Arial"/>
+          <w:sz w:val="18"/>
+          <w:highlight w:val="lightGray"/>
         </w:rPr>
         <w:t>/</w:t>
       </w:r>
       <w:r>
         <w:rPr>
-          <w:rFonts w:ascii="Arial" w:eastAsia="Arial" w:hAnsi="Arial" w:cs="Arial"/>
-          <w:bCs/>
-          <w:kern w:val="0"/>
-          <w:sz w:val="18"/>
-          <w:szCs w:val="14"/>
-          <w:highlight w:val="lightGray"/>
-          <w:shd w:val="clear" w:color="auto" w:fill="B7B7B7"/>
-          <w:lang w:val="en"/>
-          <w14:ligatures w14:val="none"/>
+          <w:rFonts w:ascii="Arial" w:hAnsi="Arial"/>
+          <w:sz w:val="18"/>
+          <w:highlight w:val="lightGray"/>
         </w:rPr>
         <w:t>6</w:t>
       </w:r>
       <w:r>
         <w:rPr>
-          <w:rFonts w:ascii="Arial" w:eastAsia="Arial" w:hAnsi="Arial" w:cs="Arial"/>
-          <w:bCs/>
-          <w:kern w:val="0"/>
-          <w:sz w:val="18"/>
-          <w:szCs w:val="14"/>
-          <w:highlight w:val="lightGray"/>
-          <w:shd w:val="clear" w:color="auto" w:fill="B7B7B7"/>
-          <w:lang w:val="en"/>
-          <w14:ligatures w14:val="none"/>
+          <w:rFonts w:ascii="Arial" w:hAnsi="Arial"/>
+          <w:sz w:val="18"/>
+          <w:highlight w:val="lightGray"/>
         </w:rPr>
         <w:t>/2026</w:t>
       </w:r>
       <w:r>
         <w:rPr>
-          <w:rFonts w:ascii="Arial" w:eastAsia="Arial" w:hAnsi="Arial" w:cs="Arial"/>
-          <w:sz w:val="18"/>
-          <w:szCs w:val="18"/>
+          <w:rFonts w:ascii="Arial" w:hAnsi="Arial"/>
+          <w:sz w:val="18"/>
           <w:highlight w:val="lightGray"/>
         </w:rPr>
         <w:t>]</w:t>
@@ -16565,7 +16611,117 @@
           <w:sz w:val="18"/>
           <w:highlight w:val="lightGray"/>
         </w:rPr>
-        <w:t># Source: ScreenShots</w:t>
+        <w:t xml:space="preserve"># Source: </w:t>
+      </w:r>
+      <w:r>
+        <w:rPr>
+          <w:rFonts w:ascii="Arial" w:hAnsi="Arial" w:eastAsia="Arial" w:cs="Arial"/>
+          <w:b/>
+          <w:i w:val="0"/>
+          <w:color w:val="000000"/>
+          <w:sz w:val="18"/>
+          <w:highlight w:val="lightGray"/>
+        </w:rPr>
+        <w:t>S</w:t>
+      </w:r>
+      <w:r>
+        <w:rPr>
+          <w:rFonts w:ascii="Arial" w:hAnsi="Arial" w:eastAsia="Arial" w:cs="Arial"/>
+          <w:b/>
+          <w:i w:val="0"/>
+          <w:color w:val="000000"/>
+          <w:sz w:val="18"/>
+          <w:highlight w:val="lightGray"/>
+        </w:rPr>
+        <w:t>c</w:t>
+      </w:r>
+      <w:r>
+        <w:rPr>
+          <w:rFonts w:ascii="Arial" w:hAnsi="Arial" w:eastAsia="Arial" w:cs="Arial"/>
+          <w:b/>
+          <w:i w:val="0"/>
+          <w:color w:val="000000"/>
+          <w:sz w:val="18"/>
+          <w:highlight w:val="lightGray"/>
+        </w:rPr>
+        <w:t>r</w:t>
+      </w:r>
+      <w:r>
+        <w:rPr>
+          <w:rFonts w:ascii="Arial" w:hAnsi="Arial" w:eastAsia="Arial" w:cs="Arial"/>
+          <w:b/>
+          <w:i w:val="0"/>
+          <w:color w:val="000000"/>
+          <w:sz w:val="18"/>
+          <w:highlight w:val="lightGray"/>
+        </w:rPr>
+        <w:t>e</w:t>
+      </w:r>
+      <w:r>
+        <w:rPr>
+          <w:rFonts w:ascii="Arial" w:hAnsi="Arial" w:eastAsia="Arial" w:cs="Arial"/>
+          <w:b/>
+          <w:i w:val="0"/>
+          <w:color w:val="000000"/>
+          <w:sz w:val="18"/>
+          <w:highlight w:val="lightGray"/>
+        </w:rPr>
+        <w:t>e</w:t>
+      </w:r>
+      <w:r>
+        <w:rPr>
+          <w:rFonts w:ascii="Arial" w:hAnsi="Arial" w:eastAsia="Arial" w:cs="Arial"/>
+          <w:b/>
+          <w:i w:val="0"/>
+          <w:color w:val="000000"/>
+          <w:sz w:val="18"/>
+          <w:highlight w:val="lightGray"/>
+        </w:rPr>
+        <w:t>n</w:t>
+      </w:r>
+      <w:r>
+        <w:rPr>
+          <w:rFonts w:ascii="Arial" w:hAnsi="Arial" w:eastAsia="Arial" w:cs="Arial"/>
+          <w:b/>
+          <w:i w:val="0"/>
+          <w:color w:val="000000"/>
+          <w:sz w:val="18"/>
+          <w:highlight w:val="lightGray"/>
+        </w:rPr>
+        <w:t>S</w:t>
+      </w:r>
+      <w:r>
+        <w:rPr>
+          <w:rFonts w:ascii="Arial" w:hAnsi="Arial" w:eastAsia="Arial" w:cs="Arial"/>
+          <w:b/>
+          <w:i w:val="0"/>
+          <w:color w:val="000000"/>
+          <w:sz w:val="18"/>
+          <w:highlight w:val="lightGray"/>
+        </w:rPr>
+        <w:t>h</w:t>
+      </w:r>
+      <w:r>
+        <w:rPr>
+          <w:rFonts w:ascii="Arial" w:hAnsi="Arial" w:eastAsia="Arial" w:cs="Arial"/>
+          <w:b/>
+          <w:i w:val="0"/>
+          <w:color w:val="000000"/>
+          <w:sz w:val="18"/>
+          <w:highlight w:val="lightGray"/>
+        </w:rPr>
+        <w:t>o</w:t>
+      </w:r>
+      <w:r>
+        <w:rPr>
+          <w:rFonts w:ascii="Arial" w:hAnsi="Arial" w:eastAsia="Arial" w:cs="Arial"/>
+          <w:b/>
+          <w:i w:val="0"/>
+          <w:color w:val="000000"/>
+          <w:sz w:val="18"/>
+          <w:highlight w:val="lightGray"/>
+        </w:rPr>
+        <w:t>t</w:t>
       </w:r>
       <w:r>
         <w:rPr>
@@ -16628,7 +16784,7 @@
       </w:r>
       <w:r>
         <w:rPr>
-          <w:rFonts w:ascii="Arial" w:eastAsia="Arial" w:hAnsi="Arial" w:cs="Arial"/>
+          <w:rFonts w:ascii="Arial" w:hAnsi="Arial"/>
           <w:b/>
           <w:color w:val="000000"/>
           <w:sz w:val="18"/>
@@ -16638,7 +16794,7 @@
       </w:r>
       <w:r>
         <w:rPr>
-          <w:rFonts w:ascii="Arial" w:eastAsia="Arial" w:hAnsi="Arial" w:cs="Arial"/>
+          <w:rFonts w:ascii="Arial" w:hAnsi="Arial"/>
           <w:color w:val="000000"/>
           <w:sz w:val="18"/>
           <w:highlight w:val="lightGray"/>
@@ -16748,7 +16904,117 @@
           <w:sz w:val="18"/>
           <w:highlight w:val="lightGray"/>
         </w:rPr>
-        <w:t># Source: ScreenShots</w:t>
+        <w:t xml:space="preserve"># Source: </w:t>
+      </w:r>
+      <w:r>
+        <w:rPr>
+          <w:rFonts w:ascii="Arial" w:hAnsi="Arial" w:eastAsia="Arial" w:cs="Arial"/>
+          <w:b/>
+          <w:i w:val="0"/>
+          <w:color w:val="000000"/>
+          <w:sz w:val="18"/>
+          <w:highlight w:val="lightGray"/>
+        </w:rPr>
+        <w:t>S</w:t>
+      </w:r>
+      <w:r>
+        <w:rPr>
+          <w:rFonts w:ascii="Arial" w:hAnsi="Arial" w:eastAsia="Arial" w:cs="Arial"/>
+          <w:b/>
+          <w:i w:val="0"/>
+          <w:color w:val="000000"/>
+          <w:sz w:val="18"/>
+          <w:highlight w:val="lightGray"/>
+        </w:rPr>
+        <w:t>c</w:t>
+      </w:r>
+      <w:r>
+        <w:rPr>
+          <w:rFonts w:ascii="Arial" w:hAnsi="Arial" w:eastAsia="Arial" w:cs="Arial"/>
+          <w:b/>
+          <w:i w:val="0"/>
+          <w:color w:val="000000"/>
+          <w:sz w:val="18"/>
+          <w:highlight w:val="lightGray"/>
+        </w:rPr>
+        <w:t>r</w:t>
+      </w:r>
+      <w:r>
+        <w:rPr>
+          <w:rFonts w:ascii="Arial" w:hAnsi="Arial" w:eastAsia="Arial" w:cs="Arial"/>
+          <w:b/>
+          <w:i w:val="0"/>
+          <w:color w:val="000000"/>
+          <w:sz w:val="18"/>
+          <w:highlight w:val="lightGray"/>
+        </w:rPr>
+        <w:t>e</w:t>
+      </w:r>
+      <w:r>
+        <w:rPr>
+          <w:rFonts w:ascii="Arial" w:hAnsi="Arial" w:eastAsia="Arial" w:cs="Arial"/>
+          <w:b/>
+          <w:i w:val="0"/>
+          <w:color w:val="000000"/>
+          <w:sz w:val="18"/>
+          <w:highlight w:val="lightGray"/>
+        </w:rPr>
+        <w:t>e</w:t>
+      </w:r>
+      <w:r>
+        <w:rPr>
+          <w:rFonts w:ascii="Arial" w:hAnsi="Arial" w:eastAsia="Arial" w:cs="Arial"/>
+          <w:b/>
+          <w:i w:val="0"/>
+          <w:color w:val="000000"/>
+          <w:sz w:val="18"/>
+          <w:highlight w:val="lightGray"/>
+        </w:rPr>
+        <w:t>n</w:t>
+      </w:r>
+      <w:r>
+        <w:rPr>
+          <w:rFonts w:ascii="Arial" w:hAnsi="Arial" w:eastAsia="Arial" w:cs="Arial"/>
+          <w:b/>
+          <w:i w:val="0"/>
+          <w:color w:val="000000"/>
+          <w:sz w:val="18"/>
+          <w:highlight w:val="lightGray"/>
+        </w:rPr>
+        <w:t>S</w:t>
+      </w:r>
+      <w:r>
+        <w:rPr>
+          <w:rFonts w:ascii="Arial" w:hAnsi="Arial" w:eastAsia="Arial" w:cs="Arial"/>
+          <w:b/>
+          <w:i w:val="0"/>
+          <w:color w:val="000000"/>
+          <w:sz w:val="18"/>
+          <w:highlight w:val="lightGray"/>
+        </w:rPr>
+        <w:t>h</w:t>
+      </w:r>
+      <w:r>
+        <w:rPr>
+          <w:rFonts w:ascii="Arial" w:hAnsi="Arial" w:eastAsia="Arial" w:cs="Arial"/>
+          <w:b/>
+          <w:i w:val="0"/>
+          <w:color w:val="000000"/>
+          <w:sz w:val="18"/>
+          <w:highlight w:val="lightGray"/>
+        </w:rPr>
+        <w:t>o</w:t>
+      </w:r>
+      <w:r>
+        <w:rPr>
+          <w:rFonts w:ascii="Arial" w:hAnsi="Arial" w:eastAsia="Arial" w:cs="Arial"/>
+          <w:b/>
+          <w:i w:val="0"/>
+          <w:color w:val="000000"/>
+          <w:sz w:val="18"/>
+          <w:highlight w:val="lightGray"/>
+        </w:rPr>
+        <w:t>t</w:t>
       </w:r>
       <w:r>
         <w:rPr>
@@ -16811,7 +17077,7 @@
       </w:r>
       <w:r>
         <w:rPr>
-          <w:rFonts w:ascii="Arial" w:eastAsia="Arial" w:hAnsi="Arial" w:cs="Arial"/>
+          <w:rFonts w:ascii="Arial" w:hAnsi="Arial"/>
           <w:b/>
           <w:color w:val="000000"/>
           <w:sz w:val="18"/>
@@ -16821,7 +17087,7 @@
       </w:r>
       <w:r>
         <w:rPr>
-          <w:rFonts w:ascii="Arial" w:eastAsia="Arial" w:hAnsi="Arial" w:cs="Arial"/>
+          <w:rFonts w:ascii="Arial" w:hAnsi="Arial"/>
           <w:color w:val="000000"/>
           <w:sz w:val="18"/>
           <w:highlight w:val="lightGray"/>
@@ -17100,7 +17366,117 @@
           <w:sz w:val="18"/>
           <w:highlight w:val="lightGray"/>
         </w:rPr>
-        <w:t># Source: ScreenShots</w:t>
+        <w:t xml:space="preserve"># Source: </w:t>
+      </w:r>
+      <w:r>
+        <w:rPr>
+          <w:rFonts w:ascii="Arial" w:hAnsi="Arial" w:eastAsia="Arial" w:cs="Arial"/>
+          <w:b/>
+          <w:i w:val="0"/>
+          <w:color w:val="000000"/>
+          <w:sz w:val="18"/>
+          <w:highlight w:val="lightGray"/>
+        </w:rPr>
+        <w:t>S</w:t>
+      </w:r>
+      <w:r>
+        <w:rPr>
+          <w:rFonts w:ascii="Arial" w:hAnsi="Arial" w:eastAsia="Arial" w:cs="Arial"/>
+          <w:b/>
+          <w:i w:val="0"/>
+          <w:color w:val="000000"/>
+          <w:sz w:val="18"/>
+          <w:highlight w:val="lightGray"/>
+        </w:rPr>
+        <w:t>c</w:t>
+      </w:r>
+      <w:r>
+        <w:rPr>
+          <w:rFonts w:ascii="Arial" w:hAnsi="Arial" w:eastAsia="Arial" w:cs="Arial"/>
+          <w:b/>
+          <w:i w:val="0"/>
+          <w:color w:val="000000"/>
+          <w:sz w:val="18"/>
+          <w:highlight w:val="lightGray"/>
+        </w:rPr>
+        <w:t>r</w:t>
+      </w:r>
+      <w:r>
+        <w:rPr>
+          <w:rFonts w:ascii="Arial" w:hAnsi="Arial" w:eastAsia="Arial" w:cs="Arial"/>
+          <w:b/>
+          <w:i w:val="0"/>
+          <w:color w:val="000000"/>
+          <w:sz w:val="18"/>
+          <w:highlight w:val="lightGray"/>
+        </w:rPr>
+        <w:t>e</w:t>
+      </w:r>
+      <w:r>
+        <w:rPr>
+          <w:rFonts w:ascii="Arial" w:hAnsi="Arial" w:eastAsia="Arial" w:cs="Arial"/>
+          <w:b/>
+          <w:i w:val="0"/>
+          <w:color w:val="000000"/>
+          <w:sz w:val="18"/>
+          <w:highlight w:val="lightGray"/>
+        </w:rPr>
+        <w:t>e</w:t>
+      </w:r>
+      <w:r>
+        <w:rPr>
+          <w:rFonts w:ascii="Arial" w:hAnsi="Arial" w:eastAsia="Arial" w:cs="Arial"/>
+          <w:b/>
+          <w:i w:val="0"/>
+          <w:color w:val="000000"/>
+          <w:sz w:val="18"/>
+          <w:highlight w:val="lightGray"/>
+        </w:rPr>
+        <w:t>n</w:t>
+      </w:r>
+      <w:r>
+        <w:rPr>
+          <w:rFonts w:ascii="Arial" w:hAnsi="Arial" w:eastAsia="Arial" w:cs="Arial"/>
+          <w:b/>
+          <w:i w:val="0"/>
+          <w:color w:val="000000"/>
+          <w:sz w:val="18"/>
+          <w:highlight w:val="lightGray"/>
+        </w:rPr>
+        <w:t>S</w:t>
+      </w:r>
+      <w:r>
+        <w:rPr>
+          <w:rFonts w:ascii="Arial" w:hAnsi="Arial" w:eastAsia="Arial" w:cs="Arial"/>
+          <w:b/>
+          <w:i w:val="0"/>
+          <w:color w:val="000000"/>
+          <w:sz w:val="18"/>
+          <w:highlight w:val="lightGray"/>
+        </w:rPr>
+        <w:t>h</w:t>
+      </w:r>
+      <w:r>
+        <w:rPr>
+          <w:rFonts w:ascii="Arial" w:hAnsi="Arial" w:eastAsia="Arial" w:cs="Arial"/>
+          <w:b/>
+          <w:i w:val="0"/>
+          <w:color w:val="000000"/>
+          <w:sz w:val="18"/>
+          <w:highlight w:val="lightGray"/>
+        </w:rPr>
+        <w:t>o</w:t>
+      </w:r>
+      <w:r>
+        <w:rPr>
+          <w:rFonts w:ascii="Arial" w:hAnsi="Arial" w:eastAsia="Arial" w:cs="Arial"/>
+          <w:b/>
+          <w:i w:val="0"/>
+          <w:color w:val="000000"/>
+          <w:sz w:val="18"/>
+          <w:highlight w:val="lightGray"/>
+        </w:rPr>
+        <w:t>t</w:t>
       </w:r>
       <w:r>
         <w:rPr>
@@ -17163,7 +17539,7 @@
       </w:r>
       <w:r>
         <w:rPr>
-          <w:rFonts w:ascii="Arial" w:eastAsia="Arial" w:hAnsi="Arial" w:cs="Arial"/>
+          <w:rFonts w:ascii="Arial" w:hAnsi="Arial"/>
           <w:b/>
           <w:color w:val="000000"/>
           <w:sz w:val="18"/>
@@ -17173,7 +17549,7 @@
       </w:r>
       <w:r>
         <w:rPr>
-          <w:rFonts w:ascii="Arial" w:eastAsia="Arial" w:hAnsi="Arial" w:cs="Arial"/>
+          <w:rFonts w:ascii="Arial" w:hAnsi="Arial"/>
           <w:color w:val="000000"/>
           <w:sz w:val="18"/>
           <w:highlight w:val="lightGray"/>
@@ -17409,7 +17785,117 @@
           <w:sz w:val="18"/>
           <w:highlight w:val="lightGray"/>
         </w:rPr>
-        <w:t># Source: ScreenShots</w:t>
+        <w:t xml:space="preserve"># Source: </w:t>
+      </w:r>
+      <w:r>
+        <w:rPr>
+          <w:rFonts w:ascii="Arial" w:hAnsi="Arial" w:eastAsia="Arial" w:cs="Arial"/>
+          <w:b/>
+          <w:i w:val="0"/>
+          <w:color w:val="000000"/>
+          <w:sz w:val="18"/>
+          <w:highlight w:val="lightGray"/>
+        </w:rPr>
+        <w:t>S</w:t>
+      </w:r>
+      <w:r>
+        <w:rPr>
+          <w:rFonts w:ascii="Arial" w:hAnsi="Arial" w:eastAsia="Arial" w:cs="Arial"/>
+          <w:b/>
+          <w:i w:val="0"/>
+          <w:color w:val="000000"/>
+          <w:sz w:val="18"/>
+          <w:highlight w:val="lightGray"/>
+        </w:rPr>
+        <w:t>c</w:t>
+      </w:r>
+      <w:r>
+        <w:rPr>
+          <w:rFonts w:ascii="Arial" w:hAnsi="Arial" w:eastAsia="Arial" w:cs="Arial"/>
+          <w:b/>
+          <w:i w:val="0"/>
+          <w:color w:val="000000"/>
+          <w:sz w:val="18"/>
+          <w:highlight w:val="lightGray"/>
+        </w:rPr>
+        <w:t>r</w:t>
+      </w:r>
+      <w:r>
+        <w:rPr>
+          <w:rFonts w:ascii="Arial" w:hAnsi="Arial" w:eastAsia="Arial" w:cs="Arial"/>
+          <w:b/>
+          <w:i w:val="0"/>
+          <w:color w:val="000000"/>
+          <w:sz w:val="18"/>
+          <w:highlight w:val="lightGray"/>
+        </w:rPr>
+        <w:t>e</w:t>
+      </w:r>
+      <w:r>
+        <w:rPr>
+          <w:rFonts w:ascii="Arial" w:hAnsi="Arial" w:eastAsia="Arial" w:cs="Arial"/>
+          <w:b/>
+          <w:i w:val="0"/>
+          <w:color w:val="000000"/>
+          <w:sz w:val="18"/>
+          <w:highlight w:val="lightGray"/>
+        </w:rPr>
+        <w:t>e</w:t>
+      </w:r>
+      <w:r>
+        <w:rPr>
+          <w:rFonts w:ascii="Arial" w:hAnsi="Arial" w:eastAsia="Arial" w:cs="Arial"/>
+          <w:b/>
+          <w:i w:val="0"/>
+          <w:color w:val="000000"/>
+          <w:sz w:val="18"/>
+          <w:highlight w:val="lightGray"/>
+        </w:rPr>
+        <w:t>n</w:t>
+      </w:r>
+      <w:r>
+        <w:rPr>
+          <w:rFonts w:ascii="Arial" w:hAnsi="Arial" w:eastAsia="Arial" w:cs="Arial"/>
+          <w:b/>
+          <w:i w:val="0"/>
+          <w:color w:val="000000"/>
+          <w:sz w:val="18"/>
+          <w:highlight w:val="lightGray"/>
+        </w:rPr>
+        <w:t>S</w:t>
+      </w:r>
+      <w:r>
+        <w:rPr>
+          <w:rFonts w:ascii="Arial" w:hAnsi="Arial" w:eastAsia="Arial" w:cs="Arial"/>
+          <w:b/>
+          <w:i w:val="0"/>
+          <w:color w:val="000000"/>
+          <w:sz w:val="18"/>
+          <w:highlight w:val="lightGray"/>
+        </w:rPr>
+        <w:t>h</w:t>
+      </w:r>
+      <w:r>
+        <w:rPr>
+          <w:rFonts w:ascii="Arial" w:hAnsi="Arial" w:eastAsia="Arial" w:cs="Arial"/>
+          <w:b/>
+          <w:i w:val="0"/>
+          <w:color w:val="000000"/>
+          <w:sz w:val="18"/>
+          <w:highlight w:val="lightGray"/>
+        </w:rPr>
+        <w:t>o</w:t>
+      </w:r>
+      <w:r>
+        <w:rPr>
+          <w:rFonts w:ascii="Arial" w:hAnsi="Arial" w:eastAsia="Arial" w:cs="Arial"/>
+          <w:b/>
+          <w:i w:val="0"/>
+          <w:color w:val="000000"/>
+          <w:sz w:val="18"/>
+          <w:highlight w:val="lightGray"/>
+        </w:rPr>
+        <w:t>t</w:t>
       </w:r>
       <w:r>
         <w:rPr>
@@ -17472,7 +17958,7 @@
       </w:r>
       <w:r>
         <w:rPr>
-          <w:rFonts w:ascii="Arial" w:eastAsia="Arial" w:hAnsi="Arial" w:cs="Arial"/>
+          <w:rFonts w:ascii="Arial" w:hAnsi="Arial"/>
           <w:b/>
           <w:color w:val="000000"/>
           <w:sz w:val="18"/>
@@ -17482,7 +17968,7 @@
       </w:r>
       <w:r>
         <w:rPr>
-          <w:rFonts w:ascii="Arial" w:eastAsia="Arial" w:hAnsi="Arial" w:cs="Arial"/>
+          <w:rFonts w:ascii="Arial" w:hAnsi="Arial"/>
           <w:color w:val="000000"/>
           <w:sz w:val="18"/>
           <w:highlight w:val="lightGray"/>
@@ -18054,7 +18540,117 @@
           <w:sz w:val="18"/>
           <w:highlight w:val="lightGray"/>
         </w:rPr>
-        <w:t># Source: ScreenShots</w:t>
+        <w:t xml:space="preserve"># Source: </w:t>
+      </w:r>
+      <w:r>
+        <w:rPr>
+          <w:rFonts w:ascii="Arial" w:hAnsi="Arial" w:eastAsia="Arial" w:cs="Arial"/>
+          <w:b/>
+          <w:i w:val="0"/>
+          <w:color w:val="000000"/>
+          <w:sz w:val="18"/>
+          <w:highlight w:val="lightGray"/>
+        </w:rPr>
+        <w:t>S</w:t>
+      </w:r>
+      <w:r>
+        <w:rPr>
+          <w:rFonts w:ascii="Arial" w:hAnsi="Arial" w:eastAsia="Arial" w:cs="Arial"/>
+          <w:b/>
+          <w:i w:val="0"/>
+          <w:color w:val="000000"/>
+          <w:sz w:val="18"/>
+          <w:highlight w:val="lightGray"/>
+        </w:rPr>
+        <w:t>c</w:t>
+      </w:r>
+      <w:r>
+        <w:rPr>
+          <w:rFonts w:ascii="Arial" w:hAnsi="Arial" w:eastAsia="Arial" w:cs="Arial"/>
+          <w:b/>
+          <w:i w:val="0"/>
+          <w:color w:val="000000"/>
+          <w:sz w:val="18"/>
+          <w:highlight w:val="lightGray"/>
+        </w:rPr>
+        <w:t>r</w:t>
+      </w:r>
+      <w:r>
+        <w:rPr>
+          <w:rFonts w:ascii="Arial" w:hAnsi="Arial" w:eastAsia="Arial" w:cs="Arial"/>
+          <w:b/>
+          <w:i w:val="0"/>
+          <w:color w:val="000000"/>
+          <w:sz w:val="18"/>
+          <w:highlight w:val="lightGray"/>
+        </w:rPr>
+        <w:t>e</w:t>
+      </w:r>
+      <w:r>
+        <w:rPr>
+          <w:rFonts w:ascii="Arial" w:hAnsi="Arial" w:eastAsia="Arial" w:cs="Arial"/>
+          <w:b/>
+          <w:i w:val="0"/>
+          <w:color w:val="000000"/>
+          <w:sz w:val="18"/>
+          <w:highlight w:val="lightGray"/>
+        </w:rPr>
+        <w:t>e</w:t>
+      </w:r>
+      <w:r>
+        <w:rPr>
+          <w:rFonts w:ascii="Arial" w:hAnsi="Arial" w:eastAsia="Arial" w:cs="Arial"/>
+          <w:b/>
+          <w:i w:val="0"/>
+          <w:color w:val="000000"/>
+          <w:sz w:val="18"/>
+          <w:highlight w:val="lightGray"/>
+        </w:rPr>
+        <w:t>n</w:t>
+      </w:r>
+      <w:r>
+        <w:rPr>
+          <w:rFonts w:ascii="Arial" w:hAnsi="Arial" w:eastAsia="Arial" w:cs="Arial"/>
+          <w:b/>
+          <w:i w:val="0"/>
+          <w:color w:val="000000"/>
+          <w:sz w:val="18"/>
+          <w:highlight w:val="lightGray"/>
+        </w:rPr>
+        <w:t>S</w:t>
+      </w:r>
+      <w:r>
+        <w:rPr>
+          <w:rFonts w:ascii="Arial" w:hAnsi="Arial" w:eastAsia="Arial" w:cs="Arial"/>
+          <w:b/>
+          <w:i w:val="0"/>
+          <w:color w:val="000000"/>
+          <w:sz w:val="18"/>
+          <w:highlight w:val="lightGray"/>
+        </w:rPr>
+        <w:t>h</w:t>
+      </w:r>
+      <w:r>
+        <w:rPr>
+          <w:rFonts w:ascii="Arial" w:hAnsi="Arial" w:eastAsia="Arial" w:cs="Arial"/>
+          <w:b/>
+          <w:i w:val="0"/>
+          <w:color w:val="000000"/>
+          <w:sz w:val="18"/>
+          <w:highlight w:val="lightGray"/>
+        </w:rPr>
+        <w:t>o</w:t>
+      </w:r>
+      <w:r>
+        <w:rPr>
+          <w:rFonts w:ascii="Arial" w:hAnsi="Arial" w:eastAsia="Arial" w:cs="Arial"/>
+          <w:b/>
+          <w:i w:val="0"/>
+          <w:color w:val="000000"/>
+          <w:sz w:val="18"/>
+          <w:highlight w:val="lightGray"/>
+        </w:rPr>
+        <w:t>t</w:t>
       </w:r>
       <w:r>
         <w:rPr>
@@ -18117,7 +18713,7 @@
       </w:r>
       <w:r>
         <w:rPr>
-          <w:rFonts w:ascii="Arial" w:eastAsia="Arial" w:hAnsi="Arial" w:cs="Arial"/>
+          <w:rFonts w:ascii="Arial" w:hAnsi="Arial"/>
           <w:b/>
           <w:color w:val="000000"/>
           <w:sz w:val="18"/>
@@ -18127,7 +18723,7 @@
       </w:r>
       <w:r>
         <w:rPr>
-          <w:rFonts w:ascii="Arial" w:eastAsia="Arial" w:hAnsi="Arial" w:cs="Arial"/>
+          <w:rFonts w:ascii="Arial" w:hAnsi="Arial"/>
           <w:color w:val="000000"/>
           <w:sz w:val="18"/>
           <w:highlight w:val="lightGray"/>
@@ -18279,7 +18875,117 @@
           <w:sz w:val="18"/>
           <w:highlight w:val="lightGray"/>
         </w:rPr>
-        <w:t># Source: ScreenShots</w:t>
+        <w:t xml:space="preserve"># Source: </w:t>
+      </w:r>
+      <w:r>
+        <w:rPr>
+          <w:rFonts w:ascii="Arial" w:hAnsi="Arial" w:eastAsia="Arial" w:cs="Arial"/>
+          <w:b/>
+          <w:i w:val="0"/>
+          <w:color w:val="000000"/>
+          <w:sz w:val="18"/>
+          <w:highlight w:val="lightGray"/>
+        </w:rPr>
+        <w:t>S</w:t>
+      </w:r>
+      <w:r>
+        <w:rPr>
+          <w:rFonts w:ascii="Arial" w:hAnsi="Arial" w:eastAsia="Arial" w:cs="Arial"/>
+          <w:b/>
+          <w:i w:val="0"/>
+          <w:color w:val="000000"/>
+          <w:sz w:val="18"/>
+          <w:highlight w:val="lightGray"/>
+        </w:rPr>
+        <w:t>c</w:t>
+      </w:r>
+      <w:r>
+        <w:rPr>
+          <w:rFonts w:ascii="Arial" w:hAnsi="Arial" w:eastAsia="Arial" w:cs="Arial"/>
+          <w:b/>
+          <w:i w:val="0"/>
+          <w:color w:val="000000"/>
+          <w:sz w:val="18"/>
+          <w:highlight w:val="lightGray"/>
+        </w:rPr>
+        <w:t>r</w:t>
+      </w:r>
+      <w:r>
+        <w:rPr>
+          <w:rFonts w:ascii="Arial" w:hAnsi="Arial" w:eastAsia="Arial" w:cs="Arial"/>
+          <w:b/>
+          <w:i w:val="0"/>
+          <w:color w:val="000000"/>
+          <w:sz w:val="18"/>
+          <w:highlight w:val="lightGray"/>
+        </w:rPr>
+        <w:t>e</w:t>
+      </w:r>
+      <w:r>
+        <w:rPr>
+          <w:rFonts w:ascii="Arial" w:hAnsi="Arial" w:eastAsia="Arial" w:cs="Arial"/>
+          <w:b/>
+          <w:i w:val="0"/>
+          <w:color w:val="000000"/>
+          <w:sz w:val="18"/>
+          <w:highlight w:val="lightGray"/>
+        </w:rPr>
+        <w:t>e</w:t>
+      </w:r>
+      <w:r>
+        <w:rPr>
+          <w:rFonts w:ascii="Arial" w:hAnsi="Arial" w:eastAsia="Arial" w:cs="Arial"/>
+          <w:b/>
+          <w:i w:val="0"/>
+          <w:color w:val="000000"/>
+          <w:sz w:val="18"/>
+          <w:highlight w:val="lightGray"/>
+        </w:rPr>
+        <w:t>n</w:t>
+      </w:r>
+      <w:r>
+        <w:rPr>
+          <w:rFonts w:ascii="Arial" w:hAnsi="Arial" w:eastAsia="Arial" w:cs="Arial"/>
+          <w:b/>
+          <w:i w:val="0"/>
+          <w:color w:val="000000"/>
+          <w:sz w:val="18"/>
+          <w:highlight w:val="lightGray"/>
+        </w:rPr>
+        <w:t>S</w:t>
+      </w:r>
+      <w:r>
+        <w:rPr>
+          <w:rFonts w:ascii="Arial" w:hAnsi="Arial" w:eastAsia="Arial" w:cs="Arial"/>
+          <w:b/>
+          <w:i w:val="0"/>
+          <w:color w:val="000000"/>
+          <w:sz w:val="18"/>
+          <w:highlight w:val="lightGray"/>
+        </w:rPr>
+        <w:t>h</w:t>
+      </w:r>
+      <w:r>
+        <w:rPr>
+          <w:rFonts w:ascii="Arial" w:hAnsi="Arial" w:eastAsia="Arial" w:cs="Arial"/>
+          <w:b/>
+          <w:i w:val="0"/>
+          <w:color w:val="000000"/>
+          <w:sz w:val="18"/>
+          <w:highlight w:val="lightGray"/>
+        </w:rPr>
+        <w:t>o</w:t>
+      </w:r>
+      <w:r>
+        <w:rPr>
+          <w:rFonts w:ascii="Arial" w:hAnsi="Arial" w:eastAsia="Arial" w:cs="Arial"/>
+          <w:b/>
+          <w:i w:val="0"/>
+          <w:color w:val="000000"/>
+          <w:sz w:val="18"/>
+          <w:highlight w:val="lightGray"/>
+        </w:rPr>
+        <w:t>t</w:t>
       </w:r>
       <w:r>
         <w:rPr>
@@ -18342,7 +19048,7 @@
       </w:r>
       <w:r>
         <w:rPr>
-          <w:rFonts w:ascii="Arial" w:eastAsia="Arial" w:hAnsi="Arial" w:cs="Arial"/>
+          <w:rFonts w:ascii="Arial" w:hAnsi="Arial"/>
           <w:b/>
           <w:color w:val="000000"/>
           <w:sz w:val="18"/>
@@ -18352,7 +19058,7 @@
       </w:r>
       <w:r>
         <w:rPr>
-          <w:rFonts w:ascii="Arial" w:eastAsia="Arial" w:hAnsi="Arial" w:cs="Arial"/>
+          <w:rFonts w:ascii="Arial" w:hAnsi="Arial"/>
           <w:color w:val="000000"/>
           <w:sz w:val="18"/>
           <w:highlight w:val="lightGray"/>
@@ -18576,7 +19282,117 @@
           <w:sz w:val="18"/>
           <w:highlight w:val="lightGray"/>
         </w:rPr>
-        <w:t># Source: ScreenShots</w:t>
+        <w:t xml:space="preserve"># Source: </w:t>
+      </w:r>
+      <w:r>
+        <w:rPr>
+          <w:rFonts w:ascii="Arial" w:hAnsi="Arial" w:eastAsia="Arial" w:cs="Arial"/>
+          <w:b/>
+          <w:i w:val="0"/>
+          <w:color w:val="000000"/>
+          <w:sz w:val="18"/>
+          <w:highlight w:val="lightGray"/>
+        </w:rPr>
+        <w:t>S</w:t>
+      </w:r>
+      <w:r>
+        <w:rPr>
+          <w:rFonts w:ascii="Arial" w:hAnsi="Arial" w:eastAsia="Arial" w:cs="Arial"/>
+          <w:b/>
+          <w:i w:val="0"/>
+          <w:color w:val="000000"/>
+          <w:sz w:val="18"/>
+          <w:highlight w:val="lightGray"/>
+        </w:rPr>
+        <w:t>c</w:t>
+      </w:r>
+      <w:r>
+        <w:rPr>
+          <w:rFonts w:ascii="Arial" w:hAnsi="Arial" w:eastAsia="Arial" w:cs="Arial"/>
+          <w:b/>
+          <w:i w:val="0"/>
+          <w:color w:val="000000"/>
+          <w:sz w:val="18"/>
+          <w:highlight w:val="lightGray"/>
+        </w:rPr>
+        <w:t>r</w:t>
+      </w:r>
+      <w:r>
+        <w:rPr>
+          <w:rFonts w:ascii="Arial" w:hAnsi="Arial" w:eastAsia="Arial" w:cs="Arial"/>
+          <w:b/>
+          <w:i w:val="0"/>
+          <w:color w:val="000000"/>
+          <w:sz w:val="18"/>
+          <w:highlight w:val="lightGray"/>
+        </w:rPr>
+        <w:t>e</w:t>
+      </w:r>
+      <w:r>
+        <w:rPr>
+          <w:rFonts w:ascii="Arial" w:hAnsi="Arial" w:eastAsia="Arial" w:cs="Arial"/>
+          <w:b/>
+          <w:i w:val="0"/>
+          <w:color w:val="000000"/>
+          <w:sz w:val="18"/>
+          <w:highlight w:val="lightGray"/>
+        </w:rPr>
+        <w:t>e</w:t>
+      </w:r>
+      <w:r>
+        <w:rPr>
+          <w:rFonts w:ascii="Arial" w:hAnsi="Arial" w:eastAsia="Arial" w:cs="Arial"/>
+          <w:b/>
+          <w:i w:val="0"/>
+          <w:color w:val="000000"/>
+          <w:sz w:val="18"/>
+          <w:highlight w:val="lightGray"/>
+        </w:rPr>
+        <w:t>n</w:t>
+      </w:r>
+      <w:r>
+        <w:rPr>
+          <w:rFonts w:ascii="Arial" w:hAnsi="Arial" w:eastAsia="Arial" w:cs="Arial"/>
+          <w:b/>
+          <w:i w:val="0"/>
+          <w:color w:val="000000"/>
+          <w:sz w:val="18"/>
+          <w:highlight w:val="lightGray"/>
+        </w:rPr>
+        <w:t>S</w:t>
+      </w:r>
+      <w:r>
+        <w:rPr>
+          <w:rFonts w:ascii="Arial" w:hAnsi="Arial" w:eastAsia="Arial" w:cs="Arial"/>
+          <w:b/>
+          <w:i w:val="0"/>
+          <w:color w:val="000000"/>
+          <w:sz w:val="18"/>
+          <w:highlight w:val="lightGray"/>
+        </w:rPr>
+        <w:t>h</w:t>
+      </w:r>
+      <w:r>
+        <w:rPr>
+          <w:rFonts w:ascii="Arial" w:hAnsi="Arial" w:eastAsia="Arial" w:cs="Arial"/>
+          <w:b/>
+          <w:i w:val="0"/>
+          <w:color w:val="000000"/>
+          <w:sz w:val="18"/>
+          <w:highlight w:val="lightGray"/>
+        </w:rPr>
+        <w:t>o</w:t>
+      </w:r>
+      <w:r>
+        <w:rPr>
+          <w:rFonts w:ascii="Arial" w:hAnsi="Arial" w:eastAsia="Arial" w:cs="Arial"/>
+          <w:b/>
+          <w:i w:val="0"/>
+          <w:color w:val="000000"/>
+          <w:sz w:val="18"/>
+          <w:highlight w:val="lightGray"/>
+        </w:rPr>
+        <w:t>t</w:t>
       </w:r>
       <w:r>
         <w:rPr>
@@ -18639,7 +19455,7 @@
       </w:r>
       <w:r>
         <w:rPr>
-          <w:rFonts w:ascii="Arial" w:eastAsia="Arial" w:hAnsi="Arial" w:cs="Arial"/>
+          <w:rFonts w:ascii="Arial" w:hAnsi="Arial"/>
           <w:b/>
           <w:color w:val="000000"/>
           <w:sz w:val="18"/>
@@ -18649,7 +19465,7 @@
       </w:r>
       <w:r>
         <w:rPr>
-          <w:rFonts w:ascii="Arial" w:eastAsia="Arial" w:hAnsi="Arial" w:cs="Arial"/>
+          <w:rFonts w:ascii="Arial" w:hAnsi="Arial"/>
           <w:color w:val="000000"/>
           <w:sz w:val="18"/>
           <w:highlight w:val="lightGray"/>
@@ -19581,239 +20397,284 @@
     <w:p>
       <w:r>
         <w:rPr>
-          <w:rFonts w:ascii="Arial" w:eastAsia="Arial" w:hAnsi="Arial" w:cs="Arial"/>
-          <w:b/>
-          <w:bCs/>
-          <w:sz w:val="18"/>
-          <w:szCs w:val="18"/>
-          <w:highlight w:val="lightGray"/>
-        </w:rPr>
-        <w:lastRenderedPageBreak/>
+          <w:rFonts w:ascii="Arial" w:hAnsi="Arial"/>
+          <w:b/>
+          <w:sz w:val="18"/>
+          <w:highlight w:val="lightGray"/>
+        </w:rPr>
         <w:t xml:space="preserve"># Source: </w:t>
       </w:r>
-      <w:proofErr w:type="spellStart"/>
-      <w:r>
-        <w:rPr>
-          <w:rFonts w:ascii="Arial" w:eastAsia="Arial" w:hAnsi="Arial" w:cs="Arial"/>
-          <w:b/>
-          <w:bCs/>
-          <w:sz w:val="18"/>
-          <w:szCs w:val="18"/>
-          <w:highlight w:val="lightGray"/>
-        </w:rPr>
-        <w:t>ScreenShots</w:t>
-      </w:r>
-      <w:proofErr w:type="spellEnd"/>
-      <w:r>
-        <w:rPr>
-          <w:rFonts w:ascii="Arial" w:eastAsia="Arial" w:hAnsi="Arial" w:cs="Arial"/>
-          <w:sz w:val="18"/>
-          <w:szCs w:val="18"/>
+      <w:r>
+        <w:rPr>
+          <w:rFonts w:ascii="Arial" w:hAnsi="Arial" w:eastAsia="Arial" w:cs="Arial"/>
+          <w:b/>
+          <w:i w:val="0"/>
+          <w:color w:val="000000"/>
+          <w:sz w:val="18"/>
+          <w:highlight w:val="lightGray"/>
+        </w:rPr>
+        <w:t>S</w:t>
+      </w:r>
+      <w:r>
+        <w:rPr>
+          <w:rFonts w:ascii="Arial" w:hAnsi="Arial" w:eastAsia="Arial" w:cs="Arial"/>
+          <w:b/>
+          <w:i w:val="0"/>
+          <w:color w:val="000000"/>
+          <w:sz w:val="18"/>
+          <w:highlight w:val="lightGray"/>
+        </w:rPr>
+        <w:t>c</w:t>
+      </w:r>
+      <w:r>
+        <w:rPr>
+          <w:rFonts w:ascii="Arial" w:hAnsi="Arial" w:eastAsia="Arial" w:cs="Arial"/>
+          <w:b/>
+          <w:i w:val="0"/>
+          <w:color w:val="000000"/>
+          <w:sz w:val="18"/>
+          <w:highlight w:val="lightGray"/>
+        </w:rPr>
+        <w:t>r</w:t>
+      </w:r>
+      <w:r>
+        <w:rPr>
+          <w:rFonts w:ascii="Arial" w:hAnsi="Arial" w:eastAsia="Arial" w:cs="Arial"/>
+          <w:b/>
+          <w:i w:val="0"/>
+          <w:color w:val="000000"/>
+          <w:sz w:val="18"/>
+          <w:highlight w:val="lightGray"/>
+        </w:rPr>
+        <w:t>e</w:t>
+      </w:r>
+      <w:r>
+        <w:rPr>
+          <w:rFonts w:ascii="Arial" w:hAnsi="Arial" w:eastAsia="Arial" w:cs="Arial"/>
+          <w:b/>
+          <w:i w:val="0"/>
+          <w:color w:val="000000"/>
+          <w:sz w:val="18"/>
+          <w:highlight w:val="lightGray"/>
+        </w:rPr>
+        <w:t>e</w:t>
+      </w:r>
+      <w:r>
+        <w:rPr>
+          <w:rFonts w:ascii="Arial" w:hAnsi="Arial" w:eastAsia="Arial" w:cs="Arial"/>
+          <w:b/>
+          <w:i w:val="0"/>
+          <w:color w:val="000000"/>
+          <w:sz w:val="18"/>
+          <w:highlight w:val="lightGray"/>
+        </w:rPr>
+        <w:t>n</w:t>
+      </w:r>
+      <w:r>
+        <w:rPr>
+          <w:rFonts w:ascii="Arial" w:hAnsi="Arial" w:eastAsia="Arial" w:cs="Arial"/>
+          <w:b/>
+          <w:i w:val="0"/>
+          <w:color w:val="000000"/>
+          <w:sz w:val="18"/>
+          <w:highlight w:val="lightGray"/>
+        </w:rPr>
+        <w:t>S</w:t>
+      </w:r>
+      <w:r>
+        <w:rPr>
+          <w:rFonts w:ascii="Arial" w:hAnsi="Arial" w:eastAsia="Arial" w:cs="Arial"/>
+          <w:b/>
+          <w:i w:val="0"/>
+          <w:color w:val="000000"/>
+          <w:sz w:val="18"/>
+          <w:highlight w:val="lightGray"/>
+        </w:rPr>
+        <w:t>h</w:t>
+      </w:r>
+      <w:r>
+        <w:rPr>
+          <w:rFonts w:ascii="Arial" w:hAnsi="Arial" w:eastAsia="Arial" w:cs="Arial"/>
+          <w:b/>
+          <w:i w:val="0"/>
+          <w:color w:val="000000"/>
+          <w:sz w:val="18"/>
+          <w:highlight w:val="lightGray"/>
+        </w:rPr>
+        <w:t>o</w:t>
+      </w:r>
+      <w:r>
+        <w:rPr>
+          <w:rFonts w:ascii="Arial" w:hAnsi="Arial" w:eastAsia="Arial" w:cs="Arial"/>
+          <w:b/>
+          <w:i w:val="0"/>
+          <w:color w:val="000000"/>
+          <w:sz w:val="18"/>
+          <w:highlight w:val="lightGray"/>
+        </w:rPr>
+        <w:t>t</w:t>
+      </w:r>
+      <w:r>
+        <w:rPr>
+          <w:rFonts w:ascii="Arial" w:hAnsi="Arial"/>
+          <w:sz w:val="18"/>
           <w:highlight w:val="lightGray"/>
         </w:rPr>
         <w:t xml:space="preserve"> </w:t>
       </w:r>
       <w:r>
         <w:rPr>
-          <w:rFonts w:ascii="Arial" w:eastAsia="Arial" w:hAnsi="Arial" w:cs="Arial"/>
-          <w:b/>
-          <w:bCs/>
-          <w:sz w:val="18"/>
-          <w:szCs w:val="18"/>
+          <w:rFonts w:ascii="Arial" w:hAnsi="Arial"/>
+          <w:b/>
+          <w:sz w:val="18"/>
           <w:highlight w:val="lightGray"/>
         </w:rPr>
         <w:t>Source</w:t>
       </w:r>
       <w:r>
         <w:rPr>
-          <w:rFonts w:ascii="Arial" w:eastAsia="Arial" w:hAnsi="Arial" w:cs="Arial"/>
-          <w:sz w:val="18"/>
-          <w:szCs w:val="18"/>
+          <w:rFonts w:ascii="Arial" w:hAnsi="Arial"/>
+          <w:sz w:val="18"/>
           <w:highlight w:val="lightGray"/>
         </w:rPr>
         <w:t xml:space="preserve">: </w:t>
       </w:r>
       <w:r>
         <w:rPr>
-          <w:rFonts w:ascii="Arial" w:eastAsia="Arial" w:hAnsi="Arial" w:cs="Arial"/>
-          <w:b/>
-          <w:bCs/>
-          <w:sz w:val="18"/>
-          <w:szCs w:val="18"/>
+          <w:rFonts w:ascii="Arial" w:hAnsi="Arial"/>
+          <w:b/>
+          <w:sz w:val="18"/>
           <w:highlight w:val="lightGray"/>
         </w:rPr>
         <w:t>Provided by:</w:t>
       </w:r>
       <w:r>
         <w:rPr>
-          <w:rFonts w:ascii="Arial" w:eastAsia="Arial" w:hAnsi="Arial" w:cs="Arial"/>
-          <w:sz w:val="18"/>
-          <w:szCs w:val="18"/>
+          <w:rFonts w:ascii="Arial" w:hAnsi="Arial"/>
+          <w:sz w:val="18"/>
           <w:highlight w:val="lightGray"/>
         </w:rPr>
         <w:t xml:space="preserve"> [Persons Table -&gt; ID Column: 1, </w:t>
       </w:r>
-      <w:proofErr w:type="spellStart"/>
-      <w:r>
-        <w:rPr>
-          <w:rFonts w:ascii="Arial" w:eastAsia="Arial" w:hAnsi="Arial" w:cs="Arial"/>
-          <w:sz w:val="18"/>
-          <w:szCs w:val="18"/>
+      <w:r>
+        <w:rPr>
+          <w:rFonts w:ascii="Arial" w:hAnsi="Arial"/>
+          <w:sz w:val="18"/>
           <w:highlight w:val="lightGray"/>
         </w:rPr>
         <w:t>Name_En</w:t>
       </w:r>
-      <w:proofErr w:type="spellEnd"/>
-      <w:r>
-        <w:rPr>
-          <w:rFonts w:ascii="Arial" w:eastAsia="Arial" w:hAnsi="Arial" w:cs="Arial"/>
-          <w:sz w:val="18"/>
-          <w:szCs w:val="18"/>
+      <w:r>
+        <w:rPr>
+          <w:rFonts w:ascii="Arial" w:hAnsi="Arial"/>
+          <w:sz w:val="18"/>
           <w:highlight w:val="lightGray"/>
         </w:rPr>
         <w:t xml:space="preserve"> Column: Motasem Essam] -&gt; </w:t>
       </w:r>
       <w:r>
         <w:rPr>
-          <w:rFonts w:ascii="Arial" w:eastAsia="Arial" w:hAnsi="Arial" w:cs="Arial"/>
-          <w:b/>
-          <w:bCs/>
-          <w:sz w:val="18"/>
-          <w:szCs w:val="18"/>
+          <w:rFonts w:ascii="Arial" w:hAnsi="Arial"/>
+          <w:b/>
+          <w:sz w:val="18"/>
           <w:highlight w:val="lightGray"/>
         </w:rPr>
         <w:t>Tool:</w:t>
       </w:r>
       <w:r>
         <w:rPr>
-          <w:rFonts w:ascii="Arial" w:eastAsia="Arial" w:hAnsi="Arial" w:cs="Arial"/>
-          <w:sz w:val="18"/>
-          <w:szCs w:val="18"/>
+          <w:rFonts w:ascii="Arial" w:hAnsi="Arial"/>
+          <w:sz w:val="18"/>
           <w:highlight w:val="lightGray"/>
         </w:rPr>
         <w:t xml:space="preserve"> [</w:t>
       </w:r>
-      <w:proofErr w:type="spellStart"/>
-      <w:r>
-        <w:rPr>
-          <w:rFonts w:ascii="Arial" w:eastAsia="Arial" w:hAnsi="Arial" w:cs="Arial"/>
-          <w:sz w:val="18"/>
-          <w:szCs w:val="18"/>
+      <w:r>
+        <w:rPr>
+          <w:rFonts w:ascii="Arial" w:hAnsi="Arial"/>
+          <w:sz w:val="18"/>
           <w:highlight w:val="lightGray"/>
         </w:rPr>
         <w:t>Lightshot</w:t>
       </w:r>
-      <w:proofErr w:type="spellEnd"/>
-      <w:r>
-        <w:rPr>
-          <w:rFonts w:ascii="Arial" w:eastAsia="Arial" w:hAnsi="Arial" w:cs="Arial"/>
-          <w:sz w:val="18"/>
-          <w:szCs w:val="18"/>
+      <w:r>
+        <w:rPr>
+          <w:rFonts w:ascii="Arial" w:hAnsi="Arial"/>
+          <w:sz w:val="18"/>
           <w:highlight w:val="lightGray"/>
         </w:rPr>
         <w:t xml:space="preserve"> Program] -&gt; </w:t>
       </w:r>
       <w:r>
         <w:rPr>
-          <w:rFonts w:ascii="Arial" w:eastAsia="Arial" w:hAnsi="Arial" w:cs="Arial"/>
-          <w:b/>
-          <w:bCs/>
-          <w:sz w:val="18"/>
-          <w:szCs w:val="18"/>
+          <w:rFonts w:ascii="Arial" w:hAnsi="Arial"/>
+          <w:b/>
+          <w:sz w:val="18"/>
           <w:highlight w:val="lightGray"/>
         </w:rPr>
         <w:t xml:space="preserve">From </w:t>
       </w:r>
       <w:r>
         <w:rPr>
-          <w:rFonts w:ascii="Arial" w:eastAsia="Arial" w:hAnsi="Arial" w:cs="Arial"/>
-          <w:sz w:val="18"/>
-          <w:szCs w:val="18"/>
+          <w:rFonts w:ascii="Arial" w:hAnsi="Arial"/>
+          <w:sz w:val="18"/>
           <w:highlight w:val="lightGray"/>
         </w:rPr>
         <w:t xml:space="preserve">[Site: https://github.com] </w:t>
       </w:r>
       <w:r>
         <w:rPr>
-          <w:rFonts w:ascii="Arial" w:eastAsia="Arial" w:hAnsi="Arial" w:cs="Arial"/>
-          <w:b/>
-          <w:bCs/>
-          <w:sz w:val="18"/>
-          <w:szCs w:val="18"/>
+          <w:rFonts w:ascii="Arial" w:hAnsi="Arial"/>
+          <w:b/>
+          <w:sz w:val="18"/>
           <w:highlight w:val="lightGray"/>
         </w:rPr>
         <w:t>on</w:t>
       </w:r>
       <w:r>
         <w:rPr>
-          <w:rFonts w:ascii="Arial" w:eastAsia="Arial" w:hAnsi="Arial" w:cs="Arial"/>
-          <w:sz w:val="18"/>
-          <w:szCs w:val="18"/>
+          <w:rFonts w:ascii="Arial" w:hAnsi="Arial"/>
+          <w:sz w:val="18"/>
           <w:highlight w:val="lightGray"/>
         </w:rPr>
         <w:t xml:space="preserve"> [</w:t>
       </w:r>
       <w:r>
         <w:rPr>
-          <w:rFonts w:ascii="Arial" w:eastAsia="Arial" w:hAnsi="Arial" w:cs="Arial"/>
-          <w:bCs/>
-          <w:kern w:val="0"/>
-          <w:sz w:val="18"/>
-          <w:szCs w:val="14"/>
-          <w:highlight w:val="lightGray"/>
-          <w:shd w:val="clear" w:color="auto" w:fill="B7B7B7"/>
-          <w:lang w:val="en"/>
-          <w14:ligatures w14:val="none"/>
+          <w:rFonts w:ascii="Arial" w:hAnsi="Arial"/>
+          <w:sz w:val="18"/>
+          <w:highlight w:val="lightGray"/>
         </w:rPr>
         <w:t>3</w:t>
       </w:r>
       <w:r>
         <w:rPr>
-          <w:rFonts w:ascii="Arial" w:eastAsia="Arial" w:hAnsi="Arial" w:cs="Arial"/>
-          <w:bCs/>
-          <w:kern w:val="0"/>
-          <w:sz w:val="18"/>
-          <w:szCs w:val="14"/>
-          <w:highlight w:val="lightGray"/>
-          <w:shd w:val="clear" w:color="auto" w:fill="B7B7B7"/>
-          <w:lang w:val="en"/>
-          <w14:ligatures w14:val="none"/>
+          <w:rFonts w:ascii="Arial" w:hAnsi="Arial"/>
+          <w:sz w:val="18"/>
+          <w:highlight w:val="lightGray"/>
         </w:rPr>
         <w:t>/</w:t>
       </w:r>
       <w:r>
         <w:rPr>
-          <w:rFonts w:ascii="Arial" w:eastAsia="Arial" w:hAnsi="Arial" w:cs="Arial"/>
-          <w:bCs/>
-          <w:kern w:val="0"/>
-          <w:sz w:val="18"/>
-          <w:szCs w:val="14"/>
-          <w:highlight w:val="lightGray"/>
-          <w:shd w:val="clear" w:color="auto" w:fill="B7B7B7"/>
-          <w:lang w:val="en"/>
-          <w14:ligatures w14:val="none"/>
+          <w:rFonts w:ascii="Arial" w:hAnsi="Arial"/>
+          <w:sz w:val="18"/>
+          <w:highlight w:val="lightGray"/>
         </w:rPr>
         <w:t>6</w:t>
       </w:r>
       <w:r>
         <w:rPr>
-          <w:rFonts w:ascii="Arial" w:eastAsia="Arial" w:hAnsi="Arial" w:cs="Arial"/>
-          <w:bCs/>
-          <w:kern w:val="0"/>
-          <w:sz w:val="18"/>
-          <w:szCs w:val="14"/>
-          <w:highlight w:val="lightGray"/>
-          <w:shd w:val="clear" w:color="auto" w:fill="B7B7B7"/>
-          <w:lang w:val="en"/>
-          <w14:ligatures w14:val="none"/>
+          <w:rFonts w:ascii="Arial" w:hAnsi="Arial"/>
+          <w:sz w:val="18"/>
+          <w:highlight w:val="lightGray"/>
         </w:rPr>
         <w:t>/2026</w:t>
       </w:r>
       <w:r>
         <w:rPr>
-          <w:rFonts w:ascii="Arial" w:eastAsia="Arial" w:hAnsi="Arial" w:cs="Arial"/>
-          <w:sz w:val="18"/>
-          <w:szCs w:val="18"/>
+          <w:rFonts w:ascii="Arial" w:hAnsi="Arial"/>
+          <w:sz w:val="18"/>
           <w:highlight w:val="lightGray"/>
         </w:rPr>
         <w:t>]</w:t>
@@ -19887,7 +20748,117 @@
           <w:sz w:val="18"/>
           <w:highlight w:val="lightGray"/>
         </w:rPr>
-        <w:t># Source: ScreenShots</w:t>
+        <w:t xml:space="preserve"># Source: </w:t>
+      </w:r>
+      <w:r>
+        <w:rPr>
+          <w:rFonts w:ascii="Arial" w:hAnsi="Arial" w:eastAsia="Arial" w:cs="Arial"/>
+          <w:b/>
+          <w:i w:val="0"/>
+          <w:color w:val="000000"/>
+          <w:sz w:val="18"/>
+          <w:highlight w:val="lightGray"/>
+        </w:rPr>
+        <w:t>S</w:t>
+      </w:r>
+      <w:r>
+        <w:rPr>
+          <w:rFonts w:ascii="Arial" w:hAnsi="Arial" w:eastAsia="Arial" w:cs="Arial"/>
+          <w:b/>
+          <w:i w:val="0"/>
+          <w:color w:val="000000"/>
+          <w:sz w:val="18"/>
+          <w:highlight w:val="lightGray"/>
+        </w:rPr>
+        <w:t>c</w:t>
+      </w:r>
+      <w:r>
+        <w:rPr>
+          <w:rFonts w:ascii="Arial" w:hAnsi="Arial" w:eastAsia="Arial" w:cs="Arial"/>
+          <w:b/>
+          <w:i w:val="0"/>
+          <w:color w:val="000000"/>
+          <w:sz w:val="18"/>
+          <w:highlight w:val="lightGray"/>
+        </w:rPr>
+        <w:t>r</w:t>
+      </w:r>
+      <w:r>
+        <w:rPr>
+          <w:rFonts w:ascii="Arial" w:hAnsi="Arial" w:eastAsia="Arial" w:cs="Arial"/>
+          <w:b/>
+          <w:i w:val="0"/>
+          <w:color w:val="000000"/>
+          <w:sz w:val="18"/>
+          <w:highlight w:val="lightGray"/>
+        </w:rPr>
+        <w:t>e</w:t>
+      </w:r>
+      <w:r>
+        <w:rPr>
+          <w:rFonts w:ascii="Arial" w:hAnsi="Arial" w:eastAsia="Arial" w:cs="Arial"/>
+          <w:b/>
+          <w:i w:val="0"/>
+          <w:color w:val="000000"/>
+          <w:sz w:val="18"/>
+          <w:highlight w:val="lightGray"/>
+        </w:rPr>
+        <w:t>e</w:t>
+      </w:r>
+      <w:r>
+        <w:rPr>
+          <w:rFonts w:ascii="Arial" w:hAnsi="Arial" w:eastAsia="Arial" w:cs="Arial"/>
+          <w:b/>
+          <w:i w:val="0"/>
+          <w:color w:val="000000"/>
+          <w:sz w:val="18"/>
+          <w:highlight w:val="lightGray"/>
+        </w:rPr>
+        <w:t>n</w:t>
+      </w:r>
+      <w:r>
+        <w:rPr>
+          <w:rFonts w:ascii="Arial" w:hAnsi="Arial" w:eastAsia="Arial" w:cs="Arial"/>
+          <w:b/>
+          <w:i w:val="0"/>
+          <w:color w:val="000000"/>
+          <w:sz w:val="18"/>
+          <w:highlight w:val="lightGray"/>
+        </w:rPr>
+        <w:t>S</w:t>
+      </w:r>
+      <w:r>
+        <w:rPr>
+          <w:rFonts w:ascii="Arial" w:hAnsi="Arial" w:eastAsia="Arial" w:cs="Arial"/>
+          <w:b/>
+          <w:i w:val="0"/>
+          <w:color w:val="000000"/>
+          <w:sz w:val="18"/>
+          <w:highlight w:val="lightGray"/>
+        </w:rPr>
+        <w:t>h</w:t>
+      </w:r>
+      <w:r>
+        <w:rPr>
+          <w:rFonts w:ascii="Arial" w:hAnsi="Arial" w:eastAsia="Arial" w:cs="Arial"/>
+          <w:b/>
+          <w:i w:val="0"/>
+          <w:color w:val="000000"/>
+          <w:sz w:val="18"/>
+          <w:highlight w:val="lightGray"/>
+        </w:rPr>
+        <w:t>o</w:t>
+      </w:r>
+      <w:r>
+        <w:rPr>
+          <w:rFonts w:ascii="Arial" w:hAnsi="Arial" w:eastAsia="Arial" w:cs="Arial"/>
+          <w:b/>
+          <w:i w:val="0"/>
+          <w:color w:val="000000"/>
+          <w:sz w:val="18"/>
+          <w:highlight w:val="lightGray"/>
+        </w:rPr>
+        <w:t>t</w:t>
       </w:r>
       <w:r>
         <w:rPr>
@@ -19950,7 +20921,7 @@
       </w:r>
       <w:r>
         <w:rPr>
-          <w:rFonts w:ascii="Arial" w:eastAsia="Arial" w:hAnsi="Arial" w:cs="Arial"/>
+          <w:rFonts w:ascii="Arial" w:hAnsi="Arial"/>
           <w:b/>
           <w:color w:val="000000"/>
           <w:sz w:val="18"/>
@@ -19960,7 +20931,7 @@
       </w:r>
       <w:r>
         <w:rPr>
-          <w:rFonts w:ascii="Arial" w:eastAsia="Arial" w:hAnsi="Arial" w:cs="Arial"/>
+          <w:rFonts w:ascii="Arial" w:hAnsi="Arial"/>
           <w:color w:val="000000"/>
           <w:sz w:val="18"/>
           <w:highlight w:val="lightGray"/>
@@ -21946,238 +22917,284 @@
       </w:pPr>
       <w:r>
         <w:rPr>
-          <w:rFonts w:ascii="Arial" w:eastAsia="Arial" w:hAnsi="Arial" w:cs="Arial"/>
-          <w:b/>
-          <w:bCs/>
-          <w:sz w:val="18"/>
-          <w:szCs w:val="18"/>
+          <w:rFonts w:ascii="Arial" w:hAnsi="Arial"/>
+          <w:b/>
+          <w:sz w:val="18"/>
           <w:highlight w:val="lightGray"/>
         </w:rPr>
         <w:t xml:space="preserve"># Source: </w:t>
       </w:r>
-      <w:proofErr w:type="spellStart"/>
-      <w:r>
-        <w:rPr>
-          <w:rFonts w:ascii="Arial" w:eastAsia="Arial" w:hAnsi="Arial" w:cs="Arial"/>
-          <w:b/>
-          <w:bCs/>
-          <w:sz w:val="18"/>
-          <w:szCs w:val="18"/>
-          <w:highlight w:val="lightGray"/>
-        </w:rPr>
-        <w:t>ScreenShots</w:t>
-      </w:r>
-      <w:proofErr w:type="spellEnd"/>
-      <w:r>
-        <w:rPr>
-          <w:rFonts w:ascii="Arial" w:eastAsia="Arial" w:hAnsi="Arial" w:cs="Arial"/>
-          <w:sz w:val="18"/>
-          <w:szCs w:val="18"/>
+      <w:r>
+        <w:rPr>
+          <w:rFonts w:ascii="Arial" w:hAnsi="Arial" w:eastAsia="Arial" w:cs="Arial"/>
+          <w:b/>
+          <w:i w:val="0"/>
+          <w:color w:val="000000"/>
+          <w:sz w:val="18"/>
+          <w:highlight w:val="lightGray"/>
+        </w:rPr>
+        <w:t>S</w:t>
+      </w:r>
+      <w:r>
+        <w:rPr>
+          <w:rFonts w:ascii="Arial" w:hAnsi="Arial" w:eastAsia="Arial" w:cs="Arial"/>
+          <w:b/>
+          <w:i w:val="0"/>
+          <w:color w:val="000000"/>
+          <w:sz w:val="18"/>
+          <w:highlight w:val="lightGray"/>
+        </w:rPr>
+        <w:t>c</w:t>
+      </w:r>
+      <w:r>
+        <w:rPr>
+          <w:rFonts w:ascii="Arial" w:hAnsi="Arial" w:eastAsia="Arial" w:cs="Arial"/>
+          <w:b/>
+          <w:i w:val="0"/>
+          <w:color w:val="000000"/>
+          <w:sz w:val="18"/>
+          <w:highlight w:val="lightGray"/>
+        </w:rPr>
+        <w:t>r</w:t>
+      </w:r>
+      <w:r>
+        <w:rPr>
+          <w:rFonts w:ascii="Arial" w:hAnsi="Arial" w:eastAsia="Arial" w:cs="Arial"/>
+          <w:b/>
+          <w:i w:val="0"/>
+          <w:color w:val="000000"/>
+          <w:sz w:val="18"/>
+          <w:highlight w:val="lightGray"/>
+        </w:rPr>
+        <w:t>e</w:t>
+      </w:r>
+      <w:r>
+        <w:rPr>
+          <w:rFonts w:ascii="Arial" w:hAnsi="Arial" w:eastAsia="Arial" w:cs="Arial"/>
+          <w:b/>
+          <w:i w:val="0"/>
+          <w:color w:val="000000"/>
+          <w:sz w:val="18"/>
+          <w:highlight w:val="lightGray"/>
+        </w:rPr>
+        <w:t>e</w:t>
+      </w:r>
+      <w:r>
+        <w:rPr>
+          <w:rFonts w:ascii="Arial" w:hAnsi="Arial" w:eastAsia="Arial" w:cs="Arial"/>
+          <w:b/>
+          <w:i w:val="0"/>
+          <w:color w:val="000000"/>
+          <w:sz w:val="18"/>
+          <w:highlight w:val="lightGray"/>
+        </w:rPr>
+        <w:t>n</w:t>
+      </w:r>
+      <w:r>
+        <w:rPr>
+          <w:rFonts w:ascii="Arial" w:hAnsi="Arial" w:eastAsia="Arial" w:cs="Arial"/>
+          <w:b/>
+          <w:i w:val="0"/>
+          <w:color w:val="000000"/>
+          <w:sz w:val="18"/>
+          <w:highlight w:val="lightGray"/>
+        </w:rPr>
+        <w:t>S</w:t>
+      </w:r>
+      <w:r>
+        <w:rPr>
+          <w:rFonts w:ascii="Arial" w:hAnsi="Arial" w:eastAsia="Arial" w:cs="Arial"/>
+          <w:b/>
+          <w:i w:val="0"/>
+          <w:color w:val="000000"/>
+          <w:sz w:val="18"/>
+          <w:highlight w:val="lightGray"/>
+        </w:rPr>
+        <w:t>h</w:t>
+      </w:r>
+      <w:r>
+        <w:rPr>
+          <w:rFonts w:ascii="Arial" w:hAnsi="Arial" w:eastAsia="Arial" w:cs="Arial"/>
+          <w:b/>
+          <w:i w:val="0"/>
+          <w:color w:val="000000"/>
+          <w:sz w:val="18"/>
+          <w:highlight w:val="lightGray"/>
+        </w:rPr>
+        <w:t>o</w:t>
+      </w:r>
+      <w:r>
+        <w:rPr>
+          <w:rFonts w:ascii="Arial" w:hAnsi="Arial" w:eastAsia="Arial" w:cs="Arial"/>
+          <w:b/>
+          <w:i w:val="0"/>
+          <w:color w:val="000000"/>
+          <w:sz w:val="18"/>
+          <w:highlight w:val="lightGray"/>
+        </w:rPr>
+        <w:t>t</w:t>
+      </w:r>
+      <w:r>
+        <w:rPr>
+          <w:rFonts w:ascii="Arial" w:hAnsi="Arial"/>
+          <w:sz w:val="18"/>
           <w:highlight w:val="lightGray"/>
         </w:rPr>
         <w:t xml:space="preserve"> </w:t>
       </w:r>
       <w:r>
         <w:rPr>
-          <w:rFonts w:ascii="Arial" w:eastAsia="Arial" w:hAnsi="Arial" w:cs="Arial"/>
-          <w:b/>
-          <w:bCs/>
-          <w:sz w:val="18"/>
-          <w:szCs w:val="18"/>
+          <w:rFonts w:ascii="Arial" w:hAnsi="Arial"/>
+          <w:b/>
+          <w:sz w:val="18"/>
           <w:highlight w:val="lightGray"/>
         </w:rPr>
         <w:t>Source</w:t>
       </w:r>
       <w:r>
         <w:rPr>
-          <w:rFonts w:ascii="Arial" w:eastAsia="Arial" w:hAnsi="Arial" w:cs="Arial"/>
-          <w:sz w:val="18"/>
-          <w:szCs w:val="18"/>
+          <w:rFonts w:ascii="Arial" w:hAnsi="Arial"/>
+          <w:sz w:val="18"/>
           <w:highlight w:val="lightGray"/>
         </w:rPr>
         <w:t xml:space="preserve">: </w:t>
       </w:r>
       <w:r>
         <w:rPr>
-          <w:rFonts w:ascii="Arial" w:eastAsia="Arial" w:hAnsi="Arial" w:cs="Arial"/>
-          <w:b/>
-          <w:bCs/>
-          <w:sz w:val="18"/>
-          <w:szCs w:val="18"/>
+          <w:rFonts w:ascii="Arial" w:hAnsi="Arial"/>
+          <w:b/>
+          <w:sz w:val="18"/>
           <w:highlight w:val="lightGray"/>
         </w:rPr>
         <w:t>Provided by:</w:t>
       </w:r>
       <w:r>
         <w:rPr>
-          <w:rFonts w:ascii="Arial" w:eastAsia="Arial" w:hAnsi="Arial" w:cs="Arial"/>
-          <w:sz w:val="18"/>
-          <w:szCs w:val="18"/>
+          <w:rFonts w:ascii="Arial" w:hAnsi="Arial"/>
+          <w:sz w:val="18"/>
           <w:highlight w:val="lightGray"/>
         </w:rPr>
         <w:t xml:space="preserve"> [Persons Table -&gt; ID Column: 1, </w:t>
       </w:r>
-      <w:proofErr w:type="spellStart"/>
-      <w:r>
-        <w:rPr>
-          <w:rFonts w:ascii="Arial" w:eastAsia="Arial" w:hAnsi="Arial" w:cs="Arial"/>
-          <w:sz w:val="18"/>
-          <w:szCs w:val="18"/>
+      <w:r>
+        <w:rPr>
+          <w:rFonts w:ascii="Arial" w:hAnsi="Arial"/>
+          <w:sz w:val="18"/>
           <w:highlight w:val="lightGray"/>
         </w:rPr>
         <w:t>Name_En</w:t>
       </w:r>
-      <w:proofErr w:type="spellEnd"/>
-      <w:r>
-        <w:rPr>
-          <w:rFonts w:ascii="Arial" w:eastAsia="Arial" w:hAnsi="Arial" w:cs="Arial"/>
-          <w:sz w:val="18"/>
-          <w:szCs w:val="18"/>
+      <w:r>
+        <w:rPr>
+          <w:rFonts w:ascii="Arial" w:hAnsi="Arial"/>
+          <w:sz w:val="18"/>
           <w:highlight w:val="lightGray"/>
         </w:rPr>
         <w:t xml:space="preserve"> Column: Motasem Essam] -&gt; </w:t>
       </w:r>
       <w:r>
         <w:rPr>
-          <w:rFonts w:ascii="Arial" w:eastAsia="Arial" w:hAnsi="Arial" w:cs="Arial"/>
-          <w:b/>
-          <w:bCs/>
-          <w:sz w:val="18"/>
-          <w:szCs w:val="18"/>
+          <w:rFonts w:ascii="Arial" w:hAnsi="Arial"/>
+          <w:b/>
+          <w:sz w:val="18"/>
           <w:highlight w:val="lightGray"/>
         </w:rPr>
         <w:t>Tool:</w:t>
       </w:r>
       <w:r>
         <w:rPr>
-          <w:rFonts w:ascii="Arial" w:eastAsia="Arial" w:hAnsi="Arial" w:cs="Arial"/>
-          <w:sz w:val="18"/>
-          <w:szCs w:val="18"/>
+          <w:rFonts w:ascii="Arial" w:hAnsi="Arial"/>
+          <w:sz w:val="18"/>
           <w:highlight w:val="lightGray"/>
         </w:rPr>
         <w:t xml:space="preserve"> [</w:t>
       </w:r>
-      <w:proofErr w:type="spellStart"/>
-      <w:r>
-        <w:rPr>
-          <w:rFonts w:ascii="Arial" w:eastAsia="Arial" w:hAnsi="Arial" w:cs="Arial"/>
-          <w:sz w:val="18"/>
-          <w:szCs w:val="18"/>
+      <w:r>
+        <w:rPr>
+          <w:rFonts w:ascii="Arial" w:hAnsi="Arial"/>
+          <w:sz w:val="18"/>
           <w:highlight w:val="lightGray"/>
         </w:rPr>
         <w:t>Lightshot</w:t>
       </w:r>
-      <w:proofErr w:type="spellEnd"/>
-      <w:r>
-        <w:rPr>
-          <w:rFonts w:ascii="Arial" w:eastAsia="Arial" w:hAnsi="Arial" w:cs="Arial"/>
-          <w:sz w:val="18"/>
-          <w:szCs w:val="18"/>
+      <w:r>
+        <w:rPr>
+          <w:rFonts w:ascii="Arial" w:hAnsi="Arial"/>
+          <w:sz w:val="18"/>
           <w:highlight w:val="lightGray"/>
         </w:rPr>
         <w:t xml:space="preserve"> Program] -&gt; </w:t>
       </w:r>
       <w:r>
         <w:rPr>
-          <w:rFonts w:ascii="Arial" w:eastAsia="Arial" w:hAnsi="Arial" w:cs="Arial"/>
-          <w:b/>
-          <w:bCs/>
-          <w:sz w:val="18"/>
-          <w:szCs w:val="18"/>
+          <w:rFonts w:ascii="Arial" w:hAnsi="Arial"/>
+          <w:b/>
+          <w:sz w:val="18"/>
           <w:highlight w:val="lightGray"/>
         </w:rPr>
         <w:t xml:space="preserve">From </w:t>
       </w:r>
       <w:r>
         <w:rPr>
-          <w:rFonts w:ascii="Arial" w:eastAsia="Arial" w:hAnsi="Arial" w:cs="Arial"/>
-          <w:sz w:val="18"/>
-          <w:szCs w:val="18"/>
+          <w:rFonts w:ascii="Arial" w:hAnsi="Arial"/>
+          <w:sz w:val="18"/>
           <w:highlight w:val="lightGray"/>
         </w:rPr>
         <w:t xml:space="preserve">[Site: https://github.com] </w:t>
       </w:r>
       <w:r>
         <w:rPr>
-          <w:rFonts w:ascii="Arial" w:eastAsia="Arial" w:hAnsi="Arial" w:cs="Arial"/>
-          <w:b/>
-          <w:bCs/>
-          <w:sz w:val="18"/>
-          <w:szCs w:val="18"/>
+          <w:rFonts w:ascii="Arial" w:hAnsi="Arial"/>
+          <w:b/>
+          <w:sz w:val="18"/>
           <w:highlight w:val="lightGray"/>
         </w:rPr>
         <w:t>on</w:t>
       </w:r>
       <w:r>
         <w:rPr>
-          <w:rFonts w:ascii="Arial" w:eastAsia="Arial" w:hAnsi="Arial" w:cs="Arial"/>
-          <w:sz w:val="18"/>
-          <w:szCs w:val="18"/>
+          <w:rFonts w:ascii="Arial" w:hAnsi="Arial"/>
+          <w:sz w:val="18"/>
           <w:highlight w:val="lightGray"/>
         </w:rPr>
         <w:t xml:space="preserve"> [</w:t>
       </w:r>
       <w:r>
         <w:rPr>
-          <w:rFonts w:ascii="Arial" w:eastAsia="Arial" w:hAnsi="Arial" w:cs="Arial"/>
-          <w:bCs/>
-          <w:kern w:val="0"/>
-          <w:sz w:val="18"/>
-          <w:szCs w:val="14"/>
-          <w:highlight w:val="lightGray"/>
-          <w:shd w:val="clear" w:color="auto" w:fill="B7B7B7"/>
-          <w:lang w:val="en"/>
-          <w14:ligatures w14:val="none"/>
+          <w:rFonts w:ascii="Arial" w:hAnsi="Arial"/>
+          <w:sz w:val="18"/>
+          <w:highlight w:val="lightGray"/>
         </w:rPr>
         <w:t>3</w:t>
       </w:r>
       <w:r>
         <w:rPr>
-          <w:rFonts w:ascii="Arial" w:eastAsia="Arial" w:hAnsi="Arial" w:cs="Arial"/>
-          <w:bCs/>
-          <w:kern w:val="0"/>
-          <w:sz w:val="18"/>
-          <w:szCs w:val="14"/>
-          <w:highlight w:val="lightGray"/>
-          <w:shd w:val="clear" w:color="auto" w:fill="B7B7B7"/>
-          <w:lang w:val="en"/>
-          <w14:ligatures w14:val="none"/>
+          <w:rFonts w:ascii="Arial" w:hAnsi="Arial"/>
+          <w:sz w:val="18"/>
+          <w:highlight w:val="lightGray"/>
         </w:rPr>
         <w:t>/</w:t>
       </w:r>
       <w:r>
         <w:rPr>
-          <w:rFonts w:ascii="Arial" w:eastAsia="Arial" w:hAnsi="Arial" w:cs="Arial"/>
-          <w:bCs/>
-          <w:kern w:val="0"/>
-          <w:sz w:val="18"/>
-          <w:szCs w:val="14"/>
-          <w:highlight w:val="lightGray"/>
-          <w:shd w:val="clear" w:color="auto" w:fill="B7B7B7"/>
-          <w:lang w:val="en"/>
-          <w14:ligatures w14:val="none"/>
+          <w:rFonts w:ascii="Arial" w:hAnsi="Arial"/>
+          <w:sz w:val="18"/>
+          <w:highlight w:val="lightGray"/>
         </w:rPr>
         <w:t>6</w:t>
       </w:r>
       <w:r>
         <w:rPr>
-          <w:rFonts w:ascii="Arial" w:eastAsia="Arial" w:hAnsi="Arial" w:cs="Arial"/>
-          <w:bCs/>
-          <w:kern w:val="0"/>
-          <w:sz w:val="18"/>
-          <w:szCs w:val="14"/>
-          <w:highlight w:val="lightGray"/>
-          <w:shd w:val="clear" w:color="auto" w:fill="B7B7B7"/>
-          <w:lang w:val="en"/>
-          <w14:ligatures w14:val="none"/>
+          <w:rFonts w:ascii="Arial" w:hAnsi="Arial"/>
+          <w:sz w:val="18"/>
+          <w:highlight w:val="lightGray"/>
         </w:rPr>
         <w:t>/2026</w:t>
       </w:r>
       <w:r>
         <w:rPr>
-          <w:rFonts w:ascii="Arial" w:eastAsia="Arial" w:hAnsi="Arial" w:cs="Arial"/>
-          <w:sz w:val="18"/>
-          <w:szCs w:val="18"/>
+          <w:rFonts w:ascii="Arial" w:hAnsi="Arial"/>
+          <w:sz w:val="18"/>
           <w:highlight w:val="lightGray"/>
         </w:rPr>
         <w:t>]</w:t>
@@ -22346,7 +23363,117 @@
           <w:sz w:val="18"/>
           <w:highlight w:val="lightGray"/>
         </w:rPr>
-        <w:t># Source: ScreenShots</w:t>
+        <w:t xml:space="preserve"># Source: </w:t>
+      </w:r>
+      <w:r>
+        <w:rPr>
+          <w:rFonts w:ascii="Arial" w:hAnsi="Arial" w:eastAsia="Arial" w:cs="Arial"/>
+          <w:b/>
+          <w:i w:val="0"/>
+          <w:color w:val="000000"/>
+          <w:sz w:val="18"/>
+          <w:highlight w:val="lightGray"/>
+        </w:rPr>
+        <w:t>S</w:t>
+      </w:r>
+      <w:r>
+        <w:rPr>
+          <w:rFonts w:ascii="Arial" w:hAnsi="Arial" w:eastAsia="Arial" w:cs="Arial"/>
+          <w:b/>
+          <w:i w:val="0"/>
+          <w:color w:val="000000"/>
+          <w:sz w:val="18"/>
+          <w:highlight w:val="lightGray"/>
+        </w:rPr>
+        <w:t>c</w:t>
+      </w:r>
+      <w:r>
+        <w:rPr>
+          <w:rFonts w:ascii="Arial" w:hAnsi="Arial" w:eastAsia="Arial" w:cs="Arial"/>
+          <w:b/>
+          <w:i w:val="0"/>
+          <w:color w:val="000000"/>
+          <w:sz w:val="18"/>
+          <w:highlight w:val="lightGray"/>
+        </w:rPr>
+        <w:t>r</w:t>
+      </w:r>
+      <w:r>
+        <w:rPr>
+          <w:rFonts w:ascii="Arial" w:hAnsi="Arial" w:eastAsia="Arial" w:cs="Arial"/>
+          <w:b/>
+          <w:i w:val="0"/>
+          <w:color w:val="000000"/>
+          <w:sz w:val="18"/>
+          <w:highlight w:val="lightGray"/>
+        </w:rPr>
+        <w:t>e</w:t>
+      </w:r>
+      <w:r>
+        <w:rPr>
+          <w:rFonts w:ascii="Arial" w:hAnsi="Arial" w:eastAsia="Arial" w:cs="Arial"/>
+          <w:b/>
+          <w:i w:val="0"/>
+          <w:color w:val="000000"/>
+          <w:sz w:val="18"/>
+          <w:highlight w:val="lightGray"/>
+        </w:rPr>
+        <w:t>e</w:t>
+      </w:r>
+      <w:r>
+        <w:rPr>
+          <w:rFonts w:ascii="Arial" w:hAnsi="Arial" w:eastAsia="Arial" w:cs="Arial"/>
+          <w:b/>
+          <w:i w:val="0"/>
+          <w:color w:val="000000"/>
+          <w:sz w:val="18"/>
+          <w:highlight w:val="lightGray"/>
+        </w:rPr>
+        <w:t>n</w:t>
+      </w:r>
+      <w:r>
+        <w:rPr>
+          <w:rFonts w:ascii="Arial" w:hAnsi="Arial" w:eastAsia="Arial" w:cs="Arial"/>
+          <w:b/>
+          <w:i w:val="0"/>
+          <w:color w:val="000000"/>
+          <w:sz w:val="18"/>
+          <w:highlight w:val="lightGray"/>
+        </w:rPr>
+        <w:t>S</w:t>
+      </w:r>
+      <w:r>
+        <w:rPr>
+          <w:rFonts w:ascii="Arial" w:hAnsi="Arial" w:eastAsia="Arial" w:cs="Arial"/>
+          <w:b/>
+          <w:i w:val="0"/>
+          <w:color w:val="000000"/>
+          <w:sz w:val="18"/>
+          <w:highlight w:val="lightGray"/>
+        </w:rPr>
+        <w:t>h</w:t>
+      </w:r>
+      <w:r>
+        <w:rPr>
+          <w:rFonts w:ascii="Arial" w:hAnsi="Arial" w:eastAsia="Arial" w:cs="Arial"/>
+          <w:b/>
+          <w:i w:val="0"/>
+          <w:color w:val="000000"/>
+          <w:sz w:val="18"/>
+          <w:highlight w:val="lightGray"/>
+        </w:rPr>
+        <w:t>o</w:t>
+      </w:r>
+      <w:r>
+        <w:rPr>
+          <w:rFonts w:ascii="Arial" w:hAnsi="Arial" w:eastAsia="Arial" w:cs="Arial"/>
+          <w:b/>
+          <w:i w:val="0"/>
+          <w:color w:val="000000"/>
+          <w:sz w:val="18"/>
+          <w:highlight w:val="lightGray"/>
+        </w:rPr>
+        <w:t>t</w:t>
       </w:r>
       <w:r>
         <w:rPr>
@@ -22409,7 +23536,7 @@
       </w:r>
       <w:r>
         <w:rPr>
-          <w:rFonts w:ascii="Arial" w:eastAsia="Arial" w:hAnsi="Arial" w:cs="Arial"/>
+          <w:rFonts w:ascii="Arial" w:hAnsi="Arial"/>
           <w:b/>
           <w:color w:val="000000"/>
           <w:sz w:val="18"/>
@@ -22419,7 +23546,7 @@
       </w:r>
       <w:r>
         <w:rPr>
-          <w:rFonts w:ascii="Arial" w:eastAsia="Arial" w:hAnsi="Arial" w:cs="Arial"/>
+          <w:rFonts w:ascii="Arial" w:hAnsi="Arial"/>
           <w:color w:val="000000"/>
           <w:sz w:val="18"/>
           <w:highlight w:val="lightGray"/>
@@ -23100,238 +24227,284 @@
     <w:p>
       <w:r>
         <w:rPr>
-          <w:rFonts w:ascii="Arial" w:eastAsia="Arial" w:hAnsi="Arial" w:cs="Arial"/>
-          <w:b/>
-          <w:bCs/>
-          <w:sz w:val="18"/>
-          <w:szCs w:val="18"/>
+          <w:rFonts w:ascii="Arial" w:hAnsi="Arial"/>
+          <w:b/>
+          <w:sz w:val="18"/>
           <w:highlight w:val="lightGray"/>
         </w:rPr>
         <w:t xml:space="preserve"># Source: </w:t>
       </w:r>
-      <w:proofErr w:type="spellStart"/>
-      <w:r>
-        <w:rPr>
-          <w:rFonts w:ascii="Arial" w:eastAsia="Arial" w:hAnsi="Arial" w:cs="Arial"/>
-          <w:b/>
-          <w:bCs/>
-          <w:sz w:val="18"/>
-          <w:szCs w:val="18"/>
-          <w:highlight w:val="lightGray"/>
-        </w:rPr>
-        <w:t>ScreenShots</w:t>
-      </w:r>
-      <w:proofErr w:type="spellEnd"/>
-      <w:r>
-        <w:rPr>
-          <w:rFonts w:ascii="Arial" w:eastAsia="Arial" w:hAnsi="Arial" w:cs="Arial"/>
-          <w:sz w:val="18"/>
-          <w:szCs w:val="18"/>
+      <w:r>
+        <w:rPr>
+          <w:rFonts w:ascii="Arial" w:hAnsi="Arial" w:eastAsia="Arial" w:cs="Arial"/>
+          <w:b/>
+          <w:i w:val="0"/>
+          <w:color w:val="000000"/>
+          <w:sz w:val="18"/>
+          <w:highlight w:val="lightGray"/>
+        </w:rPr>
+        <w:t>S</w:t>
+      </w:r>
+      <w:r>
+        <w:rPr>
+          <w:rFonts w:ascii="Arial" w:hAnsi="Arial" w:eastAsia="Arial" w:cs="Arial"/>
+          <w:b/>
+          <w:i w:val="0"/>
+          <w:color w:val="000000"/>
+          <w:sz w:val="18"/>
+          <w:highlight w:val="lightGray"/>
+        </w:rPr>
+        <w:t>c</w:t>
+      </w:r>
+      <w:r>
+        <w:rPr>
+          <w:rFonts w:ascii="Arial" w:hAnsi="Arial" w:eastAsia="Arial" w:cs="Arial"/>
+          <w:b/>
+          <w:i w:val="0"/>
+          <w:color w:val="000000"/>
+          <w:sz w:val="18"/>
+          <w:highlight w:val="lightGray"/>
+        </w:rPr>
+        <w:t>r</w:t>
+      </w:r>
+      <w:r>
+        <w:rPr>
+          <w:rFonts w:ascii="Arial" w:hAnsi="Arial" w:eastAsia="Arial" w:cs="Arial"/>
+          <w:b/>
+          <w:i w:val="0"/>
+          <w:color w:val="000000"/>
+          <w:sz w:val="18"/>
+          <w:highlight w:val="lightGray"/>
+        </w:rPr>
+        <w:t>e</w:t>
+      </w:r>
+      <w:r>
+        <w:rPr>
+          <w:rFonts w:ascii="Arial" w:hAnsi="Arial" w:eastAsia="Arial" w:cs="Arial"/>
+          <w:b/>
+          <w:i w:val="0"/>
+          <w:color w:val="000000"/>
+          <w:sz w:val="18"/>
+          <w:highlight w:val="lightGray"/>
+        </w:rPr>
+        <w:t>e</w:t>
+      </w:r>
+      <w:r>
+        <w:rPr>
+          <w:rFonts w:ascii="Arial" w:hAnsi="Arial" w:eastAsia="Arial" w:cs="Arial"/>
+          <w:b/>
+          <w:i w:val="0"/>
+          <w:color w:val="000000"/>
+          <w:sz w:val="18"/>
+          <w:highlight w:val="lightGray"/>
+        </w:rPr>
+        <w:t>n</w:t>
+      </w:r>
+      <w:r>
+        <w:rPr>
+          <w:rFonts w:ascii="Arial" w:hAnsi="Arial" w:eastAsia="Arial" w:cs="Arial"/>
+          <w:b/>
+          <w:i w:val="0"/>
+          <w:color w:val="000000"/>
+          <w:sz w:val="18"/>
+          <w:highlight w:val="lightGray"/>
+        </w:rPr>
+        <w:t>S</w:t>
+      </w:r>
+      <w:r>
+        <w:rPr>
+          <w:rFonts w:ascii="Arial" w:hAnsi="Arial" w:eastAsia="Arial" w:cs="Arial"/>
+          <w:b/>
+          <w:i w:val="0"/>
+          <w:color w:val="000000"/>
+          <w:sz w:val="18"/>
+          <w:highlight w:val="lightGray"/>
+        </w:rPr>
+        <w:t>h</w:t>
+      </w:r>
+      <w:r>
+        <w:rPr>
+          <w:rFonts w:ascii="Arial" w:hAnsi="Arial" w:eastAsia="Arial" w:cs="Arial"/>
+          <w:b/>
+          <w:i w:val="0"/>
+          <w:color w:val="000000"/>
+          <w:sz w:val="18"/>
+          <w:highlight w:val="lightGray"/>
+        </w:rPr>
+        <w:t>o</w:t>
+      </w:r>
+      <w:r>
+        <w:rPr>
+          <w:rFonts w:ascii="Arial" w:hAnsi="Arial" w:eastAsia="Arial" w:cs="Arial"/>
+          <w:b/>
+          <w:i w:val="0"/>
+          <w:color w:val="000000"/>
+          <w:sz w:val="18"/>
+          <w:highlight w:val="lightGray"/>
+        </w:rPr>
+        <w:t>t</w:t>
+      </w:r>
+      <w:r>
+        <w:rPr>
+          <w:rFonts w:ascii="Arial" w:hAnsi="Arial"/>
+          <w:sz w:val="18"/>
           <w:highlight w:val="lightGray"/>
         </w:rPr>
         <w:t xml:space="preserve"> </w:t>
       </w:r>
       <w:r>
         <w:rPr>
-          <w:rFonts w:ascii="Arial" w:eastAsia="Arial" w:hAnsi="Arial" w:cs="Arial"/>
-          <w:b/>
-          <w:bCs/>
-          <w:sz w:val="18"/>
-          <w:szCs w:val="18"/>
+          <w:rFonts w:ascii="Arial" w:hAnsi="Arial"/>
+          <w:b/>
+          <w:sz w:val="18"/>
           <w:highlight w:val="lightGray"/>
         </w:rPr>
         <w:t>Source</w:t>
       </w:r>
       <w:r>
         <w:rPr>
-          <w:rFonts w:ascii="Arial" w:eastAsia="Arial" w:hAnsi="Arial" w:cs="Arial"/>
-          <w:sz w:val="18"/>
-          <w:szCs w:val="18"/>
+          <w:rFonts w:ascii="Arial" w:hAnsi="Arial"/>
+          <w:sz w:val="18"/>
           <w:highlight w:val="lightGray"/>
         </w:rPr>
         <w:t xml:space="preserve">: </w:t>
       </w:r>
       <w:r>
         <w:rPr>
-          <w:rFonts w:ascii="Arial" w:eastAsia="Arial" w:hAnsi="Arial" w:cs="Arial"/>
-          <w:b/>
-          <w:bCs/>
-          <w:sz w:val="18"/>
-          <w:szCs w:val="18"/>
+          <w:rFonts w:ascii="Arial" w:hAnsi="Arial"/>
+          <w:b/>
+          <w:sz w:val="18"/>
           <w:highlight w:val="lightGray"/>
         </w:rPr>
         <w:t>Provided by:</w:t>
       </w:r>
       <w:r>
         <w:rPr>
-          <w:rFonts w:ascii="Arial" w:eastAsia="Arial" w:hAnsi="Arial" w:cs="Arial"/>
-          <w:sz w:val="18"/>
-          <w:szCs w:val="18"/>
+          <w:rFonts w:ascii="Arial" w:hAnsi="Arial"/>
+          <w:sz w:val="18"/>
           <w:highlight w:val="lightGray"/>
         </w:rPr>
         <w:t xml:space="preserve"> [Persons Table -&gt; ID Column: 1, </w:t>
       </w:r>
-      <w:proofErr w:type="spellStart"/>
-      <w:r>
-        <w:rPr>
-          <w:rFonts w:ascii="Arial" w:eastAsia="Arial" w:hAnsi="Arial" w:cs="Arial"/>
-          <w:sz w:val="18"/>
-          <w:szCs w:val="18"/>
+      <w:r>
+        <w:rPr>
+          <w:rFonts w:ascii="Arial" w:hAnsi="Arial"/>
+          <w:sz w:val="18"/>
           <w:highlight w:val="lightGray"/>
         </w:rPr>
         <w:t>Name_En</w:t>
       </w:r>
-      <w:proofErr w:type="spellEnd"/>
-      <w:r>
-        <w:rPr>
-          <w:rFonts w:ascii="Arial" w:eastAsia="Arial" w:hAnsi="Arial" w:cs="Arial"/>
-          <w:sz w:val="18"/>
-          <w:szCs w:val="18"/>
+      <w:r>
+        <w:rPr>
+          <w:rFonts w:ascii="Arial" w:hAnsi="Arial"/>
+          <w:sz w:val="18"/>
           <w:highlight w:val="lightGray"/>
         </w:rPr>
         <w:t xml:space="preserve"> Column: Motasem Essam] -&gt; </w:t>
       </w:r>
       <w:r>
         <w:rPr>
-          <w:rFonts w:ascii="Arial" w:eastAsia="Arial" w:hAnsi="Arial" w:cs="Arial"/>
-          <w:b/>
-          <w:bCs/>
-          <w:sz w:val="18"/>
-          <w:szCs w:val="18"/>
+          <w:rFonts w:ascii="Arial" w:hAnsi="Arial"/>
+          <w:b/>
+          <w:sz w:val="18"/>
           <w:highlight w:val="lightGray"/>
         </w:rPr>
         <w:t>Tool:</w:t>
       </w:r>
       <w:r>
         <w:rPr>
-          <w:rFonts w:ascii="Arial" w:eastAsia="Arial" w:hAnsi="Arial" w:cs="Arial"/>
-          <w:sz w:val="18"/>
-          <w:szCs w:val="18"/>
+          <w:rFonts w:ascii="Arial" w:hAnsi="Arial"/>
+          <w:sz w:val="18"/>
           <w:highlight w:val="lightGray"/>
         </w:rPr>
         <w:t xml:space="preserve"> [</w:t>
       </w:r>
-      <w:proofErr w:type="spellStart"/>
-      <w:r>
-        <w:rPr>
-          <w:rFonts w:ascii="Arial" w:eastAsia="Arial" w:hAnsi="Arial" w:cs="Arial"/>
-          <w:sz w:val="18"/>
-          <w:szCs w:val="18"/>
+      <w:r>
+        <w:rPr>
+          <w:rFonts w:ascii="Arial" w:hAnsi="Arial"/>
+          <w:sz w:val="18"/>
           <w:highlight w:val="lightGray"/>
         </w:rPr>
         <w:t>Lightshot</w:t>
       </w:r>
-      <w:proofErr w:type="spellEnd"/>
-      <w:r>
-        <w:rPr>
-          <w:rFonts w:ascii="Arial" w:eastAsia="Arial" w:hAnsi="Arial" w:cs="Arial"/>
-          <w:sz w:val="18"/>
-          <w:szCs w:val="18"/>
+      <w:r>
+        <w:rPr>
+          <w:rFonts w:ascii="Arial" w:hAnsi="Arial"/>
+          <w:sz w:val="18"/>
           <w:highlight w:val="lightGray"/>
         </w:rPr>
         <w:t xml:space="preserve"> Program] -&gt; </w:t>
       </w:r>
       <w:r>
         <w:rPr>
-          <w:rFonts w:ascii="Arial" w:eastAsia="Arial" w:hAnsi="Arial" w:cs="Arial"/>
-          <w:b/>
-          <w:bCs/>
-          <w:sz w:val="18"/>
-          <w:szCs w:val="18"/>
+          <w:rFonts w:ascii="Arial" w:hAnsi="Arial"/>
+          <w:b/>
+          <w:sz w:val="18"/>
           <w:highlight w:val="lightGray"/>
         </w:rPr>
         <w:t xml:space="preserve">From </w:t>
       </w:r>
       <w:r>
         <w:rPr>
-          <w:rFonts w:ascii="Arial" w:eastAsia="Arial" w:hAnsi="Arial" w:cs="Arial"/>
-          <w:sz w:val="18"/>
-          <w:szCs w:val="18"/>
+          <w:rFonts w:ascii="Arial" w:hAnsi="Arial"/>
+          <w:sz w:val="18"/>
           <w:highlight w:val="lightGray"/>
         </w:rPr>
         <w:t xml:space="preserve">[Site: https://github.com] </w:t>
       </w:r>
       <w:r>
         <w:rPr>
-          <w:rFonts w:ascii="Arial" w:eastAsia="Arial" w:hAnsi="Arial" w:cs="Arial"/>
-          <w:b/>
-          <w:bCs/>
-          <w:sz w:val="18"/>
-          <w:szCs w:val="18"/>
+          <w:rFonts w:ascii="Arial" w:hAnsi="Arial"/>
+          <w:b/>
+          <w:sz w:val="18"/>
           <w:highlight w:val="lightGray"/>
         </w:rPr>
         <w:t>on</w:t>
       </w:r>
       <w:r>
         <w:rPr>
-          <w:rFonts w:ascii="Arial" w:eastAsia="Arial" w:hAnsi="Arial" w:cs="Arial"/>
-          <w:sz w:val="18"/>
-          <w:szCs w:val="18"/>
+          <w:rFonts w:ascii="Arial" w:hAnsi="Arial"/>
+          <w:sz w:val="18"/>
           <w:highlight w:val="lightGray"/>
         </w:rPr>
         <w:t xml:space="preserve"> [</w:t>
       </w:r>
       <w:r>
         <w:rPr>
-          <w:rFonts w:ascii="Arial" w:eastAsia="Arial" w:hAnsi="Arial" w:cs="Arial"/>
-          <w:bCs/>
-          <w:kern w:val="0"/>
-          <w:sz w:val="18"/>
-          <w:szCs w:val="14"/>
-          <w:highlight w:val="lightGray"/>
-          <w:shd w:val="clear" w:color="auto" w:fill="B7B7B7"/>
-          <w:lang w:val="en"/>
-          <w14:ligatures w14:val="none"/>
+          <w:rFonts w:ascii="Arial" w:hAnsi="Arial"/>
+          <w:sz w:val="18"/>
+          <w:highlight w:val="lightGray"/>
         </w:rPr>
         <w:t>3</w:t>
       </w:r>
       <w:r>
         <w:rPr>
-          <w:rFonts w:ascii="Arial" w:eastAsia="Arial" w:hAnsi="Arial" w:cs="Arial"/>
-          <w:bCs/>
-          <w:kern w:val="0"/>
-          <w:sz w:val="18"/>
-          <w:szCs w:val="14"/>
-          <w:highlight w:val="lightGray"/>
-          <w:shd w:val="clear" w:color="auto" w:fill="B7B7B7"/>
-          <w:lang w:val="en"/>
-          <w14:ligatures w14:val="none"/>
+          <w:rFonts w:ascii="Arial" w:hAnsi="Arial"/>
+          <w:sz w:val="18"/>
+          <w:highlight w:val="lightGray"/>
         </w:rPr>
         <w:t>/</w:t>
       </w:r>
       <w:r>
         <w:rPr>
-          <w:rFonts w:ascii="Arial" w:eastAsia="Arial" w:hAnsi="Arial" w:cs="Arial"/>
-          <w:bCs/>
-          <w:kern w:val="0"/>
-          <w:sz w:val="18"/>
-          <w:szCs w:val="14"/>
-          <w:highlight w:val="lightGray"/>
-          <w:shd w:val="clear" w:color="auto" w:fill="B7B7B7"/>
-          <w:lang w:val="en"/>
-          <w14:ligatures w14:val="none"/>
+          <w:rFonts w:ascii="Arial" w:hAnsi="Arial"/>
+          <w:sz w:val="18"/>
+          <w:highlight w:val="lightGray"/>
         </w:rPr>
         <w:t>6</w:t>
       </w:r>
       <w:r>
         <w:rPr>
-          <w:rFonts w:ascii="Arial" w:eastAsia="Arial" w:hAnsi="Arial" w:cs="Arial"/>
-          <w:bCs/>
-          <w:kern w:val="0"/>
-          <w:sz w:val="18"/>
-          <w:szCs w:val="14"/>
-          <w:highlight w:val="lightGray"/>
-          <w:shd w:val="clear" w:color="auto" w:fill="B7B7B7"/>
-          <w:lang w:val="en"/>
-          <w14:ligatures w14:val="none"/>
+          <w:rFonts w:ascii="Arial" w:hAnsi="Arial"/>
+          <w:sz w:val="18"/>
+          <w:highlight w:val="lightGray"/>
         </w:rPr>
         <w:t>/2026</w:t>
       </w:r>
       <w:r>
         <w:rPr>
-          <w:rFonts w:ascii="Arial" w:eastAsia="Arial" w:hAnsi="Arial" w:cs="Arial"/>
-          <w:sz w:val="18"/>
-          <w:szCs w:val="18"/>
+          <w:rFonts w:ascii="Arial" w:hAnsi="Arial"/>
+          <w:sz w:val="18"/>
           <w:highlight w:val="lightGray"/>
         </w:rPr>
         <w:t>]</w:t>
@@ -23409,7 +24582,117 @@
           <w:sz w:val="18"/>
           <w:highlight w:val="lightGray"/>
         </w:rPr>
-        <w:t># Source: ScreenShots</w:t>
+        <w:t xml:space="preserve"># Source: </w:t>
+      </w:r>
+      <w:r>
+        <w:rPr>
+          <w:rFonts w:ascii="Arial" w:hAnsi="Arial" w:eastAsia="Arial" w:cs="Arial"/>
+          <w:b/>
+          <w:i w:val="0"/>
+          <w:color w:val="000000"/>
+          <w:sz w:val="18"/>
+          <w:highlight w:val="lightGray"/>
+        </w:rPr>
+        <w:t>S</w:t>
+      </w:r>
+      <w:r>
+        <w:rPr>
+          <w:rFonts w:ascii="Arial" w:hAnsi="Arial" w:eastAsia="Arial" w:cs="Arial"/>
+          <w:b/>
+          <w:i w:val="0"/>
+          <w:color w:val="000000"/>
+          <w:sz w:val="18"/>
+          <w:highlight w:val="lightGray"/>
+        </w:rPr>
+        <w:t>c</w:t>
+      </w:r>
+      <w:r>
+        <w:rPr>
+          <w:rFonts w:ascii="Arial" w:hAnsi="Arial" w:eastAsia="Arial" w:cs="Arial"/>
+          <w:b/>
+          <w:i w:val="0"/>
+          <w:color w:val="000000"/>
+          <w:sz w:val="18"/>
+          <w:highlight w:val="lightGray"/>
+        </w:rPr>
+        <w:t>r</w:t>
+      </w:r>
+      <w:r>
+        <w:rPr>
+          <w:rFonts w:ascii="Arial" w:hAnsi="Arial" w:eastAsia="Arial" w:cs="Arial"/>
+          <w:b/>
+          <w:i w:val="0"/>
+          <w:color w:val="000000"/>
+          <w:sz w:val="18"/>
+          <w:highlight w:val="lightGray"/>
+        </w:rPr>
+        <w:t>e</w:t>
+      </w:r>
+      <w:r>
+        <w:rPr>
+          <w:rFonts w:ascii="Arial" w:hAnsi="Arial" w:eastAsia="Arial" w:cs="Arial"/>
+          <w:b/>
+          <w:i w:val="0"/>
+          <w:color w:val="000000"/>
+          <w:sz w:val="18"/>
+          <w:highlight w:val="lightGray"/>
+        </w:rPr>
+        <w:t>e</w:t>
+      </w:r>
+      <w:r>
+        <w:rPr>
+          <w:rFonts w:ascii="Arial" w:hAnsi="Arial" w:eastAsia="Arial" w:cs="Arial"/>
+          <w:b/>
+          <w:i w:val="0"/>
+          <w:color w:val="000000"/>
+          <w:sz w:val="18"/>
+          <w:highlight w:val="lightGray"/>
+        </w:rPr>
+        <w:t>n</w:t>
+      </w:r>
+      <w:r>
+        <w:rPr>
+          <w:rFonts w:ascii="Arial" w:hAnsi="Arial" w:eastAsia="Arial" w:cs="Arial"/>
+          <w:b/>
+          <w:i w:val="0"/>
+          <w:color w:val="000000"/>
+          <w:sz w:val="18"/>
+          <w:highlight w:val="lightGray"/>
+        </w:rPr>
+        <w:t>S</w:t>
+      </w:r>
+      <w:r>
+        <w:rPr>
+          <w:rFonts w:ascii="Arial" w:hAnsi="Arial" w:eastAsia="Arial" w:cs="Arial"/>
+          <w:b/>
+          <w:i w:val="0"/>
+          <w:color w:val="000000"/>
+          <w:sz w:val="18"/>
+          <w:highlight w:val="lightGray"/>
+        </w:rPr>
+        <w:t>h</w:t>
+      </w:r>
+      <w:r>
+        <w:rPr>
+          <w:rFonts w:ascii="Arial" w:hAnsi="Arial" w:eastAsia="Arial" w:cs="Arial"/>
+          <w:b/>
+          <w:i w:val="0"/>
+          <w:color w:val="000000"/>
+          <w:sz w:val="18"/>
+          <w:highlight w:val="lightGray"/>
+        </w:rPr>
+        <w:t>o</w:t>
+      </w:r>
+      <w:r>
+        <w:rPr>
+          <w:rFonts w:ascii="Arial" w:hAnsi="Arial" w:eastAsia="Arial" w:cs="Arial"/>
+          <w:b/>
+          <w:i w:val="0"/>
+          <w:color w:val="000000"/>
+          <w:sz w:val="18"/>
+          <w:highlight w:val="lightGray"/>
+        </w:rPr>
+        <w:t>t</w:t>
       </w:r>
       <w:r>
         <w:rPr>
@@ -23472,7 +24755,7 @@
       </w:r>
       <w:r>
         <w:rPr>
-          <w:rFonts w:ascii="Arial" w:eastAsia="Arial" w:hAnsi="Arial" w:cs="Arial"/>
+          <w:rFonts w:ascii="Arial" w:hAnsi="Arial"/>
           <w:b/>
           <w:color w:val="000000"/>
           <w:sz w:val="18"/>
@@ -23482,7 +24765,7 @@
       </w:r>
       <w:r>
         <w:rPr>
-          <w:rFonts w:ascii="Arial" w:eastAsia="Arial" w:hAnsi="Arial" w:cs="Arial"/>
+          <w:rFonts w:ascii="Arial" w:hAnsi="Arial"/>
           <w:color w:val="000000"/>
           <w:sz w:val="18"/>
           <w:highlight w:val="lightGray"/>
@@ -24302,239 +25585,284 @@
       </w:pPr>
       <w:r>
         <w:rPr>
-          <w:rFonts w:ascii="Arial" w:eastAsia="Arial" w:hAnsi="Arial" w:cs="Arial"/>
-          <w:b/>
-          <w:bCs/>
-          <w:sz w:val="18"/>
-          <w:szCs w:val="18"/>
-          <w:highlight w:val="lightGray"/>
-        </w:rPr>
-        <w:lastRenderedPageBreak/>
+          <w:rFonts w:ascii="Arial" w:hAnsi="Arial"/>
+          <w:b/>
+          <w:sz w:val="18"/>
+          <w:highlight w:val="lightGray"/>
+        </w:rPr>
         <w:t xml:space="preserve"># Source: </w:t>
       </w:r>
-      <w:proofErr w:type="spellStart"/>
-      <w:r>
-        <w:rPr>
-          <w:rFonts w:ascii="Arial" w:eastAsia="Arial" w:hAnsi="Arial" w:cs="Arial"/>
-          <w:b/>
-          <w:bCs/>
-          <w:sz w:val="18"/>
-          <w:szCs w:val="18"/>
-          <w:highlight w:val="lightGray"/>
-        </w:rPr>
-        <w:t>ScreenShots</w:t>
-      </w:r>
-      <w:proofErr w:type="spellEnd"/>
-      <w:r>
-        <w:rPr>
-          <w:rFonts w:ascii="Arial" w:eastAsia="Arial" w:hAnsi="Arial" w:cs="Arial"/>
-          <w:sz w:val="18"/>
-          <w:szCs w:val="18"/>
+      <w:r>
+        <w:rPr>
+          <w:rFonts w:ascii="Arial" w:hAnsi="Arial" w:eastAsia="Arial" w:cs="Arial"/>
+          <w:b/>
+          <w:i w:val="0"/>
+          <w:color w:val="000000"/>
+          <w:sz w:val="18"/>
+          <w:highlight w:val="lightGray"/>
+        </w:rPr>
+        <w:t>S</w:t>
+      </w:r>
+      <w:r>
+        <w:rPr>
+          <w:rFonts w:ascii="Arial" w:hAnsi="Arial" w:eastAsia="Arial" w:cs="Arial"/>
+          <w:b/>
+          <w:i w:val="0"/>
+          <w:color w:val="000000"/>
+          <w:sz w:val="18"/>
+          <w:highlight w:val="lightGray"/>
+        </w:rPr>
+        <w:t>c</w:t>
+      </w:r>
+      <w:r>
+        <w:rPr>
+          <w:rFonts w:ascii="Arial" w:hAnsi="Arial" w:eastAsia="Arial" w:cs="Arial"/>
+          <w:b/>
+          <w:i w:val="0"/>
+          <w:color w:val="000000"/>
+          <w:sz w:val="18"/>
+          <w:highlight w:val="lightGray"/>
+        </w:rPr>
+        <w:t>r</w:t>
+      </w:r>
+      <w:r>
+        <w:rPr>
+          <w:rFonts w:ascii="Arial" w:hAnsi="Arial" w:eastAsia="Arial" w:cs="Arial"/>
+          <w:b/>
+          <w:i w:val="0"/>
+          <w:color w:val="000000"/>
+          <w:sz w:val="18"/>
+          <w:highlight w:val="lightGray"/>
+        </w:rPr>
+        <w:t>e</w:t>
+      </w:r>
+      <w:r>
+        <w:rPr>
+          <w:rFonts w:ascii="Arial" w:hAnsi="Arial" w:eastAsia="Arial" w:cs="Arial"/>
+          <w:b/>
+          <w:i w:val="0"/>
+          <w:color w:val="000000"/>
+          <w:sz w:val="18"/>
+          <w:highlight w:val="lightGray"/>
+        </w:rPr>
+        <w:t>e</w:t>
+      </w:r>
+      <w:r>
+        <w:rPr>
+          <w:rFonts w:ascii="Arial" w:hAnsi="Arial" w:eastAsia="Arial" w:cs="Arial"/>
+          <w:b/>
+          <w:i w:val="0"/>
+          <w:color w:val="000000"/>
+          <w:sz w:val="18"/>
+          <w:highlight w:val="lightGray"/>
+        </w:rPr>
+        <w:t>n</w:t>
+      </w:r>
+      <w:r>
+        <w:rPr>
+          <w:rFonts w:ascii="Arial" w:hAnsi="Arial" w:eastAsia="Arial" w:cs="Arial"/>
+          <w:b/>
+          <w:i w:val="0"/>
+          <w:color w:val="000000"/>
+          <w:sz w:val="18"/>
+          <w:highlight w:val="lightGray"/>
+        </w:rPr>
+        <w:t>S</w:t>
+      </w:r>
+      <w:r>
+        <w:rPr>
+          <w:rFonts w:ascii="Arial" w:hAnsi="Arial" w:eastAsia="Arial" w:cs="Arial"/>
+          <w:b/>
+          <w:i w:val="0"/>
+          <w:color w:val="000000"/>
+          <w:sz w:val="18"/>
+          <w:highlight w:val="lightGray"/>
+        </w:rPr>
+        <w:t>h</w:t>
+      </w:r>
+      <w:r>
+        <w:rPr>
+          <w:rFonts w:ascii="Arial" w:hAnsi="Arial" w:eastAsia="Arial" w:cs="Arial"/>
+          <w:b/>
+          <w:i w:val="0"/>
+          <w:color w:val="000000"/>
+          <w:sz w:val="18"/>
+          <w:highlight w:val="lightGray"/>
+        </w:rPr>
+        <w:t>o</w:t>
+      </w:r>
+      <w:r>
+        <w:rPr>
+          <w:rFonts w:ascii="Arial" w:hAnsi="Arial" w:eastAsia="Arial" w:cs="Arial"/>
+          <w:b/>
+          <w:i w:val="0"/>
+          <w:color w:val="000000"/>
+          <w:sz w:val="18"/>
+          <w:highlight w:val="lightGray"/>
+        </w:rPr>
+        <w:t>t</w:t>
+      </w:r>
+      <w:r>
+        <w:rPr>
+          <w:rFonts w:ascii="Arial" w:hAnsi="Arial"/>
+          <w:sz w:val="18"/>
           <w:highlight w:val="lightGray"/>
         </w:rPr>
         <w:t xml:space="preserve"> </w:t>
       </w:r>
       <w:r>
         <w:rPr>
-          <w:rFonts w:ascii="Arial" w:eastAsia="Arial" w:hAnsi="Arial" w:cs="Arial"/>
-          <w:b/>
-          <w:bCs/>
-          <w:sz w:val="18"/>
-          <w:szCs w:val="18"/>
+          <w:rFonts w:ascii="Arial" w:hAnsi="Arial"/>
+          <w:b/>
+          <w:sz w:val="18"/>
           <w:highlight w:val="lightGray"/>
         </w:rPr>
         <w:t>Source</w:t>
       </w:r>
       <w:r>
         <w:rPr>
-          <w:rFonts w:ascii="Arial" w:eastAsia="Arial" w:hAnsi="Arial" w:cs="Arial"/>
-          <w:sz w:val="18"/>
-          <w:szCs w:val="18"/>
+          <w:rFonts w:ascii="Arial" w:hAnsi="Arial"/>
+          <w:sz w:val="18"/>
           <w:highlight w:val="lightGray"/>
         </w:rPr>
         <w:t xml:space="preserve">: </w:t>
       </w:r>
       <w:r>
         <w:rPr>
-          <w:rFonts w:ascii="Arial" w:eastAsia="Arial" w:hAnsi="Arial" w:cs="Arial"/>
-          <w:b/>
-          <w:bCs/>
-          <w:sz w:val="18"/>
-          <w:szCs w:val="18"/>
+          <w:rFonts w:ascii="Arial" w:hAnsi="Arial"/>
+          <w:b/>
+          <w:sz w:val="18"/>
           <w:highlight w:val="lightGray"/>
         </w:rPr>
         <w:t>Provided by:</w:t>
       </w:r>
       <w:r>
         <w:rPr>
-          <w:rFonts w:ascii="Arial" w:eastAsia="Arial" w:hAnsi="Arial" w:cs="Arial"/>
-          <w:sz w:val="18"/>
-          <w:szCs w:val="18"/>
+          <w:rFonts w:ascii="Arial" w:hAnsi="Arial"/>
+          <w:sz w:val="18"/>
           <w:highlight w:val="lightGray"/>
         </w:rPr>
         <w:t xml:space="preserve"> [Persons Table -&gt; ID Column: 1, </w:t>
       </w:r>
-      <w:proofErr w:type="spellStart"/>
-      <w:r>
-        <w:rPr>
-          <w:rFonts w:ascii="Arial" w:eastAsia="Arial" w:hAnsi="Arial" w:cs="Arial"/>
-          <w:sz w:val="18"/>
-          <w:szCs w:val="18"/>
+      <w:r>
+        <w:rPr>
+          <w:rFonts w:ascii="Arial" w:hAnsi="Arial"/>
+          <w:sz w:val="18"/>
           <w:highlight w:val="lightGray"/>
         </w:rPr>
         <w:t>Name_En</w:t>
       </w:r>
-      <w:proofErr w:type="spellEnd"/>
-      <w:r>
-        <w:rPr>
-          <w:rFonts w:ascii="Arial" w:eastAsia="Arial" w:hAnsi="Arial" w:cs="Arial"/>
-          <w:sz w:val="18"/>
-          <w:szCs w:val="18"/>
+      <w:r>
+        <w:rPr>
+          <w:rFonts w:ascii="Arial" w:hAnsi="Arial"/>
+          <w:sz w:val="18"/>
           <w:highlight w:val="lightGray"/>
         </w:rPr>
         <w:t xml:space="preserve"> Column: Motasem Essam] -&gt; </w:t>
       </w:r>
       <w:r>
         <w:rPr>
-          <w:rFonts w:ascii="Arial" w:eastAsia="Arial" w:hAnsi="Arial" w:cs="Arial"/>
-          <w:b/>
-          <w:bCs/>
-          <w:sz w:val="18"/>
-          <w:szCs w:val="18"/>
+          <w:rFonts w:ascii="Arial" w:hAnsi="Arial"/>
+          <w:b/>
+          <w:sz w:val="18"/>
           <w:highlight w:val="lightGray"/>
         </w:rPr>
         <w:t>Tool:</w:t>
       </w:r>
       <w:r>
         <w:rPr>
-          <w:rFonts w:ascii="Arial" w:eastAsia="Arial" w:hAnsi="Arial" w:cs="Arial"/>
-          <w:sz w:val="18"/>
-          <w:szCs w:val="18"/>
+          <w:rFonts w:ascii="Arial" w:hAnsi="Arial"/>
+          <w:sz w:val="18"/>
           <w:highlight w:val="lightGray"/>
         </w:rPr>
         <w:t xml:space="preserve"> [</w:t>
       </w:r>
-      <w:proofErr w:type="spellStart"/>
-      <w:r>
-        <w:rPr>
-          <w:rFonts w:ascii="Arial" w:eastAsia="Arial" w:hAnsi="Arial" w:cs="Arial"/>
-          <w:sz w:val="18"/>
-          <w:szCs w:val="18"/>
+      <w:r>
+        <w:rPr>
+          <w:rFonts w:ascii="Arial" w:hAnsi="Arial"/>
+          <w:sz w:val="18"/>
           <w:highlight w:val="lightGray"/>
         </w:rPr>
         <w:t>Lightshot</w:t>
       </w:r>
-      <w:proofErr w:type="spellEnd"/>
-      <w:r>
-        <w:rPr>
-          <w:rFonts w:ascii="Arial" w:eastAsia="Arial" w:hAnsi="Arial" w:cs="Arial"/>
-          <w:sz w:val="18"/>
-          <w:szCs w:val="18"/>
+      <w:r>
+        <w:rPr>
+          <w:rFonts w:ascii="Arial" w:hAnsi="Arial"/>
+          <w:sz w:val="18"/>
           <w:highlight w:val="lightGray"/>
         </w:rPr>
         <w:t xml:space="preserve"> Program] -&gt; </w:t>
       </w:r>
       <w:r>
         <w:rPr>
-          <w:rFonts w:ascii="Arial" w:eastAsia="Arial" w:hAnsi="Arial" w:cs="Arial"/>
-          <w:b/>
-          <w:bCs/>
-          <w:sz w:val="18"/>
-          <w:szCs w:val="18"/>
+          <w:rFonts w:ascii="Arial" w:hAnsi="Arial"/>
+          <w:b/>
+          <w:sz w:val="18"/>
           <w:highlight w:val="lightGray"/>
         </w:rPr>
         <w:t xml:space="preserve">From </w:t>
       </w:r>
       <w:r>
         <w:rPr>
-          <w:rFonts w:ascii="Arial" w:eastAsia="Arial" w:hAnsi="Arial" w:cs="Arial"/>
-          <w:sz w:val="18"/>
-          <w:szCs w:val="18"/>
+          <w:rFonts w:ascii="Arial" w:hAnsi="Arial"/>
+          <w:sz w:val="18"/>
           <w:highlight w:val="lightGray"/>
         </w:rPr>
         <w:t xml:space="preserve">[Site: https://github.com] </w:t>
       </w:r>
       <w:r>
         <w:rPr>
-          <w:rFonts w:ascii="Arial" w:eastAsia="Arial" w:hAnsi="Arial" w:cs="Arial"/>
-          <w:b/>
-          <w:bCs/>
-          <w:sz w:val="18"/>
-          <w:szCs w:val="18"/>
+          <w:rFonts w:ascii="Arial" w:hAnsi="Arial"/>
+          <w:b/>
+          <w:sz w:val="18"/>
           <w:highlight w:val="lightGray"/>
         </w:rPr>
         <w:t>on</w:t>
       </w:r>
       <w:r>
         <w:rPr>
-          <w:rFonts w:ascii="Arial" w:eastAsia="Arial" w:hAnsi="Arial" w:cs="Arial"/>
-          <w:sz w:val="18"/>
-          <w:szCs w:val="18"/>
+          <w:rFonts w:ascii="Arial" w:hAnsi="Arial"/>
+          <w:sz w:val="18"/>
           <w:highlight w:val="lightGray"/>
         </w:rPr>
         <w:t xml:space="preserve"> [</w:t>
       </w:r>
       <w:r>
         <w:rPr>
-          <w:rFonts w:ascii="Arial" w:eastAsia="Arial" w:hAnsi="Arial" w:cs="Arial"/>
-          <w:bCs/>
-          <w:kern w:val="0"/>
-          <w:sz w:val="18"/>
-          <w:szCs w:val="14"/>
-          <w:highlight w:val="lightGray"/>
-          <w:shd w:val="clear" w:color="auto" w:fill="B7B7B7"/>
-          <w:lang w:val="en"/>
-          <w14:ligatures w14:val="none"/>
+          <w:rFonts w:ascii="Arial" w:hAnsi="Arial"/>
+          <w:sz w:val="18"/>
+          <w:highlight w:val="lightGray"/>
         </w:rPr>
         <w:t>3</w:t>
       </w:r>
       <w:r>
         <w:rPr>
-          <w:rFonts w:ascii="Arial" w:eastAsia="Arial" w:hAnsi="Arial" w:cs="Arial"/>
-          <w:bCs/>
-          <w:kern w:val="0"/>
-          <w:sz w:val="18"/>
-          <w:szCs w:val="14"/>
-          <w:highlight w:val="lightGray"/>
-          <w:shd w:val="clear" w:color="auto" w:fill="B7B7B7"/>
-          <w:lang w:val="en"/>
-          <w14:ligatures w14:val="none"/>
+          <w:rFonts w:ascii="Arial" w:hAnsi="Arial"/>
+          <w:sz w:val="18"/>
+          <w:highlight w:val="lightGray"/>
         </w:rPr>
         <w:t>/</w:t>
       </w:r>
       <w:r>
         <w:rPr>
-          <w:rFonts w:ascii="Arial" w:eastAsia="Arial" w:hAnsi="Arial" w:cs="Arial"/>
-          <w:bCs/>
-          <w:kern w:val="0"/>
-          <w:sz w:val="18"/>
-          <w:szCs w:val="14"/>
-          <w:highlight w:val="lightGray"/>
-          <w:shd w:val="clear" w:color="auto" w:fill="B7B7B7"/>
-          <w:lang w:val="en"/>
-          <w14:ligatures w14:val="none"/>
+          <w:rFonts w:ascii="Arial" w:hAnsi="Arial"/>
+          <w:sz w:val="18"/>
+          <w:highlight w:val="lightGray"/>
         </w:rPr>
         <w:t>6</w:t>
       </w:r>
       <w:r>
         <w:rPr>
-          <w:rFonts w:ascii="Arial" w:eastAsia="Arial" w:hAnsi="Arial" w:cs="Arial"/>
-          <w:bCs/>
-          <w:kern w:val="0"/>
-          <w:sz w:val="18"/>
-          <w:szCs w:val="14"/>
-          <w:highlight w:val="lightGray"/>
-          <w:shd w:val="clear" w:color="auto" w:fill="B7B7B7"/>
-          <w:lang w:val="en"/>
-          <w14:ligatures w14:val="none"/>
+          <w:rFonts w:ascii="Arial" w:hAnsi="Arial"/>
+          <w:sz w:val="18"/>
+          <w:highlight w:val="lightGray"/>
         </w:rPr>
         <w:t>/2026</w:t>
       </w:r>
       <w:r>
         <w:rPr>
-          <w:rFonts w:ascii="Arial" w:eastAsia="Arial" w:hAnsi="Arial" w:cs="Arial"/>
-          <w:sz w:val="18"/>
-          <w:szCs w:val="18"/>
+          <w:rFonts w:ascii="Arial" w:hAnsi="Arial"/>
+          <w:sz w:val="18"/>
           <w:highlight w:val="lightGray"/>
         </w:rPr>
         <w:t>]</w:t>
@@ -24601,7 +25929,117 @@
           <w:sz w:val="18"/>
           <w:highlight w:val="lightGray"/>
         </w:rPr>
-        <w:t># Source: ScreenShots</w:t>
+        <w:t xml:space="preserve"># Source: </w:t>
+      </w:r>
+      <w:r>
+        <w:rPr>
+          <w:rFonts w:ascii="Arial" w:hAnsi="Arial" w:eastAsia="Arial" w:cs="Arial"/>
+          <w:b/>
+          <w:i w:val="0"/>
+          <w:color w:val="000000"/>
+          <w:sz w:val="18"/>
+          <w:highlight w:val="lightGray"/>
+        </w:rPr>
+        <w:t>S</w:t>
+      </w:r>
+      <w:r>
+        <w:rPr>
+          <w:rFonts w:ascii="Arial" w:hAnsi="Arial" w:eastAsia="Arial" w:cs="Arial"/>
+          <w:b/>
+          <w:i w:val="0"/>
+          <w:color w:val="000000"/>
+          <w:sz w:val="18"/>
+          <w:highlight w:val="lightGray"/>
+        </w:rPr>
+        <w:t>c</w:t>
+      </w:r>
+      <w:r>
+        <w:rPr>
+          <w:rFonts w:ascii="Arial" w:hAnsi="Arial" w:eastAsia="Arial" w:cs="Arial"/>
+          <w:b/>
+          <w:i w:val="0"/>
+          <w:color w:val="000000"/>
+          <w:sz w:val="18"/>
+          <w:highlight w:val="lightGray"/>
+        </w:rPr>
+        <w:t>r</w:t>
+      </w:r>
+      <w:r>
+        <w:rPr>
+          <w:rFonts w:ascii="Arial" w:hAnsi="Arial" w:eastAsia="Arial" w:cs="Arial"/>
+          <w:b/>
+          <w:i w:val="0"/>
+          <w:color w:val="000000"/>
+          <w:sz w:val="18"/>
+          <w:highlight w:val="lightGray"/>
+        </w:rPr>
+        <w:t>e</w:t>
+      </w:r>
+      <w:r>
+        <w:rPr>
+          <w:rFonts w:ascii="Arial" w:hAnsi="Arial" w:eastAsia="Arial" w:cs="Arial"/>
+          <w:b/>
+          <w:i w:val="0"/>
+          <w:color w:val="000000"/>
+          <w:sz w:val="18"/>
+          <w:highlight w:val="lightGray"/>
+        </w:rPr>
+        <w:t>e</w:t>
+      </w:r>
+      <w:r>
+        <w:rPr>
+          <w:rFonts w:ascii="Arial" w:hAnsi="Arial" w:eastAsia="Arial" w:cs="Arial"/>
+          <w:b/>
+          <w:i w:val="0"/>
+          <w:color w:val="000000"/>
+          <w:sz w:val="18"/>
+          <w:highlight w:val="lightGray"/>
+        </w:rPr>
+        <w:t>n</w:t>
+      </w:r>
+      <w:r>
+        <w:rPr>
+          <w:rFonts w:ascii="Arial" w:hAnsi="Arial" w:eastAsia="Arial" w:cs="Arial"/>
+          <w:b/>
+          <w:i w:val="0"/>
+          <w:color w:val="000000"/>
+          <w:sz w:val="18"/>
+          <w:highlight w:val="lightGray"/>
+        </w:rPr>
+        <w:t>S</w:t>
+      </w:r>
+      <w:r>
+        <w:rPr>
+          <w:rFonts w:ascii="Arial" w:hAnsi="Arial" w:eastAsia="Arial" w:cs="Arial"/>
+          <w:b/>
+          <w:i w:val="0"/>
+          <w:color w:val="000000"/>
+          <w:sz w:val="18"/>
+          <w:highlight w:val="lightGray"/>
+        </w:rPr>
+        <w:t>h</w:t>
+      </w:r>
+      <w:r>
+        <w:rPr>
+          <w:rFonts w:ascii="Arial" w:hAnsi="Arial" w:eastAsia="Arial" w:cs="Arial"/>
+          <w:b/>
+          <w:i w:val="0"/>
+          <w:color w:val="000000"/>
+          <w:sz w:val="18"/>
+          <w:highlight w:val="lightGray"/>
+        </w:rPr>
+        <w:t>o</w:t>
+      </w:r>
+      <w:r>
+        <w:rPr>
+          <w:rFonts w:ascii="Arial" w:hAnsi="Arial" w:eastAsia="Arial" w:cs="Arial"/>
+          <w:b/>
+          <w:i w:val="0"/>
+          <w:color w:val="000000"/>
+          <w:sz w:val="18"/>
+          <w:highlight w:val="lightGray"/>
+        </w:rPr>
+        <w:t>t</w:t>
       </w:r>
       <w:r>
         <w:rPr>
@@ -24664,7 +26102,7 @@
       </w:r>
       <w:r>
         <w:rPr>
-          <w:rFonts w:ascii="Arial" w:eastAsia="Arial" w:hAnsi="Arial" w:cs="Arial"/>
+          <w:rFonts w:ascii="Arial" w:hAnsi="Arial"/>
           <w:b/>
           <w:color w:val="000000"/>
           <w:sz w:val="18"/>
@@ -24674,7 +26112,7 @@
       </w:r>
       <w:r>
         <w:rPr>
-          <w:rFonts w:ascii="Arial" w:eastAsia="Arial" w:hAnsi="Arial" w:cs="Arial"/>
+          <w:rFonts w:ascii="Arial" w:hAnsi="Arial"/>
           <w:color w:val="000000"/>
           <w:sz w:val="18"/>
           <w:highlight w:val="lightGray"/>
@@ -26902,7 +28340,117 @@
           <w:sz w:val="18"/>
           <w:highlight w:val="lightGray"/>
         </w:rPr>
-        <w:t># Source: ScreenShots</w:t>
+        <w:t xml:space="preserve"># Source: </w:t>
+      </w:r>
+      <w:r>
+        <w:rPr>
+          <w:rFonts w:ascii="Arial" w:hAnsi="Arial" w:eastAsia="Arial" w:cs="Arial"/>
+          <w:b/>
+          <w:i w:val="0"/>
+          <w:color w:val="000000"/>
+          <w:sz w:val="18"/>
+          <w:highlight w:val="lightGray"/>
+        </w:rPr>
+        <w:t>S</w:t>
+      </w:r>
+      <w:r>
+        <w:rPr>
+          <w:rFonts w:ascii="Arial" w:hAnsi="Arial" w:eastAsia="Arial" w:cs="Arial"/>
+          <w:b/>
+          <w:i w:val="0"/>
+          <w:color w:val="000000"/>
+          <w:sz w:val="18"/>
+          <w:highlight w:val="lightGray"/>
+        </w:rPr>
+        <w:t>c</w:t>
+      </w:r>
+      <w:r>
+        <w:rPr>
+          <w:rFonts w:ascii="Arial" w:hAnsi="Arial" w:eastAsia="Arial" w:cs="Arial"/>
+          <w:b/>
+          <w:i w:val="0"/>
+          <w:color w:val="000000"/>
+          <w:sz w:val="18"/>
+          <w:highlight w:val="lightGray"/>
+        </w:rPr>
+        <w:t>r</w:t>
+      </w:r>
+      <w:r>
+        <w:rPr>
+          <w:rFonts w:ascii="Arial" w:hAnsi="Arial" w:eastAsia="Arial" w:cs="Arial"/>
+          <w:b/>
+          <w:i w:val="0"/>
+          <w:color w:val="000000"/>
+          <w:sz w:val="18"/>
+          <w:highlight w:val="lightGray"/>
+        </w:rPr>
+        <w:t>e</w:t>
+      </w:r>
+      <w:r>
+        <w:rPr>
+          <w:rFonts w:ascii="Arial" w:hAnsi="Arial" w:eastAsia="Arial" w:cs="Arial"/>
+          <w:b/>
+          <w:i w:val="0"/>
+          <w:color w:val="000000"/>
+          <w:sz w:val="18"/>
+          <w:highlight w:val="lightGray"/>
+        </w:rPr>
+        <w:t>e</w:t>
+      </w:r>
+      <w:r>
+        <w:rPr>
+          <w:rFonts w:ascii="Arial" w:hAnsi="Arial" w:eastAsia="Arial" w:cs="Arial"/>
+          <w:b/>
+          <w:i w:val="0"/>
+          <w:color w:val="000000"/>
+          <w:sz w:val="18"/>
+          <w:highlight w:val="lightGray"/>
+        </w:rPr>
+        <w:t>n</w:t>
+      </w:r>
+      <w:r>
+        <w:rPr>
+          <w:rFonts w:ascii="Arial" w:hAnsi="Arial" w:eastAsia="Arial" w:cs="Arial"/>
+          <w:b/>
+          <w:i w:val="0"/>
+          <w:color w:val="000000"/>
+          <w:sz w:val="18"/>
+          <w:highlight w:val="lightGray"/>
+        </w:rPr>
+        <w:t>S</w:t>
+      </w:r>
+      <w:r>
+        <w:rPr>
+          <w:rFonts w:ascii="Arial" w:hAnsi="Arial" w:eastAsia="Arial" w:cs="Arial"/>
+          <w:b/>
+          <w:i w:val="0"/>
+          <w:color w:val="000000"/>
+          <w:sz w:val="18"/>
+          <w:highlight w:val="lightGray"/>
+        </w:rPr>
+        <w:t>h</w:t>
+      </w:r>
+      <w:r>
+        <w:rPr>
+          <w:rFonts w:ascii="Arial" w:hAnsi="Arial" w:eastAsia="Arial" w:cs="Arial"/>
+          <w:b/>
+          <w:i w:val="0"/>
+          <w:color w:val="000000"/>
+          <w:sz w:val="18"/>
+          <w:highlight w:val="lightGray"/>
+        </w:rPr>
+        <w:t>o</w:t>
+      </w:r>
+      <w:r>
+        <w:rPr>
+          <w:rFonts w:ascii="Arial" w:hAnsi="Arial" w:eastAsia="Arial" w:cs="Arial"/>
+          <w:b/>
+          <w:i w:val="0"/>
+          <w:color w:val="000000"/>
+          <w:sz w:val="18"/>
+          <w:highlight w:val="lightGray"/>
+        </w:rPr>
+        <w:t>t</w:t>
       </w:r>
       <w:r>
         <w:rPr>
@@ -26965,7 +28513,7 @@
       </w:r>
       <w:r>
         <w:rPr>
-          <w:rFonts w:ascii="Arial" w:eastAsia="Arial" w:hAnsi="Arial" w:cs="Arial"/>
+          <w:rFonts w:ascii="Arial" w:hAnsi="Arial"/>
           <w:b/>
           <w:color w:val="000000"/>
           <w:sz w:val="18"/>
@@ -26975,7 +28523,7 @@
       </w:r>
       <w:r>
         <w:rPr>
-          <w:rFonts w:ascii="Arial" w:eastAsia="Arial" w:hAnsi="Arial" w:cs="Arial"/>
+          <w:rFonts w:ascii="Arial" w:hAnsi="Arial"/>
           <w:color w:val="000000"/>
           <w:sz w:val="18"/>
           <w:highlight w:val="lightGray"/>
@@ -27159,7 +28707,117 @@
           <w:sz w:val="18"/>
           <w:highlight w:val="lightGray"/>
         </w:rPr>
-        <w:t># Source: ScreenShots</w:t>
+        <w:t xml:space="preserve"># Source: </w:t>
+      </w:r>
+      <w:r>
+        <w:rPr>
+          <w:rFonts w:ascii="Arial" w:hAnsi="Arial" w:eastAsia="Arial" w:cs="Arial"/>
+          <w:b/>
+          <w:i w:val="0"/>
+          <w:color w:val="000000"/>
+          <w:sz w:val="18"/>
+          <w:highlight w:val="lightGray"/>
+        </w:rPr>
+        <w:t>S</w:t>
+      </w:r>
+      <w:r>
+        <w:rPr>
+          <w:rFonts w:ascii="Arial" w:hAnsi="Arial" w:eastAsia="Arial" w:cs="Arial"/>
+          <w:b/>
+          <w:i w:val="0"/>
+          <w:color w:val="000000"/>
+          <w:sz w:val="18"/>
+          <w:highlight w:val="lightGray"/>
+        </w:rPr>
+        <w:t>c</w:t>
+      </w:r>
+      <w:r>
+        <w:rPr>
+          <w:rFonts w:ascii="Arial" w:hAnsi="Arial" w:eastAsia="Arial" w:cs="Arial"/>
+          <w:b/>
+          <w:i w:val="0"/>
+          <w:color w:val="000000"/>
+          <w:sz w:val="18"/>
+          <w:highlight w:val="lightGray"/>
+        </w:rPr>
+        <w:t>r</w:t>
+      </w:r>
+      <w:r>
+        <w:rPr>
+          <w:rFonts w:ascii="Arial" w:hAnsi="Arial" w:eastAsia="Arial" w:cs="Arial"/>
+          <w:b/>
+          <w:i w:val="0"/>
+          <w:color w:val="000000"/>
+          <w:sz w:val="18"/>
+          <w:highlight w:val="lightGray"/>
+        </w:rPr>
+        <w:t>e</w:t>
+      </w:r>
+      <w:r>
+        <w:rPr>
+          <w:rFonts w:ascii="Arial" w:hAnsi="Arial" w:eastAsia="Arial" w:cs="Arial"/>
+          <w:b/>
+          <w:i w:val="0"/>
+          <w:color w:val="000000"/>
+          <w:sz w:val="18"/>
+          <w:highlight w:val="lightGray"/>
+        </w:rPr>
+        <w:t>e</w:t>
+      </w:r>
+      <w:r>
+        <w:rPr>
+          <w:rFonts w:ascii="Arial" w:hAnsi="Arial" w:eastAsia="Arial" w:cs="Arial"/>
+          <w:b/>
+          <w:i w:val="0"/>
+          <w:color w:val="000000"/>
+          <w:sz w:val="18"/>
+          <w:highlight w:val="lightGray"/>
+        </w:rPr>
+        <w:t>n</w:t>
+      </w:r>
+      <w:r>
+        <w:rPr>
+          <w:rFonts w:ascii="Arial" w:hAnsi="Arial" w:eastAsia="Arial" w:cs="Arial"/>
+          <w:b/>
+          <w:i w:val="0"/>
+          <w:color w:val="000000"/>
+          <w:sz w:val="18"/>
+          <w:highlight w:val="lightGray"/>
+        </w:rPr>
+        <w:t>S</w:t>
+      </w:r>
+      <w:r>
+        <w:rPr>
+          <w:rFonts w:ascii="Arial" w:hAnsi="Arial" w:eastAsia="Arial" w:cs="Arial"/>
+          <w:b/>
+          <w:i w:val="0"/>
+          <w:color w:val="000000"/>
+          <w:sz w:val="18"/>
+          <w:highlight w:val="lightGray"/>
+        </w:rPr>
+        <w:t>h</w:t>
+      </w:r>
+      <w:r>
+        <w:rPr>
+          <w:rFonts w:ascii="Arial" w:hAnsi="Arial" w:eastAsia="Arial" w:cs="Arial"/>
+          <w:b/>
+          <w:i w:val="0"/>
+          <w:color w:val="000000"/>
+          <w:sz w:val="18"/>
+          <w:highlight w:val="lightGray"/>
+        </w:rPr>
+        <w:t>o</w:t>
+      </w:r>
+      <w:r>
+        <w:rPr>
+          <w:rFonts w:ascii="Arial" w:hAnsi="Arial" w:eastAsia="Arial" w:cs="Arial"/>
+          <w:b/>
+          <w:i w:val="0"/>
+          <w:color w:val="000000"/>
+          <w:sz w:val="18"/>
+          <w:highlight w:val="lightGray"/>
+        </w:rPr>
+        <w:t>t</w:t>
       </w:r>
       <w:r>
         <w:rPr>
@@ -27222,7 +28880,7 @@
       </w:r>
       <w:r>
         <w:rPr>
-          <w:rFonts w:ascii="Arial" w:eastAsia="Arial" w:hAnsi="Arial" w:cs="Arial"/>
+          <w:rFonts w:ascii="Arial" w:hAnsi="Arial"/>
           <w:b/>
           <w:color w:val="000000"/>
           <w:sz w:val="18"/>
@@ -27232,7 +28890,7 @@
       </w:r>
       <w:r>
         <w:rPr>
-          <w:rFonts w:ascii="Arial" w:eastAsia="Arial" w:hAnsi="Arial" w:cs="Arial"/>
+          <w:rFonts w:ascii="Arial" w:hAnsi="Arial"/>
           <w:color w:val="000000"/>
           <w:sz w:val="18"/>
           <w:highlight w:val="lightGray"/>
@@ -27601,7 +29259,117 @@
           <w:sz w:val="18"/>
           <w:highlight w:val="lightGray"/>
         </w:rPr>
-        <w:t># Source: ScreenShots</w:t>
+        <w:t xml:space="preserve"># Source: </w:t>
+      </w:r>
+      <w:r>
+        <w:rPr>
+          <w:rFonts w:ascii="Arial" w:hAnsi="Arial" w:eastAsia="Arial" w:cs="Arial"/>
+          <w:b/>
+          <w:i w:val="0"/>
+          <w:color w:val="000000"/>
+          <w:sz w:val="18"/>
+          <w:highlight w:val="lightGray"/>
+        </w:rPr>
+        <w:t>S</w:t>
+      </w:r>
+      <w:r>
+        <w:rPr>
+          <w:rFonts w:ascii="Arial" w:hAnsi="Arial" w:eastAsia="Arial" w:cs="Arial"/>
+          <w:b/>
+          <w:i w:val="0"/>
+          <w:color w:val="000000"/>
+          <w:sz w:val="18"/>
+          <w:highlight w:val="lightGray"/>
+        </w:rPr>
+        <w:t>c</w:t>
+      </w:r>
+      <w:r>
+        <w:rPr>
+          <w:rFonts w:ascii="Arial" w:hAnsi="Arial" w:eastAsia="Arial" w:cs="Arial"/>
+          <w:b/>
+          <w:i w:val="0"/>
+          <w:color w:val="000000"/>
+          <w:sz w:val="18"/>
+          <w:highlight w:val="lightGray"/>
+        </w:rPr>
+        <w:t>r</w:t>
+      </w:r>
+      <w:r>
+        <w:rPr>
+          <w:rFonts w:ascii="Arial" w:hAnsi="Arial" w:eastAsia="Arial" w:cs="Arial"/>
+          <w:b/>
+          <w:i w:val="0"/>
+          <w:color w:val="000000"/>
+          <w:sz w:val="18"/>
+          <w:highlight w:val="lightGray"/>
+        </w:rPr>
+        <w:t>e</w:t>
+      </w:r>
+      <w:r>
+        <w:rPr>
+          <w:rFonts w:ascii="Arial" w:hAnsi="Arial" w:eastAsia="Arial" w:cs="Arial"/>
+          <w:b/>
+          <w:i w:val="0"/>
+          <w:color w:val="000000"/>
+          <w:sz w:val="18"/>
+          <w:highlight w:val="lightGray"/>
+        </w:rPr>
+        <w:t>e</w:t>
+      </w:r>
+      <w:r>
+        <w:rPr>
+          <w:rFonts w:ascii="Arial" w:hAnsi="Arial" w:eastAsia="Arial" w:cs="Arial"/>
+          <w:b/>
+          <w:i w:val="0"/>
+          <w:color w:val="000000"/>
+          <w:sz w:val="18"/>
+          <w:highlight w:val="lightGray"/>
+        </w:rPr>
+        <w:t>n</w:t>
+      </w:r>
+      <w:r>
+        <w:rPr>
+          <w:rFonts w:ascii="Arial" w:hAnsi="Arial" w:eastAsia="Arial" w:cs="Arial"/>
+          <w:b/>
+          <w:i w:val="0"/>
+          <w:color w:val="000000"/>
+          <w:sz w:val="18"/>
+          <w:highlight w:val="lightGray"/>
+        </w:rPr>
+        <w:t>S</w:t>
+      </w:r>
+      <w:r>
+        <w:rPr>
+          <w:rFonts w:ascii="Arial" w:hAnsi="Arial" w:eastAsia="Arial" w:cs="Arial"/>
+          <w:b/>
+          <w:i w:val="0"/>
+          <w:color w:val="000000"/>
+          <w:sz w:val="18"/>
+          <w:highlight w:val="lightGray"/>
+        </w:rPr>
+        <w:t>h</w:t>
+      </w:r>
+      <w:r>
+        <w:rPr>
+          <w:rFonts w:ascii="Arial" w:hAnsi="Arial" w:eastAsia="Arial" w:cs="Arial"/>
+          <w:b/>
+          <w:i w:val="0"/>
+          <w:color w:val="000000"/>
+          <w:sz w:val="18"/>
+          <w:highlight w:val="lightGray"/>
+        </w:rPr>
+        <w:t>o</w:t>
+      </w:r>
+      <w:r>
+        <w:rPr>
+          <w:rFonts w:ascii="Arial" w:hAnsi="Arial" w:eastAsia="Arial" w:cs="Arial"/>
+          <w:b/>
+          <w:i w:val="0"/>
+          <w:color w:val="000000"/>
+          <w:sz w:val="18"/>
+          <w:highlight w:val="lightGray"/>
+        </w:rPr>
+        <w:t>t</w:t>
       </w:r>
       <w:r>
         <w:rPr>
@@ -27664,7 +29432,7 @@
       </w:r>
       <w:r>
         <w:rPr>
-          <w:rFonts w:ascii="Arial" w:eastAsia="Arial" w:hAnsi="Arial" w:cs="Arial"/>
+          <w:rFonts w:ascii="Arial" w:hAnsi="Arial"/>
           <w:b/>
           <w:color w:val="000000"/>
           <w:sz w:val="18"/>
@@ -27674,7 +29442,7 @@
       </w:r>
       <w:r>
         <w:rPr>
-          <w:rFonts w:ascii="Arial" w:eastAsia="Arial" w:hAnsi="Arial" w:cs="Arial"/>
+          <w:rFonts w:ascii="Arial" w:hAnsi="Arial"/>
           <w:color w:val="000000"/>
           <w:sz w:val="18"/>
           <w:highlight w:val="lightGray"/>
@@ -28088,238 +29856,284 @@
     <w:p>
       <w:r>
         <w:rPr>
-          <w:rFonts w:ascii="Arial" w:eastAsia="Arial" w:hAnsi="Arial" w:cs="Arial"/>
-          <w:b/>
-          <w:bCs/>
-          <w:sz w:val="18"/>
-          <w:szCs w:val="18"/>
+          <w:rFonts w:ascii="Arial" w:hAnsi="Arial"/>
+          <w:b/>
+          <w:sz w:val="18"/>
           <w:highlight w:val="lightGray"/>
         </w:rPr>
         <w:t xml:space="preserve"># Source: </w:t>
       </w:r>
-      <w:proofErr w:type="spellStart"/>
-      <w:r>
-        <w:rPr>
-          <w:rFonts w:ascii="Arial" w:eastAsia="Arial" w:hAnsi="Arial" w:cs="Arial"/>
-          <w:b/>
-          <w:bCs/>
-          <w:sz w:val="18"/>
-          <w:szCs w:val="18"/>
-          <w:highlight w:val="lightGray"/>
-        </w:rPr>
-        <w:t>ScreenShots</w:t>
-      </w:r>
-      <w:proofErr w:type="spellEnd"/>
-      <w:r>
-        <w:rPr>
-          <w:rFonts w:ascii="Arial" w:eastAsia="Arial" w:hAnsi="Arial" w:cs="Arial"/>
-          <w:sz w:val="18"/>
-          <w:szCs w:val="18"/>
+      <w:r>
+        <w:rPr>
+          <w:rFonts w:ascii="Arial" w:hAnsi="Arial" w:eastAsia="Arial" w:cs="Arial"/>
+          <w:b/>
+          <w:i w:val="0"/>
+          <w:color w:val="000000"/>
+          <w:sz w:val="18"/>
+          <w:highlight w:val="lightGray"/>
+        </w:rPr>
+        <w:t>S</w:t>
+      </w:r>
+      <w:r>
+        <w:rPr>
+          <w:rFonts w:ascii="Arial" w:hAnsi="Arial" w:eastAsia="Arial" w:cs="Arial"/>
+          <w:b/>
+          <w:i w:val="0"/>
+          <w:color w:val="000000"/>
+          <w:sz w:val="18"/>
+          <w:highlight w:val="lightGray"/>
+        </w:rPr>
+        <w:t>c</w:t>
+      </w:r>
+      <w:r>
+        <w:rPr>
+          <w:rFonts w:ascii="Arial" w:hAnsi="Arial" w:eastAsia="Arial" w:cs="Arial"/>
+          <w:b/>
+          <w:i w:val="0"/>
+          <w:color w:val="000000"/>
+          <w:sz w:val="18"/>
+          <w:highlight w:val="lightGray"/>
+        </w:rPr>
+        <w:t>r</w:t>
+      </w:r>
+      <w:r>
+        <w:rPr>
+          <w:rFonts w:ascii="Arial" w:hAnsi="Arial" w:eastAsia="Arial" w:cs="Arial"/>
+          <w:b/>
+          <w:i w:val="0"/>
+          <w:color w:val="000000"/>
+          <w:sz w:val="18"/>
+          <w:highlight w:val="lightGray"/>
+        </w:rPr>
+        <w:t>e</w:t>
+      </w:r>
+      <w:r>
+        <w:rPr>
+          <w:rFonts w:ascii="Arial" w:hAnsi="Arial" w:eastAsia="Arial" w:cs="Arial"/>
+          <w:b/>
+          <w:i w:val="0"/>
+          <w:color w:val="000000"/>
+          <w:sz w:val="18"/>
+          <w:highlight w:val="lightGray"/>
+        </w:rPr>
+        <w:t>e</w:t>
+      </w:r>
+      <w:r>
+        <w:rPr>
+          <w:rFonts w:ascii="Arial" w:hAnsi="Arial" w:eastAsia="Arial" w:cs="Arial"/>
+          <w:b/>
+          <w:i w:val="0"/>
+          <w:color w:val="000000"/>
+          <w:sz w:val="18"/>
+          <w:highlight w:val="lightGray"/>
+        </w:rPr>
+        <w:t>n</w:t>
+      </w:r>
+      <w:r>
+        <w:rPr>
+          <w:rFonts w:ascii="Arial" w:hAnsi="Arial" w:eastAsia="Arial" w:cs="Arial"/>
+          <w:b/>
+          <w:i w:val="0"/>
+          <w:color w:val="000000"/>
+          <w:sz w:val="18"/>
+          <w:highlight w:val="lightGray"/>
+        </w:rPr>
+        <w:t>S</w:t>
+      </w:r>
+      <w:r>
+        <w:rPr>
+          <w:rFonts w:ascii="Arial" w:hAnsi="Arial" w:eastAsia="Arial" w:cs="Arial"/>
+          <w:b/>
+          <w:i w:val="0"/>
+          <w:color w:val="000000"/>
+          <w:sz w:val="18"/>
+          <w:highlight w:val="lightGray"/>
+        </w:rPr>
+        <w:t>h</w:t>
+      </w:r>
+      <w:r>
+        <w:rPr>
+          <w:rFonts w:ascii="Arial" w:hAnsi="Arial" w:eastAsia="Arial" w:cs="Arial"/>
+          <w:b/>
+          <w:i w:val="0"/>
+          <w:color w:val="000000"/>
+          <w:sz w:val="18"/>
+          <w:highlight w:val="lightGray"/>
+        </w:rPr>
+        <w:t>o</w:t>
+      </w:r>
+      <w:r>
+        <w:rPr>
+          <w:rFonts w:ascii="Arial" w:hAnsi="Arial" w:eastAsia="Arial" w:cs="Arial"/>
+          <w:b/>
+          <w:i w:val="0"/>
+          <w:color w:val="000000"/>
+          <w:sz w:val="18"/>
+          <w:highlight w:val="lightGray"/>
+        </w:rPr>
+        <w:t>t</w:t>
+      </w:r>
+      <w:r>
+        <w:rPr>
+          <w:rFonts w:ascii="Arial" w:hAnsi="Arial"/>
+          <w:sz w:val="18"/>
           <w:highlight w:val="lightGray"/>
         </w:rPr>
         <w:t xml:space="preserve"> </w:t>
       </w:r>
       <w:r>
         <w:rPr>
-          <w:rFonts w:ascii="Arial" w:eastAsia="Arial" w:hAnsi="Arial" w:cs="Arial"/>
-          <w:b/>
-          <w:bCs/>
-          <w:sz w:val="18"/>
-          <w:szCs w:val="18"/>
+          <w:rFonts w:ascii="Arial" w:hAnsi="Arial"/>
+          <w:b/>
+          <w:sz w:val="18"/>
           <w:highlight w:val="lightGray"/>
         </w:rPr>
         <w:t>Source</w:t>
       </w:r>
       <w:r>
         <w:rPr>
-          <w:rFonts w:ascii="Arial" w:eastAsia="Arial" w:hAnsi="Arial" w:cs="Arial"/>
-          <w:sz w:val="18"/>
-          <w:szCs w:val="18"/>
+          <w:rFonts w:ascii="Arial" w:hAnsi="Arial"/>
+          <w:sz w:val="18"/>
           <w:highlight w:val="lightGray"/>
         </w:rPr>
         <w:t xml:space="preserve">: </w:t>
       </w:r>
       <w:r>
         <w:rPr>
-          <w:rFonts w:ascii="Arial" w:eastAsia="Arial" w:hAnsi="Arial" w:cs="Arial"/>
-          <w:b/>
-          <w:bCs/>
-          <w:sz w:val="18"/>
-          <w:szCs w:val="18"/>
+          <w:rFonts w:ascii="Arial" w:hAnsi="Arial"/>
+          <w:b/>
+          <w:sz w:val="18"/>
           <w:highlight w:val="lightGray"/>
         </w:rPr>
         <w:t>Provided by:</w:t>
       </w:r>
       <w:r>
         <w:rPr>
-          <w:rFonts w:ascii="Arial" w:eastAsia="Arial" w:hAnsi="Arial" w:cs="Arial"/>
-          <w:sz w:val="18"/>
-          <w:szCs w:val="18"/>
+          <w:rFonts w:ascii="Arial" w:hAnsi="Arial"/>
+          <w:sz w:val="18"/>
           <w:highlight w:val="lightGray"/>
         </w:rPr>
         <w:t xml:space="preserve"> [Persons Table -&gt; ID Column: 1, </w:t>
       </w:r>
-      <w:proofErr w:type="spellStart"/>
-      <w:r>
-        <w:rPr>
-          <w:rFonts w:ascii="Arial" w:eastAsia="Arial" w:hAnsi="Arial" w:cs="Arial"/>
-          <w:sz w:val="18"/>
-          <w:szCs w:val="18"/>
+      <w:r>
+        <w:rPr>
+          <w:rFonts w:ascii="Arial" w:hAnsi="Arial"/>
+          <w:sz w:val="18"/>
           <w:highlight w:val="lightGray"/>
         </w:rPr>
         <w:t>Name_En</w:t>
       </w:r>
-      <w:proofErr w:type="spellEnd"/>
-      <w:r>
-        <w:rPr>
-          <w:rFonts w:ascii="Arial" w:eastAsia="Arial" w:hAnsi="Arial" w:cs="Arial"/>
-          <w:sz w:val="18"/>
-          <w:szCs w:val="18"/>
+      <w:r>
+        <w:rPr>
+          <w:rFonts w:ascii="Arial" w:hAnsi="Arial"/>
+          <w:sz w:val="18"/>
           <w:highlight w:val="lightGray"/>
         </w:rPr>
         <w:t xml:space="preserve"> Column: Motasem Essam] -&gt; </w:t>
       </w:r>
       <w:r>
         <w:rPr>
-          <w:rFonts w:ascii="Arial" w:eastAsia="Arial" w:hAnsi="Arial" w:cs="Arial"/>
-          <w:b/>
-          <w:bCs/>
-          <w:sz w:val="18"/>
-          <w:szCs w:val="18"/>
+          <w:rFonts w:ascii="Arial" w:hAnsi="Arial"/>
+          <w:b/>
+          <w:sz w:val="18"/>
           <w:highlight w:val="lightGray"/>
         </w:rPr>
         <w:t>Tool:</w:t>
       </w:r>
       <w:r>
         <w:rPr>
-          <w:rFonts w:ascii="Arial" w:eastAsia="Arial" w:hAnsi="Arial" w:cs="Arial"/>
-          <w:sz w:val="18"/>
-          <w:szCs w:val="18"/>
+          <w:rFonts w:ascii="Arial" w:hAnsi="Arial"/>
+          <w:sz w:val="18"/>
           <w:highlight w:val="lightGray"/>
         </w:rPr>
         <w:t xml:space="preserve"> [</w:t>
       </w:r>
-      <w:proofErr w:type="spellStart"/>
-      <w:r>
-        <w:rPr>
-          <w:rFonts w:ascii="Arial" w:eastAsia="Arial" w:hAnsi="Arial" w:cs="Arial"/>
-          <w:sz w:val="18"/>
-          <w:szCs w:val="18"/>
+      <w:r>
+        <w:rPr>
+          <w:rFonts w:ascii="Arial" w:hAnsi="Arial"/>
+          <w:sz w:val="18"/>
           <w:highlight w:val="lightGray"/>
         </w:rPr>
         <w:t>Lightshot</w:t>
       </w:r>
-      <w:proofErr w:type="spellEnd"/>
-      <w:r>
-        <w:rPr>
-          <w:rFonts w:ascii="Arial" w:eastAsia="Arial" w:hAnsi="Arial" w:cs="Arial"/>
-          <w:sz w:val="18"/>
-          <w:szCs w:val="18"/>
+      <w:r>
+        <w:rPr>
+          <w:rFonts w:ascii="Arial" w:hAnsi="Arial"/>
+          <w:sz w:val="18"/>
           <w:highlight w:val="lightGray"/>
         </w:rPr>
         <w:t xml:space="preserve"> Program] -&gt; </w:t>
       </w:r>
       <w:r>
         <w:rPr>
-          <w:rFonts w:ascii="Arial" w:eastAsia="Arial" w:hAnsi="Arial" w:cs="Arial"/>
-          <w:b/>
-          <w:bCs/>
-          <w:sz w:val="18"/>
-          <w:szCs w:val="18"/>
+          <w:rFonts w:ascii="Arial" w:hAnsi="Arial"/>
+          <w:b/>
+          <w:sz w:val="18"/>
           <w:highlight w:val="lightGray"/>
         </w:rPr>
         <w:t xml:space="preserve">From </w:t>
       </w:r>
       <w:r>
         <w:rPr>
-          <w:rFonts w:ascii="Arial" w:eastAsia="Arial" w:hAnsi="Arial" w:cs="Arial"/>
-          <w:sz w:val="18"/>
-          <w:szCs w:val="18"/>
+          <w:rFonts w:ascii="Arial" w:hAnsi="Arial"/>
+          <w:sz w:val="18"/>
           <w:highlight w:val="lightGray"/>
         </w:rPr>
         <w:t xml:space="preserve">[Site: https://github.com] </w:t>
       </w:r>
       <w:r>
         <w:rPr>
-          <w:rFonts w:ascii="Arial" w:eastAsia="Arial" w:hAnsi="Arial" w:cs="Arial"/>
-          <w:b/>
-          <w:bCs/>
-          <w:sz w:val="18"/>
-          <w:szCs w:val="18"/>
+          <w:rFonts w:ascii="Arial" w:hAnsi="Arial"/>
+          <w:b/>
+          <w:sz w:val="18"/>
           <w:highlight w:val="lightGray"/>
         </w:rPr>
         <w:t>on</w:t>
       </w:r>
       <w:r>
         <w:rPr>
-          <w:rFonts w:ascii="Arial" w:eastAsia="Arial" w:hAnsi="Arial" w:cs="Arial"/>
-          <w:sz w:val="18"/>
-          <w:szCs w:val="18"/>
+          <w:rFonts w:ascii="Arial" w:hAnsi="Arial"/>
+          <w:sz w:val="18"/>
           <w:highlight w:val="lightGray"/>
         </w:rPr>
         <w:t xml:space="preserve"> [</w:t>
       </w:r>
       <w:r>
         <w:rPr>
-          <w:rFonts w:ascii="Arial" w:eastAsia="Arial" w:hAnsi="Arial" w:cs="Arial"/>
-          <w:bCs/>
-          <w:kern w:val="0"/>
-          <w:sz w:val="18"/>
-          <w:szCs w:val="14"/>
-          <w:highlight w:val="lightGray"/>
-          <w:shd w:val="clear" w:color="auto" w:fill="B7B7B7"/>
-          <w:lang w:val="en"/>
-          <w14:ligatures w14:val="none"/>
+          <w:rFonts w:ascii="Arial" w:hAnsi="Arial"/>
+          <w:sz w:val="18"/>
+          <w:highlight w:val="lightGray"/>
         </w:rPr>
         <w:t>3</w:t>
       </w:r>
       <w:r>
         <w:rPr>
-          <w:rFonts w:ascii="Arial" w:eastAsia="Arial" w:hAnsi="Arial" w:cs="Arial"/>
-          <w:bCs/>
-          <w:kern w:val="0"/>
-          <w:sz w:val="18"/>
-          <w:szCs w:val="14"/>
-          <w:highlight w:val="lightGray"/>
-          <w:shd w:val="clear" w:color="auto" w:fill="B7B7B7"/>
-          <w:lang w:val="en"/>
-          <w14:ligatures w14:val="none"/>
+          <w:rFonts w:ascii="Arial" w:hAnsi="Arial"/>
+          <w:sz w:val="18"/>
+          <w:highlight w:val="lightGray"/>
         </w:rPr>
         <w:t>/</w:t>
       </w:r>
       <w:r>
         <w:rPr>
-          <w:rFonts w:ascii="Arial" w:eastAsia="Arial" w:hAnsi="Arial" w:cs="Arial"/>
-          <w:bCs/>
-          <w:kern w:val="0"/>
-          <w:sz w:val="18"/>
-          <w:szCs w:val="14"/>
-          <w:highlight w:val="lightGray"/>
-          <w:shd w:val="clear" w:color="auto" w:fill="B7B7B7"/>
-          <w:lang w:val="en"/>
-          <w14:ligatures w14:val="none"/>
+          <w:rFonts w:ascii="Arial" w:hAnsi="Arial"/>
+          <w:sz w:val="18"/>
+          <w:highlight w:val="lightGray"/>
         </w:rPr>
         <w:t>6</w:t>
       </w:r>
       <w:r>
         <w:rPr>
-          <w:rFonts w:ascii="Arial" w:eastAsia="Arial" w:hAnsi="Arial" w:cs="Arial"/>
-          <w:bCs/>
-          <w:kern w:val="0"/>
-          <w:sz w:val="18"/>
-          <w:szCs w:val="14"/>
-          <w:highlight w:val="lightGray"/>
-          <w:shd w:val="clear" w:color="auto" w:fill="B7B7B7"/>
-          <w:lang w:val="en"/>
-          <w14:ligatures w14:val="none"/>
+          <w:rFonts w:ascii="Arial" w:hAnsi="Arial"/>
+          <w:sz w:val="18"/>
+          <w:highlight w:val="lightGray"/>
         </w:rPr>
         <w:t>/2026</w:t>
       </w:r>
       <w:r>
         <w:rPr>
-          <w:rFonts w:ascii="Arial" w:eastAsia="Arial" w:hAnsi="Arial" w:cs="Arial"/>
-          <w:sz w:val="18"/>
-          <w:szCs w:val="18"/>
+          <w:rFonts w:ascii="Arial" w:hAnsi="Arial"/>
+          <w:sz w:val="18"/>
           <w:highlight w:val="lightGray"/>
         </w:rPr>
         <w:t>]</w:t>
@@ -28382,8 +30196,117 @@
           <w:sz w:val="18"/>
           <w:highlight w:val="lightGray"/>
         </w:rPr>
-        <w:lastRenderedPageBreak/>
-        <w:t># Source: ScreenShots</w:t>
+        <w:t xml:space="preserve"># Source: </w:t>
+      </w:r>
+      <w:r>
+        <w:rPr>
+          <w:rFonts w:ascii="Arial" w:hAnsi="Arial" w:eastAsia="Arial" w:cs="Arial"/>
+          <w:b/>
+          <w:i w:val="0"/>
+          <w:color w:val="000000"/>
+          <w:sz w:val="18"/>
+          <w:highlight w:val="lightGray"/>
+        </w:rPr>
+        <w:t>S</w:t>
+      </w:r>
+      <w:r>
+        <w:rPr>
+          <w:rFonts w:ascii="Arial" w:hAnsi="Arial" w:eastAsia="Arial" w:cs="Arial"/>
+          <w:b/>
+          <w:i w:val="0"/>
+          <w:color w:val="000000"/>
+          <w:sz w:val="18"/>
+          <w:highlight w:val="lightGray"/>
+        </w:rPr>
+        <w:t>c</w:t>
+      </w:r>
+      <w:r>
+        <w:rPr>
+          <w:rFonts w:ascii="Arial" w:hAnsi="Arial" w:eastAsia="Arial" w:cs="Arial"/>
+          <w:b/>
+          <w:i w:val="0"/>
+          <w:color w:val="000000"/>
+          <w:sz w:val="18"/>
+          <w:highlight w:val="lightGray"/>
+        </w:rPr>
+        <w:t>r</w:t>
+      </w:r>
+      <w:r>
+        <w:rPr>
+          <w:rFonts w:ascii="Arial" w:hAnsi="Arial" w:eastAsia="Arial" w:cs="Arial"/>
+          <w:b/>
+          <w:i w:val="0"/>
+          <w:color w:val="000000"/>
+          <w:sz w:val="18"/>
+          <w:highlight w:val="lightGray"/>
+        </w:rPr>
+        <w:t>e</w:t>
+      </w:r>
+      <w:r>
+        <w:rPr>
+          <w:rFonts w:ascii="Arial" w:hAnsi="Arial" w:eastAsia="Arial" w:cs="Arial"/>
+          <w:b/>
+          <w:i w:val="0"/>
+          <w:color w:val="000000"/>
+          <w:sz w:val="18"/>
+          <w:highlight w:val="lightGray"/>
+        </w:rPr>
+        <w:t>e</w:t>
+      </w:r>
+      <w:r>
+        <w:rPr>
+          <w:rFonts w:ascii="Arial" w:hAnsi="Arial" w:eastAsia="Arial" w:cs="Arial"/>
+          <w:b/>
+          <w:i w:val="0"/>
+          <w:color w:val="000000"/>
+          <w:sz w:val="18"/>
+          <w:highlight w:val="lightGray"/>
+        </w:rPr>
+        <w:t>n</w:t>
+      </w:r>
+      <w:r>
+        <w:rPr>
+          <w:rFonts w:ascii="Arial" w:hAnsi="Arial" w:eastAsia="Arial" w:cs="Arial"/>
+          <w:b/>
+          <w:i w:val="0"/>
+          <w:color w:val="000000"/>
+          <w:sz w:val="18"/>
+          <w:highlight w:val="lightGray"/>
+        </w:rPr>
+        <w:t>S</w:t>
+      </w:r>
+      <w:r>
+        <w:rPr>
+          <w:rFonts w:ascii="Arial" w:hAnsi="Arial" w:eastAsia="Arial" w:cs="Arial"/>
+          <w:b/>
+          <w:i w:val="0"/>
+          <w:color w:val="000000"/>
+          <w:sz w:val="18"/>
+          <w:highlight w:val="lightGray"/>
+        </w:rPr>
+        <w:t>h</w:t>
+      </w:r>
+      <w:r>
+        <w:rPr>
+          <w:rFonts w:ascii="Arial" w:hAnsi="Arial" w:eastAsia="Arial" w:cs="Arial"/>
+          <w:b/>
+          <w:i w:val="0"/>
+          <w:color w:val="000000"/>
+          <w:sz w:val="18"/>
+          <w:highlight w:val="lightGray"/>
+        </w:rPr>
+        <w:t>o</w:t>
+      </w:r>
+      <w:r>
+        <w:rPr>
+          <w:rFonts w:ascii="Arial" w:hAnsi="Arial" w:eastAsia="Arial" w:cs="Arial"/>
+          <w:b/>
+          <w:i w:val="0"/>
+          <w:color w:val="000000"/>
+          <w:sz w:val="18"/>
+          <w:highlight w:val="lightGray"/>
+        </w:rPr>
+        <w:t>t</w:t>
       </w:r>
       <w:r>
         <w:rPr>
@@ -28446,7 +30369,7 @@
       </w:r>
       <w:r>
         <w:rPr>
-          <w:rFonts w:ascii="Arial" w:eastAsia="Arial" w:hAnsi="Arial" w:cs="Arial"/>
+          <w:rFonts w:ascii="Arial" w:hAnsi="Arial"/>
           <w:b/>
           <w:color w:val="000000"/>
           <w:sz w:val="18"/>
@@ -28456,7 +30379,7 @@
       </w:r>
       <w:r>
         <w:rPr>
-          <w:rFonts w:ascii="Arial" w:eastAsia="Arial" w:hAnsi="Arial" w:cs="Arial"/>
+          <w:rFonts w:ascii="Arial" w:hAnsi="Arial"/>
           <w:color w:val="000000"/>
           <w:sz w:val="18"/>
           <w:highlight w:val="lightGray"/>
@@ -41284,7 +43207,117 @@
           <w:sz w:val="18"/>
           <w:highlight w:val="lightGray"/>
         </w:rPr>
-        <w:t># Source: ScreenShots</w:t>
+        <w:t xml:space="preserve"># Source: </w:t>
+      </w:r>
+      <w:r>
+        <w:rPr>
+          <w:rFonts w:ascii="Arial" w:hAnsi="Arial" w:eastAsia="Arial" w:cs="Arial"/>
+          <w:b/>
+          <w:i w:val="0"/>
+          <w:color w:val="000000"/>
+          <w:sz w:val="18"/>
+          <w:highlight w:val="lightGray"/>
+        </w:rPr>
+        <w:t>S</w:t>
+      </w:r>
+      <w:r>
+        <w:rPr>
+          <w:rFonts w:ascii="Arial" w:hAnsi="Arial" w:eastAsia="Arial" w:cs="Arial"/>
+          <w:b/>
+          <w:i w:val="0"/>
+          <w:color w:val="000000"/>
+          <w:sz w:val="18"/>
+          <w:highlight w:val="lightGray"/>
+        </w:rPr>
+        <w:t>c</w:t>
+      </w:r>
+      <w:r>
+        <w:rPr>
+          <w:rFonts w:ascii="Arial" w:hAnsi="Arial" w:eastAsia="Arial" w:cs="Arial"/>
+          <w:b/>
+          <w:i w:val="0"/>
+          <w:color w:val="000000"/>
+          <w:sz w:val="18"/>
+          <w:highlight w:val="lightGray"/>
+        </w:rPr>
+        <w:t>r</w:t>
+      </w:r>
+      <w:r>
+        <w:rPr>
+          <w:rFonts w:ascii="Arial" w:hAnsi="Arial" w:eastAsia="Arial" w:cs="Arial"/>
+          <w:b/>
+          <w:i w:val="0"/>
+          <w:color w:val="000000"/>
+          <w:sz w:val="18"/>
+          <w:highlight w:val="lightGray"/>
+        </w:rPr>
+        <w:t>e</w:t>
+      </w:r>
+      <w:r>
+        <w:rPr>
+          <w:rFonts w:ascii="Arial" w:hAnsi="Arial" w:eastAsia="Arial" w:cs="Arial"/>
+          <w:b/>
+          <w:i w:val="0"/>
+          <w:color w:val="000000"/>
+          <w:sz w:val="18"/>
+          <w:highlight w:val="lightGray"/>
+        </w:rPr>
+        <w:t>e</w:t>
+      </w:r>
+      <w:r>
+        <w:rPr>
+          <w:rFonts w:ascii="Arial" w:hAnsi="Arial" w:eastAsia="Arial" w:cs="Arial"/>
+          <w:b/>
+          <w:i w:val="0"/>
+          <w:color w:val="000000"/>
+          <w:sz w:val="18"/>
+          <w:highlight w:val="lightGray"/>
+        </w:rPr>
+        <w:t>n</w:t>
+      </w:r>
+      <w:r>
+        <w:rPr>
+          <w:rFonts w:ascii="Arial" w:hAnsi="Arial" w:eastAsia="Arial" w:cs="Arial"/>
+          <w:b/>
+          <w:i w:val="0"/>
+          <w:color w:val="000000"/>
+          <w:sz w:val="18"/>
+          <w:highlight w:val="lightGray"/>
+        </w:rPr>
+        <w:t>S</w:t>
+      </w:r>
+      <w:r>
+        <w:rPr>
+          <w:rFonts w:ascii="Arial" w:hAnsi="Arial" w:eastAsia="Arial" w:cs="Arial"/>
+          <w:b/>
+          <w:i w:val="0"/>
+          <w:color w:val="000000"/>
+          <w:sz w:val="18"/>
+          <w:highlight w:val="lightGray"/>
+        </w:rPr>
+        <w:t>h</w:t>
+      </w:r>
+      <w:r>
+        <w:rPr>
+          <w:rFonts w:ascii="Arial" w:hAnsi="Arial" w:eastAsia="Arial" w:cs="Arial"/>
+          <w:b/>
+          <w:i w:val="0"/>
+          <w:color w:val="000000"/>
+          <w:sz w:val="18"/>
+          <w:highlight w:val="lightGray"/>
+        </w:rPr>
+        <w:t>o</w:t>
+      </w:r>
+      <w:r>
+        <w:rPr>
+          <w:rFonts w:ascii="Arial" w:hAnsi="Arial" w:eastAsia="Arial" w:cs="Arial"/>
+          <w:b/>
+          <w:i w:val="0"/>
+          <w:color w:val="000000"/>
+          <w:sz w:val="18"/>
+          <w:highlight w:val="lightGray"/>
+        </w:rPr>
+        <w:t>t</w:t>
       </w:r>
       <w:r>
         <w:rPr>
@@ -41347,7 +43380,7 @@
       </w:r>
       <w:r>
         <w:rPr>
-          <w:rFonts w:ascii="Arial" w:eastAsia="Arial" w:hAnsi="Arial" w:cs="Arial"/>
+          <w:rFonts w:ascii="Arial" w:hAnsi="Arial"/>
           <w:b/>
           <w:color w:val="000000"/>
           <w:sz w:val="18"/>
@@ -41357,7 +43390,7 @@
       </w:r>
       <w:r>
         <w:rPr>
-          <w:rFonts w:ascii="Arial" w:eastAsia="Arial" w:hAnsi="Arial" w:cs="Arial"/>
+          <w:rFonts w:ascii="Arial" w:hAnsi="Arial"/>
           <w:color w:val="000000"/>
           <w:sz w:val="18"/>
           <w:highlight w:val="lightGray"/>
@@ -41750,238 +43783,284 @@
       </w:pPr>
       <w:r>
         <w:rPr>
-          <w:rFonts w:ascii="Arial" w:eastAsia="Arial" w:hAnsi="Arial" w:cs="Arial"/>
-          <w:b/>
-          <w:bCs/>
-          <w:sz w:val="18"/>
-          <w:szCs w:val="18"/>
+          <w:rFonts w:ascii="Arial" w:hAnsi="Arial"/>
+          <w:b/>
+          <w:sz w:val="18"/>
           <w:highlight w:val="lightGray"/>
         </w:rPr>
         <w:t xml:space="preserve"># Source: </w:t>
       </w:r>
-      <w:proofErr w:type="spellStart"/>
-      <w:r>
-        <w:rPr>
-          <w:rFonts w:ascii="Arial" w:eastAsia="Arial" w:hAnsi="Arial" w:cs="Arial"/>
-          <w:b/>
-          <w:bCs/>
-          <w:sz w:val="18"/>
-          <w:szCs w:val="18"/>
-          <w:highlight w:val="lightGray"/>
-        </w:rPr>
-        <w:t>ScreenShots</w:t>
-      </w:r>
-      <w:proofErr w:type="spellEnd"/>
-      <w:r>
-        <w:rPr>
-          <w:rFonts w:ascii="Arial" w:eastAsia="Arial" w:hAnsi="Arial" w:cs="Arial"/>
-          <w:sz w:val="18"/>
-          <w:szCs w:val="18"/>
+      <w:r>
+        <w:rPr>
+          <w:rFonts w:ascii="Arial" w:hAnsi="Arial" w:eastAsia="Arial" w:cs="Arial"/>
+          <w:b/>
+          <w:i w:val="0"/>
+          <w:color w:val="000000"/>
+          <w:sz w:val="18"/>
+          <w:highlight w:val="lightGray"/>
+        </w:rPr>
+        <w:t>S</w:t>
+      </w:r>
+      <w:r>
+        <w:rPr>
+          <w:rFonts w:ascii="Arial" w:hAnsi="Arial" w:eastAsia="Arial" w:cs="Arial"/>
+          <w:b/>
+          <w:i w:val="0"/>
+          <w:color w:val="000000"/>
+          <w:sz w:val="18"/>
+          <w:highlight w:val="lightGray"/>
+        </w:rPr>
+        <w:t>c</w:t>
+      </w:r>
+      <w:r>
+        <w:rPr>
+          <w:rFonts w:ascii="Arial" w:hAnsi="Arial" w:eastAsia="Arial" w:cs="Arial"/>
+          <w:b/>
+          <w:i w:val="0"/>
+          <w:color w:val="000000"/>
+          <w:sz w:val="18"/>
+          <w:highlight w:val="lightGray"/>
+        </w:rPr>
+        <w:t>r</w:t>
+      </w:r>
+      <w:r>
+        <w:rPr>
+          <w:rFonts w:ascii="Arial" w:hAnsi="Arial" w:eastAsia="Arial" w:cs="Arial"/>
+          <w:b/>
+          <w:i w:val="0"/>
+          <w:color w:val="000000"/>
+          <w:sz w:val="18"/>
+          <w:highlight w:val="lightGray"/>
+        </w:rPr>
+        <w:t>e</w:t>
+      </w:r>
+      <w:r>
+        <w:rPr>
+          <w:rFonts w:ascii="Arial" w:hAnsi="Arial" w:eastAsia="Arial" w:cs="Arial"/>
+          <w:b/>
+          <w:i w:val="0"/>
+          <w:color w:val="000000"/>
+          <w:sz w:val="18"/>
+          <w:highlight w:val="lightGray"/>
+        </w:rPr>
+        <w:t>e</w:t>
+      </w:r>
+      <w:r>
+        <w:rPr>
+          <w:rFonts w:ascii="Arial" w:hAnsi="Arial" w:eastAsia="Arial" w:cs="Arial"/>
+          <w:b/>
+          <w:i w:val="0"/>
+          <w:color w:val="000000"/>
+          <w:sz w:val="18"/>
+          <w:highlight w:val="lightGray"/>
+        </w:rPr>
+        <w:t>n</w:t>
+      </w:r>
+      <w:r>
+        <w:rPr>
+          <w:rFonts w:ascii="Arial" w:hAnsi="Arial" w:eastAsia="Arial" w:cs="Arial"/>
+          <w:b/>
+          <w:i w:val="0"/>
+          <w:color w:val="000000"/>
+          <w:sz w:val="18"/>
+          <w:highlight w:val="lightGray"/>
+        </w:rPr>
+        <w:t>S</w:t>
+      </w:r>
+      <w:r>
+        <w:rPr>
+          <w:rFonts w:ascii="Arial" w:hAnsi="Arial" w:eastAsia="Arial" w:cs="Arial"/>
+          <w:b/>
+          <w:i w:val="0"/>
+          <w:color w:val="000000"/>
+          <w:sz w:val="18"/>
+          <w:highlight w:val="lightGray"/>
+        </w:rPr>
+        <w:t>h</w:t>
+      </w:r>
+      <w:r>
+        <w:rPr>
+          <w:rFonts w:ascii="Arial" w:hAnsi="Arial" w:eastAsia="Arial" w:cs="Arial"/>
+          <w:b/>
+          <w:i w:val="0"/>
+          <w:color w:val="000000"/>
+          <w:sz w:val="18"/>
+          <w:highlight w:val="lightGray"/>
+        </w:rPr>
+        <w:t>o</w:t>
+      </w:r>
+      <w:r>
+        <w:rPr>
+          <w:rFonts w:ascii="Arial" w:hAnsi="Arial" w:eastAsia="Arial" w:cs="Arial"/>
+          <w:b/>
+          <w:i w:val="0"/>
+          <w:color w:val="000000"/>
+          <w:sz w:val="18"/>
+          <w:highlight w:val="lightGray"/>
+        </w:rPr>
+        <w:t>t</w:t>
+      </w:r>
+      <w:r>
+        <w:rPr>
+          <w:rFonts w:ascii="Arial" w:hAnsi="Arial"/>
+          <w:sz w:val="18"/>
           <w:highlight w:val="lightGray"/>
         </w:rPr>
         <w:t xml:space="preserve"> </w:t>
       </w:r>
       <w:r>
         <w:rPr>
-          <w:rFonts w:ascii="Arial" w:eastAsia="Arial" w:hAnsi="Arial" w:cs="Arial"/>
-          <w:b/>
-          <w:bCs/>
-          <w:sz w:val="18"/>
-          <w:szCs w:val="18"/>
+          <w:rFonts w:ascii="Arial" w:hAnsi="Arial"/>
+          <w:b/>
+          <w:sz w:val="18"/>
           <w:highlight w:val="lightGray"/>
         </w:rPr>
         <w:t>Source</w:t>
       </w:r>
       <w:r>
         <w:rPr>
-          <w:rFonts w:ascii="Arial" w:eastAsia="Arial" w:hAnsi="Arial" w:cs="Arial"/>
-          <w:sz w:val="18"/>
-          <w:szCs w:val="18"/>
+          <w:rFonts w:ascii="Arial" w:hAnsi="Arial"/>
+          <w:sz w:val="18"/>
           <w:highlight w:val="lightGray"/>
         </w:rPr>
         <w:t xml:space="preserve">: </w:t>
       </w:r>
       <w:r>
         <w:rPr>
-          <w:rFonts w:ascii="Arial" w:eastAsia="Arial" w:hAnsi="Arial" w:cs="Arial"/>
-          <w:b/>
-          <w:bCs/>
-          <w:sz w:val="18"/>
-          <w:szCs w:val="18"/>
+          <w:rFonts w:ascii="Arial" w:hAnsi="Arial"/>
+          <w:b/>
+          <w:sz w:val="18"/>
           <w:highlight w:val="lightGray"/>
         </w:rPr>
         <w:t>Provided by:</w:t>
       </w:r>
       <w:r>
         <w:rPr>
-          <w:rFonts w:ascii="Arial" w:eastAsia="Arial" w:hAnsi="Arial" w:cs="Arial"/>
-          <w:sz w:val="18"/>
-          <w:szCs w:val="18"/>
+          <w:rFonts w:ascii="Arial" w:hAnsi="Arial"/>
+          <w:sz w:val="18"/>
           <w:highlight w:val="lightGray"/>
         </w:rPr>
         <w:t xml:space="preserve"> [Persons Table -&gt; ID Column: 1, </w:t>
       </w:r>
-      <w:proofErr w:type="spellStart"/>
-      <w:r>
-        <w:rPr>
-          <w:rFonts w:ascii="Arial" w:eastAsia="Arial" w:hAnsi="Arial" w:cs="Arial"/>
-          <w:sz w:val="18"/>
-          <w:szCs w:val="18"/>
+      <w:r>
+        <w:rPr>
+          <w:rFonts w:ascii="Arial" w:hAnsi="Arial"/>
+          <w:sz w:val="18"/>
           <w:highlight w:val="lightGray"/>
         </w:rPr>
         <w:t>Name_En</w:t>
       </w:r>
-      <w:proofErr w:type="spellEnd"/>
-      <w:r>
-        <w:rPr>
-          <w:rFonts w:ascii="Arial" w:eastAsia="Arial" w:hAnsi="Arial" w:cs="Arial"/>
-          <w:sz w:val="18"/>
-          <w:szCs w:val="18"/>
+      <w:r>
+        <w:rPr>
+          <w:rFonts w:ascii="Arial" w:hAnsi="Arial"/>
+          <w:sz w:val="18"/>
           <w:highlight w:val="lightGray"/>
         </w:rPr>
         <w:t xml:space="preserve"> Column: Motasem Essam] -&gt; </w:t>
       </w:r>
       <w:r>
         <w:rPr>
-          <w:rFonts w:ascii="Arial" w:eastAsia="Arial" w:hAnsi="Arial" w:cs="Arial"/>
-          <w:b/>
-          <w:bCs/>
-          <w:sz w:val="18"/>
-          <w:szCs w:val="18"/>
+          <w:rFonts w:ascii="Arial" w:hAnsi="Arial"/>
+          <w:b/>
+          <w:sz w:val="18"/>
           <w:highlight w:val="lightGray"/>
         </w:rPr>
         <w:t>Tool:</w:t>
       </w:r>
       <w:r>
         <w:rPr>
-          <w:rFonts w:ascii="Arial" w:eastAsia="Arial" w:hAnsi="Arial" w:cs="Arial"/>
-          <w:sz w:val="18"/>
-          <w:szCs w:val="18"/>
+          <w:rFonts w:ascii="Arial" w:hAnsi="Arial"/>
+          <w:sz w:val="18"/>
           <w:highlight w:val="lightGray"/>
         </w:rPr>
         <w:t xml:space="preserve"> [</w:t>
       </w:r>
-      <w:proofErr w:type="spellStart"/>
-      <w:r>
-        <w:rPr>
-          <w:rFonts w:ascii="Arial" w:eastAsia="Arial" w:hAnsi="Arial" w:cs="Arial"/>
-          <w:sz w:val="18"/>
-          <w:szCs w:val="18"/>
+      <w:r>
+        <w:rPr>
+          <w:rFonts w:ascii="Arial" w:hAnsi="Arial"/>
+          <w:sz w:val="18"/>
           <w:highlight w:val="lightGray"/>
         </w:rPr>
         <w:t>Lightshot</w:t>
       </w:r>
-      <w:proofErr w:type="spellEnd"/>
-      <w:r>
-        <w:rPr>
-          <w:rFonts w:ascii="Arial" w:eastAsia="Arial" w:hAnsi="Arial" w:cs="Arial"/>
-          <w:sz w:val="18"/>
-          <w:szCs w:val="18"/>
+      <w:r>
+        <w:rPr>
+          <w:rFonts w:ascii="Arial" w:hAnsi="Arial"/>
+          <w:sz w:val="18"/>
           <w:highlight w:val="lightGray"/>
         </w:rPr>
         <w:t xml:space="preserve"> Program] -&gt; </w:t>
       </w:r>
       <w:r>
         <w:rPr>
-          <w:rFonts w:ascii="Arial" w:eastAsia="Arial" w:hAnsi="Arial" w:cs="Arial"/>
-          <w:b/>
-          <w:bCs/>
-          <w:sz w:val="18"/>
-          <w:szCs w:val="18"/>
+          <w:rFonts w:ascii="Arial" w:hAnsi="Arial"/>
+          <w:b/>
+          <w:sz w:val="18"/>
           <w:highlight w:val="lightGray"/>
         </w:rPr>
         <w:t xml:space="preserve">From </w:t>
       </w:r>
       <w:r>
         <w:rPr>
-          <w:rFonts w:ascii="Arial" w:eastAsia="Arial" w:hAnsi="Arial" w:cs="Arial"/>
-          <w:sz w:val="18"/>
-          <w:szCs w:val="18"/>
+          <w:rFonts w:ascii="Arial" w:hAnsi="Arial"/>
+          <w:sz w:val="18"/>
           <w:highlight w:val="lightGray"/>
         </w:rPr>
         <w:t xml:space="preserve">[Site: https://github.com] </w:t>
       </w:r>
       <w:r>
         <w:rPr>
-          <w:rFonts w:ascii="Arial" w:eastAsia="Arial" w:hAnsi="Arial" w:cs="Arial"/>
-          <w:b/>
-          <w:bCs/>
-          <w:sz w:val="18"/>
-          <w:szCs w:val="18"/>
+          <w:rFonts w:ascii="Arial" w:hAnsi="Arial"/>
+          <w:b/>
+          <w:sz w:val="18"/>
           <w:highlight w:val="lightGray"/>
         </w:rPr>
         <w:t>on</w:t>
       </w:r>
       <w:r>
         <w:rPr>
-          <w:rFonts w:ascii="Arial" w:eastAsia="Arial" w:hAnsi="Arial" w:cs="Arial"/>
-          <w:sz w:val="18"/>
-          <w:szCs w:val="18"/>
+          <w:rFonts w:ascii="Arial" w:hAnsi="Arial"/>
+          <w:sz w:val="18"/>
           <w:highlight w:val="lightGray"/>
         </w:rPr>
         <w:t xml:space="preserve"> [</w:t>
       </w:r>
       <w:r>
         <w:rPr>
-          <w:rFonts w:ascii="Arial" w:eastAsia="Arial" w:hAnsi="Arial" w:cs="Arial"/>
-          <w:bCs/>
-          <w:kern w:val="0"/>
-          <w:sz w:val="18"/>
-          <w:szCs w:val="14"/>
-          <w:highlight w:val="lightGray"/>
-          <w:shd w:val="clear" w:color="auto" w:fill="B7B7B7"/>
-          <w:lang w:val="en"/>
-          <w14:ligatures w14:val="none"/>
+          <w:rFonts w:ascii="Arial" w:hAnsi="Arial"/>
+          <w:sz w:val="18"/>
+          <w:highlight w:val="lightGray"/>
         </w:rPr>
         <w:t>3</w:t>
       </w:r>
       <w:r>
         <w:rPr>
-          <w:rFonts w:ascii="Arial" w:eastAsia="Arial" w:hAnsi="Arial" w:cs="Arial"/>
-          <w:bCs/>
-          <w:kern w:val="0"/>
-          <w:sz w:val="18"/>
-          <w:szCs w:val="14"/>
-          <w:highlight w:val="lightGray"/>
-          <w:shd w:val="clear" w:color="auto" w:fill="B7B7B7"/>
-          <w:lang w:val="en"/>
-          <w14:ligatures w14:val="none"/>
+          <w:rFonts w:ascii="Arial" w:hAnsi="Arial"/>
+          <w:sz w:val="18"/>
+          <w:highlight w:val="lightGray"/>
         </w:rPr>
         <w:t>/</w:t>
       </w:r>
       <w:r>
         <w:rPr>
-          <w:rFonts w:ascii="Arial" w:eastAsia="Arial" w:hAnsi="Arial" w:cs="Arial"/>
-          <w:bCs/>
-          <w:kern w:val="0"/>
-          <w:sz w:val="18"/>
-          <w:szCs w:val="14"/>
-          <w:highlight w:val="lightGray"/>
-          <w:shd w:val="clear" w:color="auto" w:fill="B7B7B7"/>
-          <w:lang w:val="en"/>
-          <w14:ligatures w14:val="none"/>
+          <w:rFonts w:ascii="Arial" w:hAnsi="Arial"/>
+          <w:sz w:val="18"/>
+          <w:highlight w:val="lightGray"/>
         </w:rPr>
         <w:t>6</w:t>
       </w:r>
       <w:r>
         <w:rPr>
-          <w:rFonts w:ascii="Arial" w:eastAsia="Arial" w:hAnsi="Arial" w:cs="Arial"/>
-          <w:bCs/>
-          <w:kern w:val="0"/>
-          <w:sz w:val="18"/>
-          <w:szCs w:val="14"/>
-          <w:highlight w:val="lightGray"/>
-          <w:shd w:val="clear" w:color="auto" w:fill="B7B7B7"/>
-          <w:lang w:val="en"/>
-          <w14:ligatures w14:val="none"/>
+          <w:rFonts w:ascii="Arial" w:hAnsi="Arial"/>
+          <w:sz w:val="18"/>
+          <w:highlight w:val="lightGray"/>
         </w:rPr>
         <w:t>/2026</w:t>
       </w:r>
       <w:r>
         <w:rPr>
-          <w:rFonts w:ascii="Arial" w:eastAsia="Arial" w:hAnsi="Arial" w:cs="Arial"/>
-          <w:sz w:val="18"/>
-          <w:szCs w:val="18"/>
+          <w:rFonts w:ascii="Arial" w:hAnsi="Arial"/>
+          <w:sz w:val="18"/>
           <w:highlight w:val="lightGray"/>
         </w:rPr>
         <w:t>]</w:t>
@@ -42202,20 +44281,118 @@
           <w:sz w:val="18"/>
           <w:highlight w:val="lightGray"/>
         </w:rPr>
-        <w:lastRenderedPageBreak/>
         <w:t xml:space="preserve"># Source: </w:t>
       </w:r>
-      <w:proofErr w:type="spellStart"/>
-      <w:r>
-        <w:rPr>
-          <w:rFonts w:ascii="Arial" w:hAnsi="Arial"/>
-          <w:b/>
-          <w:sz w:val="18"/>
-          <w:highlight w:val="lightGray"/>
-        </w:rPr>
-        <w:t>ScreenShots</w:t>
-      </w:r>
-      <w:proofErr w:type="spellEnd"/>
+      <w:r>
+        <w:rPr>
+          <w:rFonts w:ascii="Arial" w:hAnsi="Arial" w:eastAsia="Arial" w:cs="Arial"/>
+          <w:b/>
+          <w:i w:val="0"/>
+          <w:color w:val="000000"/>
+          <w:sz w:val="18"/>
+          <w:highlight w:val="lightGray"/>
+        </w:rPr>
+        <w:t>S</w:t>
+      </w:r>
+      <w:r>
+        <w:rPr>
+          <w:rFonts w:ascii="Arial" w:hAnsi="Arial" w:eastAsia="Arial" w:cs="Arial"/>
+          <w:b/>
+          <w:i w:val="0"/>
+          <w:color w:val="000000"/>
+          <w:sz w:val="18"/>
+          <w:highlight w:val="lightGray"/>
+        </w:rPr>
+        <w:t>c</w:t>
+      </w:r>
+      <w:r>
+        <w:rPr>
+          <w:rFonts w:ascii="Arial" w:hAnsi="Arial" w:eastAsia="Arial" w:cs="Arial"/>
+          <w:b/>
+          <w:i w:val="0"/>
+          <w:color w:val="000000"/>
+          <w:sz w:val="18"/>
+          <w:highlight w:val="lightGray"/>
+        </w:rPr>
+        <w:t>r</w:t>
+      </w:r>
+      <w:r>
+        <w:rPr>
+          <w:rFonts w:ascii="Arial" w:hAnsi="Arial" w:eastAsia="Arial" w:cs="Arial"/>
+          <w:b/>
+          <w:i w:val="0"/>
+          <w:color w:val="000000"/>
+          <w:sz w:val="18"/>
+          <w:highlight w:val="lightGray"/>
+        </w:rPr>
+        <w:t>e</w:t>
+      </w:r>
+      <w:r>
+        <w:rPr>
+          <w:rFonts w:ascii="Arial" w:hAnsi="Arial" w:eastAsia="Arial" w:cs="Arial"/>
+          <w:b/>
+          <w:i w:val="0"/>
+          <w:color w:val="000000"/>
+          <w:sz w:val="18"/>
+          <w:highlight w:val="lightGray"/>
+        </w:rPr>
+        <w:t>e</w:t>
+      </w:r>
+      <w:r>
+        <w:rPr>
+          <w:rFonts w:ascii="Arial" w:hAnsi="Arial" w:eastAsia="Arial" w:cs="Arial"/>
+          <w:b/>
+          <w:i w:val="0"/>
+          <w:color w:val="000000"/>
+          <w:sz w:val="18"/>
+          <w:highlight w:val="lightGray"/>
+        </w:rPr>
+        <w:t>n</w:t>
+      </w:r>
+      <w:r>
+        <w:rPr>
+          <w:rFonts w:ascii="Arial" w:hAnsi="Arial" w:eastAsia="Arial" w:cs="Arial"/>
+          <w:b/>
+          <w:i w:val="0"/>
+          <w:color w:val="000000"/>
+          <w:sz w:val="18"/>
+          <w:highlight w:val="lightGray"/>
+        </w:rPr>
+        <w:t>S</w:t>
+      </w:r>
+      <w:r>
+        <w:rPr>
+          <w:rFonts w:ascii="Arial" w:hAnsi="Arial" w:eastAsia="Arial" w:cs="Arial"/>
+          <w:b/>
+          <w:i w:val="0"/>
+          <w:color w:val="000000"/>
+          <w:sz w:val="18"/>
+          <w:highlight w:val="lightGray"/>
+        </w:rPr>
+        <w:t>h</w:t>
+      </w:r>
+      <w:r>
+        <w:rPr>
+          <w:rFonts w:ascii="Arial" w:hAnsi="Arial" w:eastAsia="Arial" w:cs="Arial"/>
+          <w:b/>
+          <w:i w:val="0"/>
+          <w:color w:val="000000"/>
+          <w:sz w:val="18"/>
+          <w:highlight w:val="lightGray"/>
+        </w:rPr>
+        <w:t>o</w:t>
+      </w:r>
+      <w:r>
+        <w:rPr>
+          <w:rFonts w:ascii="Arial" w:hAnsi="Arial" w:eastAsia="Arial" w:cs="Arial"/>
+          <w:b/>
+          <w:i w:val="0"/>
+          <w:color w:val="000000"/>
+          <w:sz w:val="18"/>
+          <w:highlight w:val="lightGray"/>
+        </w:rPr>
+        <w:t>t</w:t>
+      </w:r>
       <w:r>
         <w:rPr>
           <w:rFonts w:ascii="Arial" w:hAnsi="Arial"/>
@@ -42258,7 +44435,6 @@
         </w:rPr>
         <w:t xml:space="preserve"> [Persons Table -&gt; ID Column: 1, </w:t>
       </w:r>
-      <w:proofErr w:type="spellStart"/>
       <w:r>
         <w:rPr>
           <w:rFonts w:ascii="Arial" w:hAnsi="Arial"/>
@@ -42267,7 +44443,6 @@
         </w:rPr>
         <w:t>Name_En</w:t>
       </w:r>
-      <w:proofErr w:type="spellEnd"/>
       <w:r>
         <w:rPr>
           <w:rFonts w:ascii="Arial" w:hAnsi="Arial"/>
@@ -42293,7 +44468,6 @@
         </w:rPr>
         <w:t xml:space="preserve"> [</w:t>
       </w:r>
-      <w:proofErr w:type="spellStart"/>
       <w:r>
         <w:rPr>
           <w:rFonts w:ascii="Arial" w:hAnsi="Arial"/>
@@ -42302,7 +44476,6 @@
         </w:rPr>
         <w:t>Lightshot</w:t>
       </w:r>
-      <w:proofErr w:type="spellEnd"/>
       <w:r>
         <w:rPr>
           <w:rFonts w:ascii="Arial" w:hAnsi="Arial"/>
@@ -42313,7 +44486,7 @@
       </w:r>
       <w:r>
         <w:rPr>
-          <w:rFonts w:ascii="Arial" w:eastAsia="Arial" w:hAnsi="Arial" w:cs="Arial"/>
+          <w:rFonts w:ascii="Arial" w:hAnsi="Arial"/>
           <w:b/>
           <w:color w:val="000000"/>
           <w:sz w:val="18"/>
@@ -42323,7 +44496,7 @@
       </w:r>
       <w:r>
         <w:rPr>
-          <w:rFonts w:ascii="Arial" w:eastAsia="Arial" w:hAnsi="Arial" w:cs="Arial"/>
+          <w:rFonts w:ascii="Arial" w:hAnsi="Arial"/>
           <w:color w:val="000000"/>
           <w:sz w:val="18"/>
           <w:highlight w:val="lightGray"/>
@@ -42449,7 +44622,117 @@
           <w:sz w:val="18"/>
           <w:highlight w:val="lightGray"/>
         </w:rPr>
-        <w:t># Source: ScreenShots</w:t>
+        <w:t xml:space="preserve"># Source: </w:t>
+      </w:r>
+      <w:r>
+        <w:rPr>
+          <w:rFonts w:ascii="Arial" w:hAnsi="Arial" w:eastAsia="Arial" w:cs="Arial"/>
+          <w:b/>
+          <w:i w:val="0"/>
+          <w:color w:val="000000"/>
+          <w:sz w:val="18"/>
+          <w:highlight w:val="lightGray"/>
+        </w:rPr>
+        <w:t>S</w:t>
+      </w:r>
+      <w:r>
+        <w:rPr>
+          <w:rFonts w:ascii="Arial" w:hAnsi="Arial" w:eastAsia="Arial" w:cs="Arial"/>
+          <w:b/>
+          <w:i w:val="0"/>
+          <w:color w:val="000000"/>
+          <w:sz w:val="18"/>
+          <w:highlight w:val="lightGray"/>
+        </w:rPr>
+        <w:t>c</w:t>
+      </w:r>
+      <w:r>
+        <w:rPr>
+          <w:rFonts w:ascii="Arial" w:hAnsi="Arial" w:eastAsia="Arial" w:cs="Arial"/>
+          <w:b/>
+          <w:i w:val="0"/>
+          <w:color w:val="000000"/>
+          <w:sz w:val="18"/>
+          <w:highlight w:val="lightGray"/>
+        </w:rPr>
+        <w:t>r</w:t>
+      </w:r>
+      <w:r>
+        <w:rPr>
+          <w:rFonts w:ascii="Arial" w:hAnsi="Arial" w:eastAsia="Arial" w:cs="Arial"/>
+          <w:b/>
+          <w:i w:val="0"/>
+          <w:color w:val="000000"/>
+          <w:sz w:val="18"/>
+          <w:highlight w:val="lightGray"/>
+        </w:rPr>
+        <w:t>e</w:t>
+      </w:r>
+      <w:r>
+        <w:rPr>
+          <w:rFonts w:ascii="Arial" w:hAnsi="Arial" w:eastAsia="Arial" w:cs="Arial"/>
+          <w:b/>
+          <w:i w:val="0"/>
+          <w:color w:val="000000"/>
+          <w:sz w:val="18"/>
+          <w:highlight w:val="lightGray"/>
+        </w:rPr>
+        <w:t>e</w:t>
+      </w:r>
+      <w:r>
+        <w:rPr>
+          <w:rFonts w:ascii="Arial" w:hAnsi="Arial" w:eastAsia="Arial" w:cs="Arial"/>
+          <w:b/>
+          <w:i w:val="0"/>
+          <w:color w:val="000000"/>
+          <w:sz w:val="18"/>
+          <w:highlight w:val="lightGray"/>
+        </w:rPr>
+        <w:t>n</w:t>
+      </w:r>
+      <w:r>
+        <w:rPr>
+          <w:rFonts w:ascii="Arial" w:hAnsi="Arial" w:eastAsia="Arial" w:cs="Arial"/>
+          <w:b/>
+          <w:i w:val="0"/>
+          <w:color w:val="000000"/>
+          <w:sz w:val="18"/>
+          <w:highlight w:val="lightGray"/>
+        </w:rPr>
+        <w:t>S</w:t>
+      </w:r>
+      <w:r>
+        <w:rPr>
+          <w:rFonts w:ascii="Arial" w:hAnsi="Arial" w:eastAsia="Arial" w:cs="Arial"/>
+          <w:b/>
+          <w:i w:val="0"/>
+          <w:color w:val="000000"/>
+          <w:sz w:val="18"/>
+          <w:highlight w:val="lightGray"/>
+        </w:rPr>
+        <w:t>h</w:t>
+      </w:r>
+      <w:r>
+        <w:rPr>
+          <w:rFonts w:ascii="Arial" w:hAnsi="Arial" w:eastAsia="Arial" w:cs="Arial"/>
+          <w:b/>
+          <w:i w:val="0"/>
+          <w:color w:val="000000"/>
+          <w:sz w:val="18"/>
+          <w:highlight w:val="lightGray"/>
+        </w:rPr>
+        <w:t>o</w:t>
+      </w:r>
+      <w:r>
+        <w:rPr>
+          <w:rFonts w:ascii="Arial" w:hAnsi="Arial" w:eastAsia="Arial" w:cs="Arial"/>
+          <w:b/>
+          <w:i w:val="0"/>
+          <w:color w:val="000000"/>
+          <w:sz w:val="18"/>
+          <w:highlight w:val="lightGray"/>
+        </w:rPr>
+        <w:t>t</w:t>
       </w:r>
       <w:r>
         <w:rPr>
@@ -42512,7 +44795,7 @@
       </w:r>
       <w:r>
         <w:rPr>
-          <w:rFonts w:ascii="Arial" w:eastAsia="Arial" w:hAnsi="Arial" w:cs="Arial"/>
+          <w:rFonts w:ascii="Arial" w:hAnsi="Arial"/>
           <w:b/>
           <w:color w:val="000000"/>
           <w:sz w:val="18"/>
@@ -42522,7 +44805,7 @@
       </w:r>
       <w:r>
         <w:rPr>
-          <w:rFonts w:ascii="Arial" w:eastAsia="Arial" w:hAnsi="Arial" w:cs="Arial"/>
+          <w:rFonts w:ascii="Arial" w:hAnsi="Arial"/>
           <w:color w:val="000000"/>
           <w:sz w:val="18"/>
           <w:highlight w:val="lightGray"/>
@@ -42715,7 +44998,117 @@
           <w:sz w:val="18"/>
           <w:highlight w:val="lightGray"/>
         </w:rPr>
-        <w:t># Source: ScreenShots</w:t>
+        <w:t xml:space="preserve"># Source: </w:t>
+      </w:r>
+      <w:r>
+        <w:rPr>
+          <w:rFonts w:ascii="Arial" w:hAnsi="Arial" w:eastAsia="Arial" w:cs="Arial"/>
+          <w:b/>
+          <w:i w:val="0"/>
+          <w:color w:val="000000"/>
+          <w:sz w:val="18"/>
+          <w:highlight w:val="lightGray"/>
+        </w:rPr>
+        <w:t>S</w:t>
+      </w:r>
+      <w:r>
+        <w:rPr>
+          <w:rFonts w:ascii="Arial" w:hAnsi="Arial" w:eastAsia="Arial" w:cs="Arial"/>
+          <w:b/>
+          <w:i w:val="0"/>
+          <w:color w:val="000000"/>
+          <w:sz w:val="18"/>
+          <w:highlight w:val="lightGray"/>
+        </w:rPr>
+        <w:t>c</w:t>
+      </w:r>
+      <w:r>
+        <w:rPr>
+          <w:rFonts w:ascii="Arial" w:hAnsi="Arial" w:eastAsia="Arial" w:cs="Arial"/>
+          <w:b/>
+          <w:i w:val="0"/>
+          <w:color w:val="000000"/>
+          <w:sz w:val="18"/>
+          <w:highlight w:val="lightGray"/>
+        </w:rPr>
+        <w:t>r</w:t>
+      </w:r>
+      <w:r>
+        <w:rPr>
+          <w:rFonts w:ascii="Arial" w:hAnsi="Arial" w:eastAsia="Arial" w:cs="Arial"/>
+          <w:b/>
+          <w:i w:val="0"/>
+          <w:color w:val="000000"/>
+          <w:sz w:val="18"/>
+          <w:highlight w:val="lightGray"/>
+        </w:rPr>
+        <w:t>e</w:t>
+      </w:r>
+      <w:r>
+        <w:rPr>
+          <w:rFonts w:ascii="Arial" w:hAnsi="Arial" w:eastAsia="Arial" w:cs="Arial"/>
+          <w:b/>
+          <w:i w:val="0"/>
+          <w:color w:val="000000"/>
+          <w:sz w:val="18"/>
+          <w:highlight w:val="lightGray"/>
+        </w:rPr>
+        <w:t>e</w:t>
+      </w:r>
+      <w:r>
+        <w:rPr>
+          <w:rFonts w:ascii="Arial" w:hAnsi="Arial" w:eastAsia="Arial" w:cs="Arial"/>
+          <w:b/>
+          <w:i w:val="0"/>
+          <w:color w:val="000000"/>
+          <w:sz w:val="18"/>
+          <w:highlight w:val="lightGray"/>
+        </w:rPr>
+        <w:t>n</w:t>
+      </w:r>
+      <w:r>
+        <w:rPr>
+          <w:rFonts w:ascii="Arial" w:hAnsi="Arial" w:eastAsia="Arial" w:cs="Arial"/>
+          <w:b/>
+          <w:i w:val="0"/>
+          <w:color w:val="000000"/>
+          <w:sz w:val="18"/>
+          <w:highlight w:val="lightGray"/>
+        </w:rPr>
+        <w:t>S</w:t>
+      </w:r>
+      <w:r>
+        <w:rPr>
+          <w:rFonts w:ascii="Arial" w:hAnsi="Arial" w:eastAsia="Arial" w:cs="Arial"/>
+          <w:b/>
+          <w:i w:val="0"/>
+          <w:color w:val="000000"/>
+          <w:sz w:val="18"/>
+          <w:highlight w:val="lightGray"/>
+        </w:rPr>
+        <w:t>h</w:t>
+      </w:r>
+      <w:r>
+        <w:rPr>
+          <w:rFonts w:ascii="Arial" w:hAnsi="Arial" w:eastAsia="Arial" w:cs="Arial"/>
+          <w:b/>
+          <w:i w:val="0"/>
+          <w:color w:val="000000"/>
+          <w:sz w:val="18"/>
+          <w:highlight w:val="lightGray"/>
+        </w:rPr>
+        <w:t>o</w:t>
+      </w:r>
+      <w:r>
+        <w:rPr>
+          <w:rFonts w:ascii="Arial" w:hAnsi="Arial" w:eastAsia="Arial" w:cs="Arial"/>
+          <w:b/>
+          <w:i w:val="0"/>
+          <w:color w:val="000000"/>
+          <w:sz w:val="18"/>
+          <w:highlight w:val="lightGray"/>
+        </w:rPr>
+        <w:t>t</w:t>
       </w:r>
       <w:r>
         <w:rPr>
@@ -42778,7 +45171,7 @@
       </w:r>
       <w:r>
         <w:rPr>
-          <w:rFonts w:ascii="Arial" w:eastAsia="Arial" w:hAnsi="Arial" w:cs="Arial"/>
+          <w:rFonts w:ascii="Arial" w:hAnsi="Arial"/>
           <w:b/>
           <w:color w:val="000000"/>
           <w:sz w:val="18"/>
@@ -42788,7 +45181,7 @@
       </w:r>
       <w:r>
         <w:rPr>
-          <w:rFonts w:ascii="Arial" w:eastAsia="Arial" w:hAnsi="Arial" w:cs="Arial"/>
+          <w:rFonts w:ascii="Arial" w:hAnsi="Arial"/>
           <w:color w:val="000000"/>
           <w:sz w:val="18"/>
           <w:highlight w:val="lightGray"/>
@@ -42950,7 +45343,117 @@
           <w:sz w:val="18"/>
           <w:highlight w:val="lightGray"/>
         </w:rPr>
-        <w:t># Source: ScreenShots</w:t>
+        <w:t xml:space="preserve"># Source: </w:t>
+      </w:r>
+      <w:r>
+        <w:rPr>
+          <w:rFonts w:ascii="Arial" w:hAnsi="Arial" w:eastAsia="Arial" w:cs="Arial"/>
+          <w:b/>
+          <w:i w:val="0"/>
+          <w:color w:val="000000"/>
+          <w:sz w:val="18"/>
+          <w:highlight w:val="lightGray"/>
+        </w:rPr>
+        <w:t>S</w:t>
+      </w:r>
+      <w:r>
+        <w:rPr>
+          <w:rFonts w:ascii="Arial" w:hAnsi="Arial" w:eastAsia="Arial" w:cs="Arial"/>
+          <w:b/>
+          <w:i w:val="0"/>
+          <w:color w:val="000000"/>
+          <w:sz w:val="18"/>
+          <w:highlight w:val="lightGray"/>
+        </w:rPr>
+        <w:t>c</w:t>
+      </w:r>
+      <w:r>
+        <w:rPr>
+          <w:rFonts w:ascii="Arial" w:hAnsi="Arial" w:eastAsia="Arial" w:cs="Arial"/>
+          <w:b/>
+          <w:i w:val="0"/>
+          <w:color w:val="000000"/>
+          <w:sz w:val="18"/>
+          <w:highlight w:val="lightGray"/>
+        </w:rPr>
+        <w:t>r</w:t>
+      </w:r>
+      <w:r>
+        <w:rPr>
+          <w:rFonts w:ascii="Arial" w:hAnsi="Arial" w:eastAsia="Arial" w:cs="Arial"/>
+          <w:b/>
+          <w:i w:val="0"/>
+          <w:color w:val="000000"/>
+          <w:sz w:val="18"/>
+          <w:highlight w:val="lightGray"/>
+        </w:rPr>
+        <w:t>e</w:t>
+      </w:r>
+      <w:r>
+        <w:rPr>
+          <w:rFonts w:ascii="Arial" w:hAnsi="Arial" w:eastAsia="Arial" w:cs="Arial"/>
+          <w:b/>
+          <w:i w:val="0"/>
+          <w:color w:val="000000"/>
+          <w:sz w:val="18"/>
+          <w:highlight w:val="lightGray"/>
+        </w:rPr>
+        <w:t>e</w:t>
+      </w:r>
+      <w:r>
+        <w:rPr>
+          <w:rFonts w:ascii="Arial" w:hAnsi="Arial" w:eastAsia="Arial" w:cs="Arial"/>
+          <w:b/>
+          <w:i w:val="0"/>
+          <w:color w:val="000000"/>
+          <w:sz w:val="18"/>
+          <w:highlight w:val="lightGray"/>
+        </w:rPr>
+        <w:t>n</w:t>
+      </w:r>
+      <w:r>
+        <w:rPr>
+          <w:rFonts w:ascii="Arial" w:hAnsi="Arial" w:eastAsia="Arial" w:cs="Arial"/>
+          <w:b/>
+          <w:i w:val="0"/>
+          <w:color w:val="000000"/>
+          <w:sz w:val="18"/>
+          <w:highlight w:val="lightGray"/>
+        </w:rPr>
+        <w:t>S</w:t>
+      </w:r>
+      <w:r>
+        <w:rPr>
+          <w:rFonts w:ascii="Arial" w:hAnsi="Arial" w:eastAsia="Arial" w:cs="Arial"/>
+          <w:b/>
+          <w:i w:val="0"/>
+          <w:color w:val="000000"/>
+          <w:sz w:val="18"/>
+          <w:highlight w:val="lightGray"/>
+        </w:rPr>
+        <w:t>h</w:t>
+      </w:r>
+      <w:r>
+        <w:rPr>
+          <w:rFonts w:ascii="Arial" w:hAnsi="Arial" w:eastAsia="Arial" w:cs="Arial"/>
+          <w:b/>
+          <w:i w:val="0"/>
+          <w:color w:val="000000"/>
+          <w:sz w:val="18"/>
+          <w:highlight w:val="lightGray"/>
+        </w:rPr>
+        <w:t>o</w:t>
+      </w:r>
+      <w:r>
+        <w:rPr>
+          <w:rFonts w:ascii="Arial" w:hAnsi="Arial" w:eastAsia="Arial" w:cs="Arial"/>
+          <w:b/>
+          <w:i w:val="0"/>
+          <w:color w:val="000000"/>
+          <w:sz w:val="18"/>
+          <w:highlight w:val="lightGray"/>
+        </w:rPr>
+        <w:t>t</w:t>
       </w:r>
       <w:r>
         <w:rPr>
@@ -43013,7 +45516,7 @@
       </w:r>
       <w:r>
         <w:rPr>
-          <w:rFonts w:ascii="Arial" w:eastAsia="Arial" w:hAnsi="Arial" w:cs="Arial"/>
+          <w:rFonts w:ascii="Arial" w:hAnsi="Arial"/>
           <w:b/>
           <w:color w:val="000000"/>
           <w:sz w:val="18"/>
@@ -43023,7 +45526,7 @@
       </w:r>
       <w:r>
         <w:rPr>
-          <w:rFonts w:ascii="Arial" w:eastAsia="Arial" w:hAnsi="Arial" w:cs="Arial"/>
+          <w:rFonts w:ascii="Arial" w:hAnsi="Arial"/>
           <w:color w:val="000000"/>
           <w:sz w:val="18"/>
           <w:highlight w:val="lightGray"/>
@@ -43182,7 +45685,117 @@
           <w:sz w:val="18"/>
           <w:highlight w:val="lightGray"/>
         </w:rPr>
-        <w:t># Source: ScreenShots</w:t>
+        <w:t xml:space="preserve"># Source: </w:t>
+      </w:r>
+      <w:r>
+        <w:rPr>
+          <w:rFonts w:ascii="Arial" w:hAnsi="Arial" w:eastAsia="Arial" w:cs="Arial"/>
+          <w:b/>
+          <w:i w:val="0"/>
+          <w:color w:val="000000"/>
+          <w:sz w:val="18"/>
+          <w:highlight w:val="lightGray"/>
+        </w:rPr>
+        <w:t>S</w:t>
+      </w:r>
+      <w:r>
+        <w:rPr>
+          <w:rFonts w:ascii="Arial" w:hAnsi="Arial" w:eastAsia="Arial" w:cs="Arial"/>
+          <w:b/>
+          <w:i w:val="0"/>
+          <w:color w:val="000000"/>
+          <w:sz w:val="18"/>
+          <w:highlight w:val="lightGray"/>
+        </w:rPr>
+        <w:t>c</w:t>
+      </w:r>
+      <w:r>
+        <w:rPr>
+          <w:rFonts w:ascii="Arial" w:hAnsi="Arial" w:eastAsia="Arial" w:cs="Arial"/>
+          <w:b/>
+          <w:i w:val="0"/>
+          <w:color w:val="000000"/>
+          <w:sz w:val="18"/>
+          <w:highlight w:val="lightGray"/>
+        </w:rPr>
+        <w:t>r</w:t>
+      </w:r>
+      <w:r>
+        <w:rPr>
+          <w:rFonts w:ascii="Arial" w:hAnsi="Arial" w:eastAsia="Arial" w:cs="Arial"/>
+          <w:b/>
+          <w:i w:val="0"/>
+          <w:color w:val="000000"/>
+          <w:sz w:val="18"/>
+          <w:highlight w:val="lightGray"/>
+        </w:rPr>
+        <w:t>e</w:t>
+      </w:r>
+      <w:r>
+        <w:rPr>
+          <w:rFonts w:ascii="Arial" w:hAnsi="Arial" w:eastAsia="Arial" w:cs="Arial"/>
+          <w:b/>
+          <w:i w:val="0"/>
+          <w:color w:val="000000"/>
+          <w:sz w:val="18"/>
+          <w:highlight w:val="lightGray"/>
+        </w:rPr>
+        <w:t>e</w:t>
+      </w:r>
+      <w:r>
+        <w:rPr>
+          <w:rFonts w:ascii="Arial" w:hAnsi="Arial" w:eastAsia="Arial" w:cs="Arial"/>
+          <w:b/>
+          <w:i w:val="0"/>
+          <w:color w:val="000000"/>
+          <w:sz w:val="18"/>
+          <w:highlight w:val="lightGray"/>
+        </w:rPr>
+        <w:t>n</w:t>
+      </w:r>
+      <w:r>
+        <w:rPr>
+          <w:rFonts w:ascii="Arial" w:hAnsi="Arial" w:eastAsia="Arial" w:cs="Arial"/>
+          <w:b/>
+          <w:i w:val="0"/>
+          <w:color w:val="000000"/>
+          <w:sz w:val="18"/>
+          <w:highlight w:val="lightGray"/>
+        </w:rPr>
+        <w:t>S</w:t>
+      </w:r>
+      <w:r>
+        <w:rPr>
+          <w:rFonts w:ascii="Arial" w:hAnsi="Arial" w:eastAsia="Arial" w:cs="Arial"/>
+          <w:b/>
+          <w:i w:val="0"/>
+          <w:color w:val="000000"/>
+          <w:sz w:val="18"/>
+          <w:highlight w:val="lightGray"/>
+        </w:rPr>
+        <w:t>h</w:t>
+      </w:r>
+      <w:r>
+        <w:rPr>
+          <w:rFonts w:ascii="Arial" w:hAnsi="Arial" w:eastAsia="Arial" w:cs="Arial"/>
+          <w:b/>
+          <w:i w:val="0"/>
+          <w:color w:val="000000"/>
+          <w:sz w:val="18"/>
+          <w:highlight w:val="lightGray"/>
+        </w:rPr>
+        <w:t>o</w:t>
+      </w:r>
+      <w:r>
+        <w:rPr>
+          <w:rFonts w:ascii="Arial" w:hAnsi="Arial" w:eastAsia="Arial" w:cs="Arial"/>
+          <w:b/>
+          <w:i w:val="0"/>
+          <w:color w:val="000000"/>
+          <w:sz w:val="18"/>
+          <w:highlight w:val="lightGray"/>
+        </w:rPr>
+        <w:t>t</w:t>
       </w:r>
       <w:r>
         <w:rPr>
@@ -43245,7 +45858,7 @@
       </w:r>
       <w:r>
         <w:rPr>
-          <w:rFonts w:ascii="Arial" w:eastAsia="Arial" w:hAnsi="Arial" w:cs="Arial"/>
+          <w:rFonts w:ascii="Arial" w:hAnsi="Arial"/>
           <w:b/>
           <w:color w:val="000000"/>
           <w:sz w:val="18"/>
@@ -43255,7 +45868,7 @@
       </w:r>
       <w:r>
         <w:rPr>
-          <w:rFonts w:ascii="Arial" w:eastAsia="Arial" w:hAnsi="Arial" w:cs="Arial"/>
+          <w:rFonts w:ascii="Arial" w:hAnsi="Arial"/>
           <w:color w:val="000000"/>
           <w:sz w:val="18"/>
           <w:highlight w:val="lightGray"/>
